--- a/downloads/rumampu/RuMampu_User_Stories_with_Details.docx
+++ b/downloads/rumampu/RuMampu_User_Stories_with_Details.docx
@@ -501,7 +501,23 @@
         <w:rPr>
           <w:rtl w:val="0"/>
         </w:rPr>
-        <w:t xml:space="preserve">Routes and Figma frame names quoted per screen refer to the prototype’s internal navigation and the "RM v2" Figma page, for cross-reference.</w:t>
+        <w:t xml:space="preserve">Routes quoted per screen refer to the prototype’s internal navigation. Each acceptance criterion’s Details block ends with a direct link to its screen frame on the </w:t>
+      </w:r>
+      <w:hyperlink r:id="rId128">
+        <w:r>
+          <w:rPr>
+            <w:color w:val="1155CC"/>
+            <w:u w:val="single"/>
+            <w:rtl w:val="0"/>
+          </w:rPr>
+          <w:t xml:space="preserve">"RM v2" Figma page (Yin Shan)</w:t>
+        </w:r>
+      </w:hyperlink>
+      <w:r>
+        <w:rPr>
+          <w:rtl w:val="0"/>
+        </w:rPr>
+        <w:t xml:space="preserve">.</w:t>
       </w:r>
     </w:p>
     <w:p>
@@ -740,6 +756,36 @@
     </w:p>
     <w:p>
       <w:pPr>
+        <w:ind w:left="720" w:firstLine="0"/>
+        <w:rPr/>
+      </w:pPr>
+      <w:r>
+        <w:rPr>
+          <w:rtl w:val="0"/>
+        </w:rPr>
+        <w:t xml:space="preserve">• </w:t>
+      </w:r>
+      <w:r>
+        <w:rPr>
+          <w:b w:val="1"/>
+          <w:bCs w:val="1"/>
+          <w:rtl w:val="0"/>
+        </w:rPr>
+        <w:t xml:space="preserve">Figma: </w:t>
+      </w:r>
+      <w:hyperlink r:id="rId100">
+        <w:r>
+          <w:rPr>
+            <w:color w:val="1155CC"/>
+            <w:u w:val="single"/>
+            <w:rtl w:val="0"/>
+          </w:rPr>
+          <w:t xml:space="preserve">RM v2 / 09 Income</w:t>
+        </w:r>
+      </w:hyperlink>
+    </w:p>
+    <w:p>
+      <w:pPr>
         <w:rPr/>
       </w:pPr>
       <w:r>
@@ -871,6 +917,36 @@
         </w:rPr>
         <w:t xml:space="preserve">defaults to today (mock: 2026-08-23); past dates allowed — this is how older entries get in manually.</w:t>
       </w:r>
+    </w:p>
+    <w:p>
+      <w:pPr>
+        <w:ind w:left="720" w:firstLine="0"/>
+        <w:rPr/>
+      </w:pPr>
+      <w:r>
+        <w:rPr>
+          <w:rtl w:val="0"/>
+        </w:rPr>
+        <w:t xml:space="preserve">• </w:t>
+      </w:r>
+      <w:r>
+        <w:rPr>
+          <w:b w:val="1"/>
+          <w:bCs w:val="1"/>
+          <w:rtl w:val="0"/>
+        </w:rPr>
+        <w:t xml:space="preserve">Figma: </w:t>
+      </w:r>
+      <w:hyperlink r:id="rId100">
+        <w:r>
+          <w:rPr>
+            <w:color w:val="1155CC"/>
+            <w:u w:val="single"/>
+            <w:rtl w:val="0"/>
+          </w:rPr>
+          <w:t xml:space="preserve">RM v2 / 09 Income</w:t>
+        </w:r>
+      </w:hyperlink>
     </w:p>
     <w:p>
       <w:pPr>
@@ -1103,6 +1179,36 @@
     </w:p>
     <w:p>
       <w:pPr>
+        <w:ind w:left="720" w:firstLine="0"/>
+        <w:rPr/>
+      </w:pPr>
+      <w:r>
+        <w:rPr>
+          <w:rtl w:val="0"/>
+        </w:rPr>
+        <w:t xml:space="preserve">• </w:t>
+      </w:r>
+      <w:r>
+        <w:rPr>
+          <w:b w:val="1"/>
+          <w:bCs w:val="1"/>
+          <w:rtl w:val="0"/>
+        </w:rPr>
+        <w:t xml:space="preserve">Figma: </w:t>
+      </w:r>
+      <w:hyperlink r:id="rId100">
+        <w:r>
+          <w:rPr>
+            <w:color w:val="1155CC"/>
+            <w:u w:val="single"/>
+            <w:rtl w:val="0"/>
+          </w:rPr>
+          <w:t xml:space="preserve">RM v2 / 09 Income</w:t>
+        </w:r>
+      </w:hyperlink>
+    </w:p>
+    <w:p>
+      <w:pPr>
         <w:rPr/>
       </w:pPr>
       <w:r>
@@ -1237,6 +1343,36 @@
     </w:p>
     <w:p>
       <w:pPr>
+        <w:ind w:left="720" w:firstLine="0"/>
+        <w:rPr/>
+      </w:pPr>
+      <w:r>
+        <w:rPr>
+          <w:rtl w:val="0"/>
+        </w:rPr>
+        <w:t xml:space="preserve">• </w:t>
+      </w:r>
+      <w:r>
+        <w:rPr>
+          <w:b w:val="1"/>
+          <w:bCs w:val="1"/>
+          <w:rtl w:val="0"/>
+        </w:rPr>
+        <w:t xml:space="preserve">Figma: </w:t>
+      </w:r>
+      <w:hyperlink r:id="rId100">
+        <w:r>
+          <w:rPr>
+            <w:color w:val="1155CC"/>
+            <w:u w:val="single"/>
+            <w:rtl w:val="0"/>
+          </w:rPr>
+          <w:t xml:space="preserve">RM v2 / 09 Income</w:t>
+        </w:r>
+      </w:hyperlink>
+    </w:p>
+    <w:p>
+      <w:pPr>
         <w:rPr/>
       </w:pPr>
       <w:r>
@@ -1371,6 +1507,36 @@
     </w:p>
     <w:p>
       <w:pPr>
+        <w:ind w:left="720" w:firstLine="0"/>
+        <w:rPr/>
+      </w:pPr>
+      <w:r>
+        <w:rPr>
+          <w:rtl w:val="0"/>
+        </w:rPr>
+        <w:t xml:space="preserve">• </w:t>
+      </w:r>
+      <w:r>
+        <w:rPr>
+          <w:b w:val="1"/>
+          <w:bCs w:val="1"/>
+          <w:rtl w:val="0"/>
+        </w:rPr>
+        <w:t xml:space="preserve">Figma: </w:t>
+      </w:r>
+      <w:hyperlink r:id="rId100">
+        <w:r>
+          <w:rPr>
+            <w:color w:val="1155CC"/>
+            <w:u w:val="single"/>
+            <w:rtl w:val="0"/>
+          </w:rPr>
+          <w:t xml:space="preserve">RM v2 / 09 Income</w:t>
+        </w:r>
+      </w:hyperlink>
+    </w:p>
+    <w:p>
+      <w:pPr>
         <w:rPr/>
       </w:pPr>
       <w:r>
@@ -1531,6 +1697,36 @@
     </w:p>
     <w:p>
       <w:pPr>
+        <w:ind w:left="720" w:firstLine="0"/>
+        <w:rPr/>
+      </w:pPr>
+      <w:r>
+        <w:rPr>
+          <w:rtl w:val="0"/>
+        </w:rPr>
+        <w:t xml:space="preserve">• </w:t>
+      </w:r>
+      <w:r>
+        <w:rPr>
+          <w:b w:val="1"/>
+          <w:bCs w:val="1"/>
+          <w:rtl w:val="0"/>
+        </w:rPr>
+        <w:t xml:space="preserve">Figma: </w:t>
+      </w:r>
+      <w:hyperlink r:id="rId100">
+        <w:r>
+          <w:rPr>
+            <w:color w:val="1155CC"/>
+            <w:u w:val="single"/>
+            <w:rtl w:val="0"/>
+          </w:rPr>
+          <w:t xml:space="preserve">RM v2 / 09 Income</w:t>
+        </w:r>
+      </w:hyperlink>
+    </w:p>
+    <w:p>
+      <w:pPr>
         <w:rPr/>
       </w:pPr>
       <w:r>
@@ -1665,6 +1861,36 @@
     </w:p>
     <w:p>
       <w:pPr>
+        <w:ind w:left="720" w:firstLine="0"/>
+        <w:rPr/>
+      </w:pPr>
+      <w:r>
+        <w:rPr>
+          <w:rtl w:val="0"/>
+        </w:rPr>
+        <w:t xml:space="preserve">• </w:t>
+      </w:r>
+      <w:r>
+        <w:rPr>
+          <w:b w:val="1"/>
+          <w:bCs w:val="1"/>
+          <w:rtl w:val="0"/>
+        </w:rPr>
+        <w:t xml:space="preserve">Figma: </w:t>
+      </w:r>
+      <w:hyperlink r:id="rId100">
+        <w:r>
+          <w:rPr>
+            <w:color w:val="1155CC"/>
+            <w:u w:val="single"/>
+            <w:rtl w:val="0"/>
+          </w:rPr>
+          <w:t xml:space="preserve">RM v2 / 09 Income</w:t>
+        </w:r>
+      </w:hyperlink>
+    </w:p>
+    <w:p>
+      <w:pPr>
         <w:rPr/>
       </w:pPr>
       <w:r>
@@ -1773,6 +1999,36 @@
     </w:p>
     <w:p>
       <w:pPr>
+        <w:ind w:left="720" w:firstLine="0"/>
+        <w:rPr/>
+      </w:pPr>
+      <w:r>
+        <w:rPr>
+          <w:rtl w:val="0"/>
+        </w:rPr>
+        <w:t xml:space="preserve">• </w:t>
+      </w:r>
+      <w:r>
+        <w:rPr>
+          <w:b w:val="1"/>
+          <w:bCs w:val="1"/>
+          <w:rtl w:val="0"/>
+        </w:rPr>
+        <w:t xml:space="preserve">Figma: </w:t>
+      </w:r>
+      <w:hyperlink r:id="rId100">
+        <w:r>
+          <w:rPr>
+            <w:color w:val="1155CC"/>
+            <w:u w:val="single"/>
+            <w:rtl w:val="0"/>
+          </w:rPr>
+          <w:t xml:space="preserve">RM v2 / 09 Income</w:t>
+        </w:r>
+      </w:hyperlink>
+    </w:p>
+    <w:p>
+      <w:pPr>
         <w:spacing w:after="240" w:before="240" w:lineRule="auto"/>
         <w:rPr>
           <w:b w:val="1"/>
@@ -1872,6 +2128,36 @@
     </w:p>
     <w:p>
       <w:pPr>
+        <w:ind w:left="720" w:firstLine="0"/>
+        <w:rPr/>
+      </w:pPr>
+      <w:r>
+        <w:rPr>
+          <w:rtl w:val="0"/>
+        </w:rPr>
+        <w:t xml:space="preserve">• </w:t>
+      </w:r>
+      <w:r>
+        <w:rPr>
+          <w:b w:val="1"/>
+          <w:bCs w:val="1"/>
+          <w:rtl w:val="0"/>
+        </w:rPr>
+        <w:t xml:space="preserve">Figma: </w:t>
+      </w:r>
+      <w:hyperlink r:id="rId100">
+        <w:r>
+          <w:rPr>
+            <w:color w:val="1155CC"/>
+            <w:u w:val="single"/>
+            <w:rtl w:val="0"/>
+          </w:rPr>
+          <w:t xml:space="preserve">RM v2 / 09 Income</w:t>
+        </w:r>
+      </w:hyperlink>
+    </w:p>
+    <w:p>
+      <w:pPr>
         <w:spacing w:after="240" w:before="240" w:lineRule="auto"/>
         <w:rPr>
           <w:b w:val="1"/>
@@ -1997,6 +2283,36 @@
     </w:p>
     <w:p>
       <w:pPr>
+        <w:ind w:left="720" w:firstLine="0"/>
+        <w:rPr/>
+      </w:pPr>
+      <w:r>
+        <w:rPr>
+          <w:rtl w:val="0"/>
+        </w:rPr>
+        <w:t xml:space="preserve">• </w:t>
+      </w:r>
+      <w:r>
+        <w:rPr>
+          <w:b w:val="1"/>
+          <w:bCs w:val="1"/>
+          <w:rtl w:val="0"/>
+        </w:rPr>
+        <w:t xml:space="preserve">Figma: </w:t>
+      </w:r>
+      <w:hyperlink r:id="rId100">
+        <w:r>
+          <w:rPr>
+            <w:color w:val="1155CC"/>
+            <w:u w:val="single"/>
+            <w:rtl w:val="0"/>
+          </w:rPr>
+          <w:t xml:space="preserve">RM v2 / 09 Income</w:t>
+        </w:r>
+      </w:hyperlink>
+    </w:p>
+    <w:p>
+      <w:pPr>
         <w:pStyle w:val="Heading2"/>
         <w:rPr/>
       </w:pPr>
@@ -2193,6 +2509,36 @@
     </w:p>
     <w:p>
       <w:pPr>
+        <w:ind w:left="720" w:firstLine="0"/>
+        <w:rPr/>
+      </w:pPr>
+      <w:r>
+        <w:rPr>
+          <w:rtl w:val="0"/>
+        </w:rPr>
+        <w:t xml:space="preserve">• </w:t>
+      </w:r>
+      <w:r>
+        <w:rPr>
+          <w:b w:val="1"/>
+          <w:bCs w:val="1"/>
+          <w:rtl w:val="0"/>
+        </w:rPr>
+        <w:t xml:space="preserve">Figma: </w:t>
+      </w:r>
+      <w:hyperlink r:id="rId100">
+        <w:r>
+          <w:rPr>
+            <w:color w:val="1155CC"/>
+            <w:u w:val="single"/>
+            <w:rtl w:val="0"/>
+          </w:rPr>
+          <w:t xml:space="preserve">RM v2 / 09 Income</w:t>
+        </w:r>
+      </w:hyperlink>
+    </w:p>
+    <w:p>
+      <w:pPr>
         <w:rPr/>
       </w:pPr>
       <w:r>
@@ -2327,6 +2673,36 @@
     </w:p>
     <w:p>
       <w:pPr>
+        <w:ind w:left="720" w:firstLine="0"/>
+        <w:rPr/>
+      </w:pPr>
+      <w:r>
+        <w:rPr>
+          <w:rtl w:val="0"/>
+        </w:rPr>
+        <w:t xml:space="preserve">• </w:t>
+      </w:r>
+      <w:r>
+        <w:rPr>
+          <w:b w:val="1"/>
+          <w:bCs w:val="1"/>
+          <w:rtl w:val="0"/>
+        </w:rPr>
+        <w:t xml:space="preserve">Figma: </w:t>
+      </w:r>
+      <w:hyperlink r:id="rId100">
+        <w:r>
+          <w:rPr>
+            <w:color w:val="1155CC"/>
+            <w:u w:val="single"/>
+            <w:rtl w:val="0"/>
+          </w:rPr>
+          <w:t xml:space="preserve">RM v2 / 09 Income</w:t>
+        </w:r>
+      </w:hyperlink>
+    </w:p>
+    <w:p>
+      <w:pPr>
         <w:rPr/>
       </w:pPr>
       <w:r>
@@ -2435,6 +2811,36 @@
     </w:p>
     <w:p>
       <w:pPr>
+        <w:ind w:left="720" w:firstLine="0"/>
+        <w:rPr/>
+      </w:pPr>
+      <w:r>
+        <w:rPr>
+          <w:rtl w:val="0"/>
+        </w:rPr>
+        <w:t xml:space="preserve">• </w:t>
+      </w:r>
+      <w:r>
+        <w:rPr>
+          <w:b w:val="1"/>
+          <w:bCs w:val="1"/>
+          <w:rtl w:val="0"/>
+        </w:rPr>
+        <w:t xml:space="preserve">Figma: </w:t>
+      </w:r>
+      <w:hyperlink r:id="rId100">
+        <w:r>
+          <w:rPr>
+            <w:color w:val="1155CC"/>
+            <w:u w:val="single"/>
+            <w:rtl w:val="0"/>
+          </w:rPr>
+          <w:t xml:space="preserve">RM v2 / 09 Income</w:t>
+        </w:r>
+      </w:hyperlink>
+    </w:p>
+    <w:p>
+      <w:pPr>
         <w:spacing w:after="240" w:before="240" w:lineRule="auto"/>
         <w:rPr>
           <w:b w:val="1"/>
@@ -2568,6 +2974,36 @@
     </w:p>
     <w:p>
       <w:pPr>
+        <w:ind w:left="720" w:firstLine="0"/>
+        <w:rPr/>
+      </w:pPr>
+      <w:r>
+        <w:rPr>
+          <w:rtl w:val="0"/>
+        </w:rPr>
+        <w:t xml:space="preserve">• </w:t>
+      </w:r>
+      <w:r>
+        <w:rPr>
+          <w:b w:val="1"/>
+          <w:bCs w:val="1"/>
+          <w:rtl w:val="0"/>
+        </w:rPr>
+        <w:t xml:space="preserve">Figma: </w:t>
+      </w:r>
+      <w:hyperlink r:id="rId100">
+        <w:r>
+          <w:rPr>
+            <w:color w:val="1155CC"/>
+            <w:u w:val="single"/>
+            <w:rtl w:val="0"/>
+          </w:rPr>
+          <w:t xml:space="preserve">RM v2 / 09 Income</w:t>
+        </w:r>
+      </w:hyperlink>
+    </w:p>
+    <w:p>
+      <w:pPr>
         <w:pStyle w:val="Heading2"/>
         <w:rPr/>
       </w:pPr>
@@ -2764,6 +3200,36 @@
     </w:p>
     <w:p>
       <w:pPr>
+        <w:ind w:left="720" w:firstLine="0"/>
+        <w:rPr/>
+      </w:pPr>
+      <w:r>
+        <w:rPr>
+          <w:rtl w:val="0"/>
+        </w:rPr>
+        <w:t xml:space="preserve">• </w:t>
+      </w:r>
+      <w:r>
+        <w:rPr>
+          <w:b w:val="1"/>
+          <w:bCs w:val="1"/>
+          <w:rtl w:val="0"/>
+        </w:rPr>
+        <w:t xml:space="preserve">Figma: </w:t>
+      </w:r>
+      <w:hyperlink r:id="rId101">
+        <w:r>
+          <w:rPr>
+            <w:color w:val="1155CC"/>
+            <w:u w:val="single"/>
+            <w:rtl w:val="0"/>
+          </w:rPr>
+          <w:t xml:space="preserve">RM v2 / 10 Work costs</w:t>
+        </w:r>
+      </w:hyperlink>
+    </w:p>
+    <w:p>
+      <w:pPr>
         <w:rPr/>
       </w:pPr>
       <w:r>
@@ -2898,6 +3364,36 @@
     </w:p>
     <w:p>
       <w:pPr>
+        <w:ind w:left="720" w:firstLine="0"/>
+        <w:rPr/>
+      </w:pPr>
+      <w:r>
+        <w:rPr>
+          <w:rtl w:val="0"/>
+        </w:rPr>
+        <w:t xml:space="preserve">• </w:t>
+      </w:r>
+      <w:r>
+        <w:rPr>
+          <w:b w:val="1"/>
+          <w:bCs w:val="1"/>
+          <w:rtl w:val="0"/>
+        </w:rPr>
+        <w:t xml:space="preserve">Figma: </w:t>
+      </w:r>
+      <w:hyperlink r:id="rId101">
+        <w:r>
+          <w:rPr>
+            <w:color w:val="1155CC"/>
+            <w:u w:val="single"/>
+            <w:rtl w:val="0"/>
+          </w:rPr>
+          <w:t xml:space="preserve">RM v2 / 10 Work costs</w:t>
+        </w:r>
+      </w:hyperlink>
+    </w:p>
+    <w:p>
+      <w:pPr>
         <w:rPr/>
       </w:pPr>
       <w:r>
@@ -3006,6 +3502,36 @@
     </w:p>
     <w:p>
       <w:pPr>
+        <w:ind w:left="720" w:firstLine="0"/>
+        <w:rPr/>
+      </w:pPr>
+      <w:r>
+        <w:rPr>
+          <w:rtl w:val="0"/>
+        </w:rPr>
+        <w:t xml:space="preserve">• </w:t>
+      </w:r>
+      <w:r>
+        <w:rPr>
+          <w:b w:val="1"/>
+          <w:bCs w:val="1"/>
+          <w:rtl w:val="0"/>
+        </w:rPr>
+        <w:t xml:space="preserve">Figma: </w:t>
+      </w:r>
+      <w:hyperlink r:id="rId101">
+        <w:r>
+          <w:rPr>
+            <w:color w:val="1155CC"/>
+            <w:u w:val="single"/>
+            <w:rtl w:val="0"/>
+          </w:rPr>
+          <w:t xml:space="preserve">RM v2 / 10 Work costs</w:t>
+        </w:r>
+      </w:hyperlink>
+    </w:p>
+    <w:p>
+      <w:pPr>
         <w:rPr/>
       </w:pPr>
       <w:r>
@@ -3140,6 +3666,36 @@
     </w:p>
     <w:p>
       <w:pPr>
+        <w:ind w:left="720" w:firstLine="0"/>
+        <w:rPr/>
+      </w:pPr>
+      <w:r>
+        <w:rPr>
+          <w:rtl w:val="0"/>
+        </w:rPr>
+        <w:t xml:space="preserve">• </w:t>
+      </w:r>
+      <w:r>
+        <w:rPr>
+          <w:b w:val="1"/>
+          <w:bCs w:val="1"/>
+          <w:rtl w:val="0"/>
+        </w:rPr>
+        <w:t xml:space="preserve">Figma: </w:t>
+      </w:r>
+      <w:hyperlink r:id="rId101">
+        <w:r>
+          <w:rPr>
+            <w:color w:val="1155CC"/>
+            <w:u w:val="single"/>
+            <w:rtl w:val="0"/>
+          </w:rPr>
+          <w:t xml:space="preserve">RM v2 / 10 Work costs</w:t>
+        </w:r>
+      </w:hyperlink>
+    </w:p>
+    <w:p>
+      <w:pPr>
         <w:rPr/>
       </w:pPr>
       <w:r>
@@ -3274,6 +3830,36 @@
     </w:p>
     <w:p>
       <w:pPr>
+        <w:ind w:left="720" w:firstLine="0"/>
+        <w:rPr/>
+      </w:pPr>
+      <w:r>
+        <w:rPr>
+          <w:rtl w:val="0"/>
+        </w:rPr>
+        <w:t xml:space="preserve">• </w:t>
+      </w:r>
+      <w:r>
+        <w:rPr>
+          <w:b w:val="1"/>
+          <w:bCs w:val="1"/>
+          <w:rtl w:val="0"/>
+        </w:rPr>
+        <w:t xml:space="preserve">Figma: </w:t>
+      </w:r>
+      <w:hyperlink r:id="rId101">
+        <w:r>
+          <w:rPr>
+            <w:color w:val="1155CC"/>
+            <w:u w:val="single"/>
+            <w:rtl w:val="0"/>
+          </w:rPr>
+          <w:t xml:space="preserve">RM v2 / 10 Work costs</w:t>
+        </w:r>
+      </w:hyperlink>
+    </w:p>
+    <w:p>
+      <w:pPr>
         <w:rPr/>
       </w:pPr>
       <w:r>
@@ -3382,6 +3968,36 @@
     </w:p>
     <w:p>
       <w:pPr>
+        <w:ind w:left="720" w:firstLine="0"/>
+        <w:rPr/>
+      </w:pPr>
+      <w:r>
+        <w:rPr>
+          <w:rtl w:val="0"/>
+        </w:rPr>
+        <w:t xml:space="preserve">• </w:t>
+      </w:r>
+      <w:r>
+        <w:rPr>
+          <w:b w:val="1"/>
+          <w:bCs w:val="1"/>
+          <w:rtl w:val="0"/>
+        </w:rPr>
+        <w:t xml:space="preserve">Figma: </w:t>
+      </w:r>
+      <w:hyperlink r:id="rId101">
+        <w:r>
+          <w:rPr>
+            <w:color w:val="1155CC"/>
+            <w:u w:val="single"/>
+            <w:rtl w:val="0"/>
+          </w:rPr>
+          <w:t xml:space="preserve">RM v2 / 10 Work costs</w:t>
+        </w:r>
+      </w:hyperlink>
+    </w:p>
+    <w:p>
+      <w:pPr>
         <w:pStyle w:val="Heading2"/>
         <w:rPr/>
       </w:pPr>
@@ -3578,6 +4194,36 @@
     </w:p>
     <w:p>
       <w:pPr>
+        <w:ind w:left="720" w:firstLine="0"/>
+        <w:rPr/>
+      </w:pPr>
+      <w:r>
+        <w:rPr>
+          <w:rtl w:val="0"/>
+        </w:rPr>
+        <w:t xml:space="preserve">• </w:t>
+      </w:r>
+      <w:r>
+        <w:rPr>
+          <w:b w:val="1"/>
+          <w:bCs w:val="1"/>
+          <w:rtl w:val="0"/>
+        </w:rPr>
+        <w:t xml:space="preserve">Figma: </w:t>
+      </w:r>
+      <w:hyperlink r:id="rId102">
+        <w:r>
+          <w:rPr>
+            <w:color w:val="1155CC"/>
+            <w:u w:val="single"/>
+            <w:rtl w:val="0"/>
+          </w:rPr>
+          <w:t xml:space="preserve">RM v2 / 11 Commitments</w:t>
+        </w:r>
+      </w:hyperlink>
+    </w:p>
+    <w:p>
+      <w:pPr>
         <w:rPr/>
       </w:pPr>
       <w:r>
@@ -3686,6 +4332,36 @@
     </w:p>
     <w:p>
       <w:pPr>
+        <w:ind w:left="720" w:firstLine="0"/>
+        <w:rPr/>
+      </w:pPr>
+      <w:r>
+        <w:rPr>
+          <w:rtl w:val="0"/>
+        </w:rPr>
+        <w:t xml:space="preserve">• </w:t>
+      </w:r>
+      <w:r>
+        <w:rPr>
+          <w:b w:val="1"/>
+          <w:bCs w:val="1"/>
+          <w:rtl w:val="0"/>
+        </w:rPr>
+        <w:t xml:space="preserve">Figma: </w:t>
+      </w:r>
+      <w:hyperlink r:id="rId102">
+        <w:r>
+          <w:rPr>
+            <w:color w:val="1155CC"/>
+            <w:u w:val="single"/>
+            <w:rtl w:val="0"/>
+          </w:rPr>
+          <w:t xml:space="preserve">RM v2 / 11 Commitments</w:t>
+        </w:r>
+      </w:hyperlink>
+    </w:p>
+    <w:p>
+      <w:pPr>
         <w:rPr/>
       </w:pPr>
       <w:r>
@@ -3794,6 +4470,36 @@
     </w:p>
     <w:p>
       <w:pPr>
+        <w:ind w:left="720" w:firstLine="0"/>
+        <w:rPr/>
+      </w:pPr>
+      <w:r>
+        <w:rPr>
+          <w:rtl w:val="0"/>
+        </w:rPr>
+        <w:t xml:space="preserve">• </w:t>
+      </w:r>
+      <w:r>
+        <w:rPr>
+          <w:b w:val="1"/>
+          <w:bCs w:val="1"/>
+          <w:rtl w:val="0"/>
+        </w:rPr>
+        <w:t xml:space="preserve">Figma: </w:t>
+      </w:r>
+      <w:hyperlink r:id="rId102">
+        <w:r>
+          <w:rPr>
+            <w:color w:val="1155CC"/>
+            <w:u w:val="single"/>
+            <w:rtl w:val="0"/>
+          </w:rPr>
+          <w:t xml:space="preserve">RM v2 / 11 Commitments</w:t>
+        </w:r>
+      </w:hyperlink>
+    </w:p>
+    <w:p>
+      <w:pPr>
         <w:rPr/>
       </w:pPr>
       <w:r>
@@ -3902,6 +4608,36 @@
     </w:p>
     <w:p>
       <w:pPr>
+        <w:ind w:left="720" w:firstLine="0"/>
+        <w:rPr/>
+      </w:pPr>
+      <w:r>
+        <w:rPr>
+          <w:rtl w:val="0"/>
+        </w:rPr>
+        <w:t xml:space="preserve">• </w:t>
+      </w:r>
+      <w:r>
+        <w:rPr>
+          <w:b w:val="1"/>
+          <w:bCs w:val="1"/>
+          <w:rtl w:val="0"/>
+        </w:rPr>
+        <w:t xml:space="preserve">Figma: </w:t>
+      </w:r>
+      <w:hyperlink r:id="rId102">
+        <w:r>
+          <w:rPr>
+            <w:color w:val="1155CC"/>
+            <w:u w:val="single"/>
+            <w:rtl w:val="0"/>
+          </w:rPr>
+          <w:t xml:space="preserve">RM v2 / 11 Commitments</w:t>
+        </w:r>
+      </w:hyperlink>
+    </w:p>
+    <w:p>
+      <w:pPr>
         <w:rPr/>
       </w:pPr>
       <w:r>
@@ -4010,6 +4746,36 @@
     </w:p>
     <w:p>
       <w:pPr>
+        <w:ind w:left="720" w:firstLine="0"/>
+        <w:rPr/>
+      </w:pPr>
+      <w:r>
+        <w:rPr>
+          <w:rtl w:val="0"/>
+        </w:rPr>
+        <w:t xml:space="preserve">• </w:t>
+      </w:r>
+      <w:r>
+        <w:rPr>
+          <w:b w:val="1"/>
+          <w:bCs w:val="1"/>
+          <w:rtl w:val="0"/>
+        </w:rPr>
+        <w:t xml:space="preserve">Figma: </w:t>
+      </w:r>
+      <w:hyperlink r:id="rId102">
+        <w:r>
+          <w:rPr>
+            <w:color w:val="1155CC"/>
+            <w:u w:val="single"/>
+            <w:rtl w:val="0"/>
+          </w:rPr>
+          <w:t xml:space="preserve">RM v2 / 11 Commitments</w:t>
+        </w:r>
+      </w:hyperlink>
+    </w:p>
+    <w:p>
+      <w:pPr>
         <w:rPr/>
       </w:pPr>
       <w:r>
@@ -4130,6 +4896,36 @@
     </w:p>
     <w:p>
       <w:pPr>
+        <w:ind w:left="720" w:firstLine="0"/>
+        <w:rPr/>
+      </w:pPr>
+      <w:r>
+        <w:rPr>
+          <w:rtl w:val="0"/>
+        </w:rPr>
+        <w:t xml:space="preserve">• </w:t>
+      </w:r>
+      <w:r>
+        <w:rPr>
+          <w:b w:val="1"/>
+          <w:bCs w:val="1"/>
+          <w:rtl w:val="0"/>
+        </w:rPr>
+        <w:t xml:space="preserve">Figma: </w:t>
+      </w:r>
+      <w:hyperlink r:id="rId102">
+        <w:r>
+          <w:rPr>
+            <w:color w:val="1155CC"/>
+            <w:u w:val="single"/>
+            <w:rtl w:val="0"/>
+          </w:rPr>
+          <w:t xml:space="preserve">RM v2 / 11 Commitments</w:t>
+        </w:r>
+      </w:hyperlink>
+    </w:p>
+    <w:p>
+      <w:pPr>
         <w:pStyle w:val="Heading2"/>
         <w:rPr/>
       </w:pPr>
@@ -4326,6 +5122,36 @@
     </w:p>
     <w:p>
       <w:pPr>
+        <w:ind w:left="720" w:firstLine="0"/>
+        <w:rPr/>
+      </w:pPr>
+      <w:r>
+        <w:rPr>
+          <w:rtl w:val="0"/>
+        </w:rPr>
+        <w:t xml:space="preserve">• </w:t>
+      </w:r>
+      <w:r>
+        <w:rPr>
+          <w:b w:val="1"/>
+          <w:bCs w:val="1"/>
+          <w:rtl w:val="0"/>
+        </w:rPr>
+        <w:t xml:space="preserve">Figma: </w:t>
+      </w:r>
+      <w:hyperlink r:id="rId103">
+        <w:r>
+          <w:rPr>
+            <w:color w:val="1155CC"/>
+            <w:u w:val="single"/>
+            <w:rtl w:val="0"/>
+          </w:rPr>
+          <w:t xml:space="preserve">RM v2 / 23 Add expense</w:t>
+        </w:r>
+      </w:hyperlink>
+    </w:p>
+    <w:p>
+      <w:pPr>
         <w:rPr/>
       </w:pPr>
       <w:r>
@@ -4434,6 +5260,36 @@
     </w:p>
     <w:p>
       <w:pPr>
+        <w:ind w:left="720" w:firstLine="0"/>
+        <w:rPr/>
+      </w:pPr>
+      <w:r>
+        <w:rPr>
+          <w:rtl w:val="0"/>
+        </w:rPr>
+        <w:t xml:space="preserve">• </w:t>
+      </w:r>
+      <w:r>
+        <w:rPr>
+          <w:b w:val="1"/>
+          <w:bCs w:val="1"/>
+          <w:rtl w:val="0"/>
+        </w:rPr>
+        <w:t xml:space="preserve">Figma: </w:t>
+      </w:r>
+      <w:hyperlink r:id="rId103">
+        <w:r>
+          <w:rPr>
+            <w:color w:val="1155CC"/>
+            <w:u w:val="single"/>
+            <w:rtl w:val="0"/>
+          </w:rPr>
+          <w:t xml:space="preserve">RM v2 / 23 Add expense</w:t>
+        </w:r>
+      </w:hyperlink>
+    </w:p>
+    <w:p>
+      <w:pPr>
         <w:rPr/>
       </w:pPr>
       <w:r>
@@ -4528,6 +5384,36 @@
     </w:p>
     <w:p>
       <w:pPr>
+        <w:ind w:left="720" w:firstLine="0"/>
+        <w:rPr/>
+      </w:pPr>
+      <w:r>
+        <w:rPr>
+          <w:rtl w:val="0"/>
+        </w:rPr>
+        <w:t xml:space="preserve">• </w:t>
+      </w:r>
+      <w:r>
+        <w:rPr>
+          <w:b w:val="1"/>
+          <w:bCs w:val="1"/>
+          <w:rtl w:val="0"/>
+        </w:rPr>
+        <w:t xml:space="preserve">Figma: </w:t>
+      </w:r>
+      <w:hyperlink r:id="rId103">
+        <w:r>
+          <w:rPr>
+            <w:color w:val="1155CC"/>
+            <w:u w:val="single"/>
+            <w:rtl w:val="0"/>
+          </w:rPr>
+          <w:t xml:space="preserve">RM v2 / 23 Add expense</w:t>
+        </w:r>
+      </w:hyperlink>
+    </w:p>
+    <w:p>
+      <w:pPr>
         <w:rPr/>
       </w:pPr>
       <w:r>
@@ -4636,6 +5522,36 @@
     </w:p>
     <w:p>
       <w:pPr>
+        <w:ind w:left="720" w:firstLine="0"/>
+        <w:rPr/>
+      </w:pPr>
+      <w:r>
+        <w:rPr>
+          <w:rtl w:val="0"/>
+        </w:rPr>
+        <w:t xml:space="preserve">• </w:t>
+      </w:r>
+      <w:r>
+        <w:rPr>
+          <w:b w:val="1"/>
+          <w:bCs w:val="1"/>
+          <w:rtl w:val="0"/>
+        </w:rPr>
+        <w:t xml:space="preserve">Figma: </w:t>
+      </w:r>
+      <w:hyperlink r:id="rId103">
+        <w:r>
+          <w:rPr>
+            <w:color w:val="1155CC"/>
+            <w:u w:val="single"/>
+            <w:rtl w:val="0"/>
+          </w:rPr>
+          <w:t xml:space="preserve">RM v2 / 23 Add expense</w:t>
+        </w:r>
+      </w:hyperlink>
+    </w:p>
+    <w:p>
+      <w:pPr>
         <w:rPr/>
       </w:pPr>
       <w:r>
@@ -4744,6 +5660,36 @@
     </w:p>
     <w:p>
       <w:pPr>
+        <w:ind w:left="720" w:firstLine="0"/>
+        <w:rPr/>
+      </w:pPr>
+      <w:r>
+        <w:rPr>
+          <w:rtl w:val="0"/>
+        </w:rPr>
+        <w:t xml:space="preserve">• </w:t>
+      </w:r>
+      <w:r>
+        <w:rPr>
+          <w:b w:val="1"/>
+          <w:bCs w:val="1"/>
+          <w:rtl w:val="0"/>
+        </w:rPr>
+        <w:t xml:space="preserve">Figma: </w:t>
+      </w:r>
+      <w:hyperlink r:id="rId103">
+        <w:r>
+          <w:rPr>
+            <w:color w:val="1155CC"/>
+            <w:u w:val="single"/>
+            <w:rtl w:val="0"/>
+          </w:rPr>
+          <w:t xml:space="preserve">RM v2 / 23 Add expense</w:t>
+        </w:r>
+      </w:hyperlink>
+    </w:p>
+    <w:p>
+      <w:pPr>
         <w:rPr/>
       </w:pPr>
       <w:r>
@@ -4878,6 +5824,36 @@
     </w:p>
     <w:p>
       <w:pPr>
+        <w:ind w:left="720" w:firstLine="0"/>
+        <w:rPr/>
+      </w:pPr>
+      <w:r>
+        <w:rPr>
+          <w:rtl w:val="0"/>
+        </w:rPr>
+        <w:t xml:space="preserve">• </w:t>
+      </w:r>
+      <w:r>
+        <w:rPr>
+          <w:b w:val="1"/>
+          <w:bCs w:val="1"/>
+          <w:rtl w:val="0"/>
+        </w:rPr>
+        <w:t xml:space="preserve">Figma: </w:t>
+      </w:r>
+      <w:hyperlink r:id="rId103">
+        <w:r>
+          <w:rPr>
+            <w:color w:val="1155CC"/>
+            <w:u w:val="single"/>
+            <w:rtl w:val="0"/>
+          </w:rPr>
+          <w:t xml:space="preserve">RM v2 / 23 Add expense</w:t>
+        </w:r>
+      </w:hyperlink>
+    </w:p>
+    <w:p>
+      <w:pPr>
         <w:pStyle w:val="Heading2"/>
         <w:rPr/>
       </w:pPr>
@@ -5074,6 +6050,36 @@
     </w:p>
     <w:p>
       <w:pPr>
+        <w:ind w:left="720" w:firstLine="0"/>
+        <w:rPr/>
+      </w:pPr>
+      <w:r>
+        <w:rPr>
+          <w:rtl w:val="0"/>
+        </w:rPr>
+        <w:t xml:space="preserve">• </w:t>
+      </w:r>
+      <w:r>
+        <w:rPr>
+          <w:b w:val="1"/>
+          <w:bCs w:val="1"/>
+          <w:rtl w:val="0"/>
+        </w:rPr>
+        <w:t xml:space="preserve">Figma: </w:t>
+      </w:r>
+      <w:hyperlink r:id="rId104">
+        <w:r>
+          <w:rPr>
+            <w:color w:val="1155CC"/>
+            <w:u w:val="single"/>
+            <w:rtl w:val="0"/>
+          </w:rPr>
+          <w:t xml:space="preserve">RM v2 / 04 Daily expenses</w:t>
+        </w:r>
+      </w:hyperlink>
+    </w:p>
+    <w:p>
+      <w:pPr>
         <w:rPr/>
       </w:pPr>
       <w:r>
@@ -5182,6 +6188,36 @@
     </w:p>
     <w:p>
       <w:pPr>
+        <w:ind w:left="720" w:firstLine="0"/>
+        <w:rPr/>
+      </w:pPr>
+      <w:r>
+        <w:rPr>
+          <w:rtl w:val="0"/>
+        </w:rPr>
+        <w:t xml:space="preserve">• </w:t>
+      </w:r>
+      <w:r>
+        <w:rPr>
+          <w:b w:val="1"/>
+          <w:bCs w:val="1"/>
+          <w:rtl w:val="0"/>
+        </w:rPr>
+        <w:t xml:space="preserve">Figma: </w:t>
+      </w:r>
+      <w:hyperlink r:id="rId104">
+        <w:r>
+          <w:rPr>
+            <w:color w:val="1155CC"/>
+            <w:u w:val="single"/>
+            <w:rtl w:val="0"/>
+          </w:rPr>
+          <w:t xml:space="preserve">RM v2 / 04 Daily expenses</w:t>
+        </w:r>
+      </w:hyperlink>
+    </w:p>
+    <w:p>
+      <w:pPr>
         <w:rPr/>
       </w:pPr>
       <w:r>
@@ -5302,6 +6338,36 @@
     </w:p>
     <w:p>
       <w:pPr>
+        <w:ind w:left="720" w:firstLine="0"/>
+        <w:rPr/>
+      </w:pPr>
+      <w:r>
+        <w:rPr>
+          <w:rtl w:val="0"/>
+        </w:rPr>
+        <w:t xml:space="preserve">• </w:t>
+      </w:r>
+      <w:r>
+        <w:rPr>
+          <w:b w:val="1"/>
+          <w:bCs w:val="1"/>
+          <w:rtl w:val="0"/>
+        </w:rPr>
+        <w:t xml:space="preserve">Figma: </w:t>
+      </w:r>
+      <w:hyperlink r:id="rId104">
+        <w:r>
+          <w:rPr>
+            <w:color w:val="1155CC"/>
+            <w:u w:val="single"/>
+            <w:rtl w:val="0"/>
+          </w:rPr>
+          <w:t xml:space="preserve">RM v2 / 04 Daily expenses</w:t>
+        </w:r>
+      </w:hyperlink>
+    </w:p>
+    <w:p>
+      <w:pPr>
         <w:rPr/>
       </w:pPr>
       <w:r>
@@ -5410,6 +6476,36 @@
     </w:p>
     <w:p>
       <w:pPr>
+        <w:ind w:left="720" w:firstLine="0"/>
+        <w:rPr/>
+      </w:pPr>
+      <w:r>
+        <w:rPr>
+          <w:rtl w:val="0"/>
+        </w:rPr>
+        <w:t xml:space="preserve">• </w:t>
+      </w:r>
+      <w:r>
+        <w:rPr>
+          <w:b w:val="1"/>
+          <w:bCs w:val="1"/>
+          <w:rtl w:val="0"/>
+        </w:rPr>
+        <w:t xml:space="preserve">Figma: </w:t>
+      </w:r>
+      <w:hyperlink r:id="rId104">
+        <w:r>
+          <w:rPr>
+            <w:color w:val="1155CC"/>
+            <w:u w:val="single"/>
+            <w:rtl w:val="0"/>
+          </w:rPr>
+          <w:t xml:space="preserve">RM v2 / 04 Daily expenses</w:t>
+        </w:r>
+      </w:hyperlink>
+    </w:p>
+    <w:p>
+      <w:pPr>
         <w:rPr/>
       </w:pPr>
       <w:r>
@@ -5530,6 +6626,36 @@
     </w:p>
     <w:p>
       <w:pPr>
+        <w:ind w:left="720" w:firstLine="0"/>
+        <w:rPr/>
+      </w:pPr>
+      <w:r>
+        <w:rPr>
+          <w:rtl w:val="0"/>
+        </w:rPr>
+        <w:t xml:space="preserve">• </w:t>
+      </w:r>
+      <w:r>
+        <w:rPr>
+          <w:b w:val="1"/>
+          <w:bCs w:val="1"/>
+          <w:rtl w:val="0"/>
+        </w:rPr>
+        <w:t xml:space="preserve">Figma: </w:t>
+      </w:r>
+      <w:hyperlink r:id="rId104">
+        <w:r>
+          <w:rPr>
+            <w:color w:val="1155CC"/>
+            <w:u w:val="single"/>
+            <w:rtl w:val="0"/>
+          </w:rPr>
+          <w:t xml:space="preserve">RM v2 / 04 Daily expenses</w:t>
+        </w:r>
+      </w:hyperlink>
+    </w:p>
+    <w:p>
+      <w:pPr>
         <w:rPr/>
       </w:pPr>
       <w:r>
@@ -5638,6 +6764,36 @@
     </w:p>
     <w:p>
       <w:pPr>
+        <w:ind w:left="720" w:firstLine="0"/>
+        <w:rPr/>
+      </w:pPr>
+      <w:r>
+        <w:rPr>
+          <w:rtl w:val="0"/>
+        </w:rPr>
+        <w:t xml:space="preserve">• </w:t>
+      </w:r>
+      <w:r>
+        <w:rPr>
+          <w:b w:val="1"/>
+          <w:bCs w:val="1"/>
+          <w:rtl w:val="0"/>
+        </w:rPr>
+        <w:t xml:space="preserve">Figma: </w:t>
+      </w:r>
+      <w:hyperlink r:id="rId104">
+        <w:r>
+          <w:rPr>
+            <w:color w:val="1155CC"/>
+            <w:u w:val="single"/>
+            <w:rtl w:val="0"/>
+          </w:rPr>
+          <w:t xml:space="preserve">RM v2 / 04 Daily expenses</w:t>
+        </w:r>
+      </w:hyperlink>
+    </w:p>
+    <w:p>
+      <w:pPr>
         <w:pStyle w:val="Heading2"/>
         <w:rPr/>
       </w:pPr>
@@ -5820,6 +6976,36 @@
     </w:p>
     <w:p>
       <w:pPr>
+        <w:ind w:left="720" w:firstLine="0"/>
+        <w:rPr/>
+      </w:pPr>
+      <w:r>
+        <w:rPr>
+          <w:rtl w:val="0"/>
+        </w:rPr>
+        <w:t xml:space="preserve">• </w:t>
+      </w:r>
+      <w:r>
+        <w:rPr>
+          <w:b w:val="1"/>
+          <w:bCs w:val="1"/>
+          <w:rtl w:val="0"/>
+        </w:rPr>
+        <w:t xml:space="preserve">Figma: </w:t>
+      </w:r>
+      <w:hyperlink r:id="rId105">
+        <w:r>
+          <w:rPr>
+            <w:color w:val="1155CC"/>
+            <w:u w:val="single"/>
+            <w:rtl w:val="0"/>
+          </w:rPr>
+          <w:t xml:space="preserve">RM v2 / 24 Scan a receipt</w:t>
+        </w:r>
+      </w:hyperlink>
+    </w:p>
+    <w:p>
+      <w:pPr>
         <w:rPr/>
       </w:pPr>
       <w:r>
@@ -5940,6 +7126,36 @@
     </w:p>
     <w:p>
       <w:pPr>
+        <w:ind w:left="720" w:firstLine="0"/>
+        <w:rPr/>
+      </w:pPr>
+      <w:r>
+        <w:rPr>
+          <w:rtl w:val="0"/>
+        </w:rPr>
+        <w:t xml:space="preserve">• </w:t>
+      </w:r>
+      <w:r>
+        <w:rPr>
+          <w:b w:val="1"/>
+          <w:bCs w:val="1"/>
+          <w:rtl w:val="0"/>
+        </w:rPr>
+        <w:t xml:space="preserve">Figma: </w:t>
+      </w:r>
+      <w:hyperlink r:id="rId105">
+        <w:r>
+          <w:rPr>
+            <w:color w:val="1155CC"/>
+            <w:u w:val="single"/>
+            <w:rtl w:val="0"/>
+          </w:rPr>
+          <w:t xml:space="preserve">RM v2 / 24 Scan a receipt</w:t>
+        </w:r>
+      </w:hyperlink>
+    </w:p>
+    <w:p>
+      <w:pPr>
         <w:rPr/>
       </w:pPr>
       <w:r>
@@ -6034,6 +7250,36 @@
     </w:p>
     <w:p>
       <w:pPr>
+        <w:ind w:left="720" w:firstLine="0"/>
+        <w:rPr/>
+      </w:pPr>
+      <w:r>
+        <w:rPr>
+          <w:rtl w:val="0"/>
+        </w:rPr>
+        <w:t xml:space="preserve">• </w:t>
+      </w:r>
+      <w:r>
+        <w:rPr>
+          <w:b w:val="1"/>
+          <w:bCs w:val="1"/>
+          <w:rtl w:val="0"/>
+        </w:rPr>
+        <w:t xml:space="preserve">Figma: </w:t>
+      </w:r>
+      <w:hyperlink r:id="rId105">
+        <w:r>
+          <w:rPr>
+            <w:color w:val="1155CC"/>
+            <w:u w:val="single"/>
+            <w:rtl w:val="0"/>
+          </w:rPr>
+          <w:t xml:space="preserve">RM v2 / 24 Scan a receipt</w:t>
+        </w:r>
+      </w:hyperlink>
+    </w:p>
+    <w:p>
+      <w:pPr>
         <w:rPr/>
       </w:pPr>
       <w:r>
@@ -6142,6 +7388,36 @@
     </w:p>
     <w:p>
       <w:pPr>
+        <w:ind w:left="720" w:firstLine="0"/>
+        <w:rPr/>
+      </w:pPr>
+      <w:r>
+        <w:rPr>
+          <w:rtl w:val="0"/>
+        </w:rPr>
+        <w:t xml:space="preserve">• </w:t>
+      </w:r>
+      <w:r>
+        <w:rPr>
+          <w:b w:val="1"/>
+          <w:bCs w:val="1"/>
+          <w:rtl w:val="0"/>
+        </w:rPr>
+        <w:t xml:space="preserve">Figma: </w:t>
+      </w:r>
+      <w:hyperlink r:id="rId105">
+        <w:r>
+          <w:rPr>
+            <w:color w:val="1155CC"/>
+            <w:u w:val="single"/>
+            <w:rtl w:val="0"/>
+          </w:rPr>
+          <w:t xml:space="preserve">RM v2 / 24 Scan a receipt</w:t>
+        </w:r>
+      </w:hyperlink>
+    </w:p>
+    <w:p>
+      <w:pPr>
         <w:rPr/>
       </w:pPr>
       <w:r>
@@ -6250,6 +7526,36 @@
     </w:p>
     <w:p>
       <w:pPr>
+        <w:ind w:left="720" w:firstLine="0"/>
+        <w:rPr/>
+      </w:pPr>
+      <w:r>
+        <w:rPr>
+          <w:rtl w:val="0"/>
+        </w:rPr>
+        <w:t xml:space="preserve">• </w:t>
+      </w:r>
+      <w:r>
+        <w:rPr>
+          <w:b w:val="1"/>
+          <w:bCs w:val="1"/>
+          <w:rtl w:val="0"/>
+        </w:rPr>
+        <w:t xml:space="preserve">Figma: </w:t>
+      </w:r>
+      <w:hyperlink r:id="rId105">
+        <w:r>
+          <w:rPr>
+            <w:color w:val="1155CC"/>
+            <w:u w:val="single"/>
+            <w:rtl w:val="0"/>
+          </w:rPr>
+          <w:t xml:space="preserve">RM v2 / 24 Scan a receipt</w:t>
+        </w:r>
+      </w:hyperlink>
+    </w:p>
+    <w:p>
+      <w:pPr>
         <w:rPr/>
       </w:pPr>
       <w:r>
@@ -6358,6 +7664,36 @@
     </w:p>
     <w:p>
       <w:pPr>
+        <w:ind w:left="720" w:firstLine="0"/>
+        <w:rPr/>
+      </w:pPr>
+      <w:r>
+        <w:rPr>
+          <w:rtl w:val="0"/>
+        </w:rPr>
+        <w:t xml:space="preserve">• </w:t>
+      </w:r>
+      <w:r>
+        <w:rPr>
+          <w:b w:val="1"/>
+          <w:bCs w:val="1"/>
+          <w:rtl w:val="0"/>
+        </w:rPr>
+        <w:t xml:space="preserve">Figma: </w:t>
+      </w:r>
+      <w:hyperlink r:id="rId105">
+        <w:r>
+          <w:rPr>
+            <w:color w:val="1155CC"/>
+            <w:u w:val="single"/>
+            <w:rtl w:val="0"/>
+          </w:rPr>
+          <w:t xml:space="preserve">RM v2 / 24 Scan a receipt</w:t>
+        </w:r>
+      </w:hyperlink>
+    </w:p>
+    <w:p>
+      <w:pPr>
         <w:rPr/>
       </w:pPr>
       <w:r>
@@ -6466,6 +7802,36 @@
     </w:p>
     <w:p>
       <w:pPr>
+        <w:ind w:left="720" w:firstLine="0"/>
+        <w:rPr/>
+      </w:pPr>
+      <w:r>
+        <w:rPr>
+          <w:rtl w:val="0"/>
+        </w:rPr>
+        <w:t xml:space="preserve">• </w:t>
+      </w:r>
+      <w:r>
+        <w:rPr>
+          <w:b w:val="1"/>
+          <w:bCs w:val="1"/>
+          <w:rtl w:val="0"/>
+        </w:rPr>
+        <w:t xml:space="preserve">Figma: </w:t>
+      </w:r>
+      <w:hyperlink r:id="rId105">
+        <w:r>
+          <w:rPr>
+            <w:color w:val="1155CC"/>
+            <w:u w:val="single"/>
+            <w:rtl w:val="0"/>
+          </w:rPr>
+          <w:t xml:space="preserve">RM v2 / 24 Scan a receipt</w:t>
+        </w:r>
+      </w:hyperlink>
+    </w:p>
+    <w:p>
+      <w:pPr>
         <w:rPr/>
       </w:pPr>
       <w:r>
@@ -6574,6 +7940,36 @@
     </w:p>
     <w:p>
       <w:pPr>
+        <w:ind w:left="720" w:firstLine="0"/>
+        <w:rPr/>
+      </w:pPr>
+      <w:r>
+        <w:rPr>
+          <w:rtl w:val="0"/>
+        </w:rPr>
+        <w:t xml:space="preserve">• </w:t>
+      </w:r>
+      <w:r>
+        <w:rPr>
+          <w:b w:val="1"/>
+          <w:bCs w:val="1"/>
+          <w:rtl w:val="0"/>
+        </w:rPr>
+        <w:t xml:space="preserve">Figma: </w:t>
+      </w:r>
+      <w:hyperlink r:id="rId105">
+        <w:r>
+          <w:rPr>
+            <w:color w:val="1155CC"/>
+            <w:u w:val="single"/>
+            <w:rtl w:val="0"/>
+          </w:rPr>
+          <w:t xml:space="preserve">RM v2 / 24 Scan a receipt</w:t>
+        </w:r>
+      </w:hyperlink>
+    </w:p>
+    <w:p>
+      <w:pPr>
         <w:rPr/>
       </w:pPr>
       <w:r>
@@ -6682,6 +8078,36 @@
     </w:p>
     <w:p>
       <w:pPr>
+        <w:ind w:left="720" w:firstLine="0"/>
+        <w:rPr/>
+      </w:pPr>
+      <w:r>
+        <w:rPr>
+          <w:rtl w:val="0"/>
+        </w:rPr>
+        <w:t xml:space="preserve">• </w:t>
+      </w:r>
+      <w:r>
+        <w:rPr>
+          <w:b w:val="1"/>
+          <w:bCs w:val="1"/>
+          <w:rtl w:val="0"/>
+        </w:rPr>
+        <w:t xml:space="preserve">Figma: </w:t>
+      </w:r>
+      <w:hyperlink r:id="rId105">
+        <w:r>
+          <w:rPr>
+            <w:color w:val="1155CC"/>
+            <w:u w:val="single"/>
+            <w:rtl w:val="0"/>
+          </w:rPr>
+          <w:t xml:space="preserve">RM v2 / 24 Scan a receipt</w:t>
+        </w:r>
+      </w:hyperlink>
+    </w:p>
+    <w:p>
+      <w:pPr>
         <w:rPr/>
       </w:pPr>
       <w:r>
@@ -6787,6 +8213,36 @@
         </w:rPr>
         <w:t xml:space="preserve">Primary button 'Add' saves the entry as ordinary user data (● from then on), shows the running-total Toast, and returns to Daily expenses.</w:t>
       </w:r>
+    </w:p>
+    <w:p>
+      <w:pPr>
+        <w:ind w:left="720" w:firstLine="0"/>
+        <w:rPr/>
+      </w:pPr>
+      <w:r>
+        <w:rPr>
+          <w:rtl w:val="0"/>
+        </w:rPr>
+        <w:t xml:space="preserve">• </w:t>
+      </w:r>
+      <w:r>
+        <w:rPr>
+          <w:b w:val="1"/>
+          <w:bCs w:val="1"/>
+          <w:rtl w:val="0"/>
+        </w:rPr>
+        <w:t xml:space="preserve">Figma: </w:t>
+      </w:r>
+      <w:hyperlink r:id="rId105">
+        <w:r>
+          <w:rPr>
+            <w:color w:val="1155CC"/>
+            <w:u w:val="single"/>
+            <w:rtl w:val="0"/>
+          </w:rPr>
+          <w:t xml:space="preserve">RM v2 / 24 Scan a receipt</w:t>
+        </w:r>
+      </w:hyperlink>
     </w:p>
     <w:p>
       <w:pPr>
@@ -6941,6 +8397,36 @@
     </w:p>
     <w:p>
       <w:pPr>
+        <w:ind w:left="720" w:firstLine="0"/>
+        <w:rPr/>
+      </w:pPr>
+      <w:r>
+        <w:rPr>
+          <w:rtl w:val="0"/>
+        </w:rPr>
+        <w:t xml:space="preserve">• </w:t>
+      </w:r>
+      <w:r>
+        <w:rPr>
+          <w:b w:val="1"/>
+          <w:bCs w:val="1"/>
+          <w:rtl w:val="0"/>
+        </w:rPr>
+        <w:t xml:space="preserve">Figma: </w:t>
+      </w:r>
+      <w:hyperlink r:id="rId100">
+        <w:r>
+          <w:rPr>
+            <w:color w:val="1155CC"/>
+            <w:u w:val="single"/>
+            <w:rtl w:val="0"/>
+          </w:rPr>
+          <w:t xml:space="preserve">RM v2 / 09 Income</w:t>
+        </w:r>
+      </w:hyperlink>
+    </w:p>
+    <w:p>
+      <w:pPr>
         <w:spacing w:after="240" w:before="240" w:lineRule="auto"/>
         <w:rPr>
           <w:b w:val="1"/>
@@ -7000,6 +8486,36 @@
     </w:p>
     <w:p>
       <w:pPr>
+        <w:ind w:left="720" w:firstLine="0"/>
+        <w:rPr/>
+      </w:pPr>
+      <w:r>
+        <w:rPr>
+          <w:rtl w:val="0"/>
+        </w:rPr>
+        <w:t xml:space="preserve">• </w:t>
+      </w:r>
+      <w:r>
+        <w:rPr>
+          <w:b w:val="1"/>
+          <w:bCs w:val="1"/>
+          <w:rtl w:val="0"/>
+        </w:rPr>
+        <w:t xml:space="preserve">Figma: </w:t>
+      </w:r>
+      <w:hyperlink r:id="rId100">
+        <w:r>
+          <w:rPr>
+            <w:color w:val="1155CC"/>
+            <w:u w:val="single"/>
+            <w:rtl w:val="0"/>
+          </w:rPr>
+          <w:t xml:space="preserve">RM v2 / 09 Income</w:t>
+        </w:r>
+      </w:hyperlink>
+    </w:p>
+    <w:p>
+      <w:pPr>
         <w:spacing w:after="240" w:before="240" w:lineRule="auto"/>
         <w:rPr>
           <w:b w:val="1"/>
@@ -7059,6 +8575,36 @@
     </w:p>
     <w:p>
       <w:pPr>
+        <w:ind w:left="720" w:firstLine="0"/>
+        <w:rPr/>
+      </w:pPr>
+      <w:r>
+        <w:rPr>
+          <w:rtl w:val="0"/>
+        </w:rPr>
+        <w:t xml:space="preserve">• </w:t>
+      </w:r>
+      <w:r>
+        <w:rPr>
+          <w:b w:val="1"/>
+          <w:bCs w:val="1"/>
+          <w:rtl w:val="0"/>
+        </w:rPr>
+        <w:t xml:space="preserve">Figma: </w:t>
+      </w:r>
+      <w:hyperlink r:id="rId100">
+        <w:r>
+          <w:rPr>
+            <w:color w:val="1155CC"/>
+            <w:u w:val="single"/>
+            <w:rtl w:val="0"/>
+          </w:rPr>
+          <w:t xml:space="preserve">RM v2 / 09 Income</w:t>
+        </w:r>
+      </w:hyperlink>
+    </w:p>
+    <w:p>
+      <w:pPr>
         <w:spacing w:after="240" w:before="240" w:lineRule="auto"/>
         <w:rPr>
           <w:b w:val="1"/>
@@ -7118,6 +8664,36 @@
     </w:p>
     <w:p>
       <w:pPr>
+        <w:ind w:left="720" w:firstLine="0"/>
+        <w:rPr/>
+      </w:pPr>
+      <w:r>
+        <w:rPr>
+          <w:rtl w:val="0"/>
+        </w:rPr>
+        <w:t xml:space="preserve">• </w:t>
+      </w:r>
+      <w:r>
+        <w:rPr>
+          <w:b w:val="1"/>
+          <w:bCs w:val="1"/>
+          <w:rtl w:val="0"/>
+        </w:rPr>
+        <w:t xml:space="preserve">Figma: </w:t>
+      </w:r>
+      <w:hyperlink r:id="rId100">
+        <w:r>
+          <w:rPr>
+            <w:color w:val="1155CC"/>
+            <w:u w:val="single"/>
+            <w:rtl w:val="0"/>
+          </w:rPr>
+          <w:t xml:space="preserve">RM v2 / 09 Income</w:t>
+        </w:r>
+      </w:hyperlink>
+    </w:p>
+    <w:p>
+      <w:pPr>
         <w:spacing w:after="240" w:before="240" w:lineRule="auto"/>
         <w:rPr>
           <w:b w:val="1"/>
@@ -7177,6 +8753,36 @@
     </w:p>
     <w:p>
       <w:pPr>
+        <w:ind w:left="720" w:firstLine="0"/>
+        <w:rPr/>
+      </w:pPr>
+      <w:r>
+        <w:rPr>
+          <w:rtl w:val="0"/>
+        </w:rPr>
+        <w:t xml:space="preserve">• </w:t>
+      </w:r>
+      <w:r>
+        <w:rPr>
+          <w:b w:val="1"/>
+          <w:bCs w:val="1"/>
+          <w:rtl w:val="0"/>
+        </w:rPr>
+        <w:t xml:space="preserve">Figma: </w:t>
+      </w:r>
+      <w:hyperlink r:id="rId100">
+        <w:r>
+          <w:rPr>
+            <w:color w:val="1155CC"/>
+            <w:u w:val="single"/>
+            <w:rtl w:val="0"/>
+          </w:rPr>
+          <w:t xml:space="preserve">RM v2 / 09 Income</w:t>
+        </w:r>
+      </w:hyperlink>
+    </w:p>
+    <w:p>
+      <w:pPr>
         <w:spacing w:after="240" w:before="240" w:lineRule="auto"/>
         <w:rPr>
           <w:b w:val="1"/>
@@ -7236,6 +8842,36 @@
     </w:p>
     <w:p>
       <w:pPr>
+        <w:ind w:left="720" w:firstLine="0"/>
+        <w:rPr/>
+      </w:pPr>
+      <w:r>
+        <w:rPr>
+          <w:rtl w:val="0"/>
+        </w:rPr>
+        <w:t xml:space="preserve">• </w:t>
+      </w:r>
+      <w:r>
+        <w:rPr>
+          <w:b w:val="1"/>
+          <w:bCs w:val="1"/>
+          <w:rtl w:val="0"/>
+        </w:rPr>
+        <w:t xml:space="preserve">Figma: </w:t>
+      </w:r>
+      <w:hyperlink r:id="rId100">
+        <w:r>
+          <w:rPr>
+            <w:color w:val="1155CC"/>
+            <w:u w:val="single"/>
+            <w:rtl w:val="0"/>
+          </w:rPr>
+          <w:t xml:space="preserve">RM v2 / 09 Income</w:t>
+        </w:r>
+      </w:hyperlink>
+    </w:p>
+    <w:p>
+      <w:pPr>
         <w:spacing w:after="240" w:before="240" w:lineRule="auto"/>
         <w:rPr>
           <w:b w:val="1"/>
@@ -7295,6 +8931,36 @@
     </w:p>
     <w:p>
       <w:pPr>
+        <w:ind w:left="720" w:firstLine="0"/>
+        <w:rPr/>
+      </w:pPr>
+      <w:r>
+        <w:rPr>
+          <w:rtl w:val="0"/>
+        </w:rPr>
+        <w:t xml:space="preserve">• </w:t>
+      </w:r>
+      <w:r>
+        <w:rPr>
+          <w:b w:val="1"/>
+          <w:bCs w:val="1"/>
+          <w:rtl w:val="0"/>
+        </w:rPr>
+        <w:t xml:space="preserve">Figma: </w:t>
+      </w:r>
+      <w:hyperlink r:id="rId100">
+        <w:r>
+          <w:rPr>
+            <w:color w:val="1155CC"/>
+            <w:u w:val="single"/>
+            <w:rtl w:val="0"/>
+          </w:rPr>
+          <w:t xml:space="preserve">RM v2 / 09 Income</w:t>
+        </w:r>
+      </w:hyperlink>
+    </w:p>
+    <w:p>
+      <w:pPr>
         <w:spacing w:after="240" w:before="240" w:lineRule="auto"/>
         <w:rPr>
           <w:b w:val="1"/>
@@ -7354,6 +9020,36 @@
     </w:p>
     <w:p>
       <w:pPr>
+        <w:ind w:left="720" w:firstLine="0"/>
+        <w:rPr/>
+      </w:pPr>
+      <w:r>
+        <w:rPr>
+          <w:rtl w:val="0"/>
+        </w:rPr>
+        <w:t xml:space="preserve">• </w:t>
+      </w:r>
+      <w:r>
+        <w:rPr>
+          <w:b w:val="1"/>
+          <w:bCs w:val="1"/>
+          <w:rtl w:val="0"/>
+        </w:rPr>
+        <w:t xml:space="preserve">Figma: </w:t>
+      </w:r>
+      <w:hyperlink r:id="rId100">
+        <w:r>
+          <w:rPr>
+            <w:color w:val="1155CC"/>
+            <w:u w:val="single"/>
+            <w:rtl w:val="0"/>
+          </w:rPr>
+          <w:t xml:space="preserve">RM v2 / 09 Income</w:t>
+        </w:r>
+      </w:hyperlink>
+    </w:p>
+    <w:p>
+      <w:pPr>
         <w:pStyle w:val="Heading1"/>
         <w:rPr/>
       </w:pPr>
@@ -7562,6 +9258,36 @@
     </w:p>
     <w:p>
       <w:pPr>
+        <w:ind w:left="720" w:firstLine="0"/>
+        <w:rPr/>
+      </w:pPr>
+      <w:r>
+        <w:rPr>
+          <w:rtl w:val="0"/>
+        </w:rPr>
+        <w:t xml:space="preserve">• </w:t>
+      </w:r>
+      <w:r>
+        <w:rPr>
+          <w:b w:val="1"/>
+          <w:bCs w:val="1"/>
+          <w:rtl w:val="0"/>
+        </w:rPr>
+        <w:t xml:space="preserve">Figma: </w:t>
+      </w:r>
+      <w:hyperlink r:id="rId106">
+        <w:r>
+          <w:rPr>
+            <w:color w:val="1155CC"/>
+            <w:u w:val="single"/>
+            <w:rtl w:val="0"/>
+          </w:rPr>
+          <w:t xml:space="preserve">RM v2 / 12 Income pattern</w:t>
+        </w:r>
+      </w:hyperlink>
+    </w:p>
+    <w:p>
+      <w:pPr>
         <w:rPr/>
       </w:pPr>
       <w:r>
@@ -7670,6 +9396,36 @@
     </w:p>
     <w:p>
       <w:pPr>
+        <w:ind w:left="720" w:firstLine="0"/>
+        <w:rPr/>
+      </w:pPr>
+      <w:r>
+        <w:rPr>
+          <w:rtl w:val="0"/>
+        </w:rPr>
+        <w:t xml:space="preserve">• </w:t>
+      </w:r>
+      <w:r>
+        <w:rPr>
+          <w:b w:val="1"/>
+          <w:bCs w:val="1"/>
+          <w:rtl w:val="0"/>
+        </w:rPr>
+        <w:t xml:space="preserve">Figma: </w:t>
+      </w:r>
+      <w:hyperlink r:id="rId106">
+        <w:r>
+          <w:rPr>
+            <w:color w:val="1155CC"/>
+            <w:u w:val="single"/>
+            <w:rtl w:val="0"/>
+          </w:rPr>
+          <w:t xml:space="preserve">RM v2 / 12 Income pattern</w:t>
+        </w:r>
+      </w:hyperlink>
+    </w:p>
+    <w:p>
+      <w:pPr>
         <w:rPr/>
       </w:pPr>
       <w:r>
@@ -7778,6 +9534,36 @@
     </w:p>
     <w:p>
       <w:pPr>
+        <w:ind w:left="720" w:firstLine="0"/>
+        <w:rPr/>
+      </w:pPr>
+      <w:r>
+        <w:rPr>
+          <w:rtl w:val="0"/>
+        </w:rPr>
+        <w:t xml:space="preserve">• </w:t>
+      </w:r>
+      <w:r>
+        <w:rPr>
+          <w:b w:val="1"/>
+          <w:bCs w:val="1"/>
+          <w:rtl w:val="0"/>
+        </w:rPr>
+        <w:t xml:space="preserve">Figma: </w:t>
+      </w:r>
+      <w:hyperlink r:id="rId106">
+        <w:r>
+          <w:rPr>
+            <w:color w:val="1155CC"/>
+            <w:u w:val="single"/>
+            <w:rtl w:val="0"/>
+          </w:rPr>
+          <w:t xml:space="preserve">RM v2 / 12 Income pattern</w:t>
+        </w:r>
+      </w:hyperlink>
+    </w:p>
+    <w:p>
+      <w:pPr>
         <w:pStyle w:val="Heading2"/>
         <w:rPr/>
       </w:pPr>
@@ -7948,6 +9734,36 @@
     </w:p>
     <w:p>
       <w:pPr>
+        <w:ind w:left="720" w:firstLine="0"/>
+        <w:rPr/>
+      </w:pPr>
+      <w:r>
+        <w:rPr>
+          <w:rtl w:val="0"/>
+        </w:rPr>
+        <w:t xml:space="preserve">• </w:t>
+      </w:r>
+      <w:r>
+        <w:rPr>
+          <w:b w:val="1"/>
+          <w:bCs w:val="1"/>
+          <w:rtl w:val="0"/>
+        </w:rPr>
+        <w:t xml:space="preserve">Figma: </w:t>
+      </w:r>
+      <w:hyperlink r:id="rId106">
+        <w:r>
+          <w:rPr>
+            <w:color w:val="1155CC"/>
+            <w:u w:val="single"/>
+            <w:rtl w:val="0"/>
+          </w:rPr>
+          <w:t xml:space="preserve">RM v2 / 12 Income pattern</w:t>
+        </w:r>
+      </w:hyperlink>
+    </w:p>
+    <w:p>
+      <w:pPr>
         <w:rPr/>
       </w:pPr>
       <w:r>
@@ -8056,6 +9872,36 @@
     </w:p>
     <w:p>
       <w:pPr>
+        <w:ind w:left="720" w:firstLine="0"/>
+        <w:rPr/>
+      </w:pPr>
+      <w:r>
+        <w:rPr>
+          <w:rtl w:val="0"/>
+        </w:rPr>
+        <w:t xml:space="preserve">• </w:t>
+      </w:r>
+      <w:r>
+        <w:rPr>
+          <w:b w:val="1"/>
+          <w:bCs w:val="1"/>
+          <w:rtl w:val="0"/>
+        </w:rPr>
+        <w:t xml:space="preserve">Figma: </w:t>
+      </w:r>
+      <w:hyperlink r:id="rId106">
+        <w:r>
+          <w:rPr>
+            <w:color w:val="1155CC"/>
+            <w:u w:val="single"/>
+            <w:rtl w:val="0"/>
+          </w:rPr>
+          <w:t xml:space="preserve">RM v2 / 12 Income pattern</w:t>
+        </w:r>
+      </w:hyperlink>
+    </w:p>
+    <w:p>
+      <w:pPr>
         <w:rPr/>
       </w:pPr>
       <w:r>
@@ -8164,6 +10010,36 @@
     </w:p>
     <w:p>
       <w:pPr>
+        <w:ind w:left="720" w:firstLine="0"/>
+        <w:rPr/>
+      </w:pPr>
+      <w:r>
+        <w:rPr>
+          <w:rtl w:val="0"/>
+        </w:rPr>
+        <w:t xml:space="preserve">• </w:t>
+      </w:r>
+      <w:r>
+        <w:rPr>
+          <w:b w:val="1"/>
+          <w:bCs w:val="1"/>
+          <w:rtl w:val="0"/>
+        </w:rPr>
+        <w:t xml:space="preserve">Figma: </w:t>
+      </w:r>
+      <w:hyperlink r:id="rId106">
+        <w:r>
+          <w:rPr>
+            <w:color w:val="1155CC"/>
+            <w:u w:val="single"/>
+            <w:rtl w:val="0"/>
+          </w:rPr>
+          <w:t xml:space="preserve">RM v2 / 12 Income pattern</w:t>
+        </w:r>
+      </w:hyperlink>
+    </w:p>
+    <w:p>
+      <w:pPr>
         <w:rPr/>
       </w:pPr>
       <w:r>
@@ -8272,6 +10148,36 @@
     </w:p>
     <w:p>
       <w:pPr>
+        <w:ind w:left="720" w:firstLine="0"/>
+        <w:rPr/>
+      </w:pPr>
+      <w:r>
+        <w:rPr>
+          <w:rtl w:val="0"/>
+        </w:rPr>
+        <w:t xml:space="preserve">• </w:t>
+      </w:r>
+      <w:r>
+        <w:rPr>
+          <w:b w:val="1"/>
+          <w:bCs w:val="1"/>
+          <w:rtl w:val="0"/>
+        </w:rPr>
+        <w:t xml:space="preserve">Figma: </w:t>
+      </w:r>
+      <w:hyperlink r:id="rId106">
+        <w:r>
+          <w:rPr>
+            <w:color w:val="1155CC"/>
+            <w:u w:val="single"/>
+            <w:rtl w:val="0"/>
+          </w:rPr>
+          <w:t xml:space="preserve">RM v2 / 12 Income pattern</w:t>
+        </w:r>
+      </w:hyperlink>
+    </w:p>
+    <w:p>
+      <w:pPr>
         <w:rPr/>
       </w:pPr>
       <w:r>
@@ -8380,6 +10286,36 @@
     </w:p>
     <w:p>
       <w:pPr>
+        <w:ind w:left="720" w:firstLine="0"/>
+        <w:rPr/>
+      </w:pPr>
+      <w:r>
+        <w:rPr>
+          <w:rtl w:val="0"/>
+        </w:rPr>
+        <w:t xml:space="preserve">• </w:t>
+      </w:r>
+      <w:r>
+        <w:rPr>
+          <w:b w:val="1"/>
+          <w:bCs w:val="1"/>
+          <w:rtl w:val="0"/>
+        </w:rPr>
+        <w:t xml:space="preserve">Figma: </w:t>
+      </w:r>
+      <w:hyperlink r:id="rId106">
+        <w:r>
+          <w:rPr>
+            <w:color w:val="1155CC"/>
+            <w:u w:val="single"/>
+            <w:rtl w:val="0"/>
+          </w:rPr>
+          <w:t xml:space="preserve">RM v2 / 12 Income pattern</w:t>
+        </w:r>
+      </w:hyperlink>
+    </w:p>
+    <w:p>
+      <w:pPr>
         <w:rPr/>
       </w:pPr>
       <w:r>
@@ -8488,6 +10424,36 @@
     </w:p>
     <w:p>
       <w:pPr>
+        <w:ind w:left="720" w:firstLine="0"/>
+        <w:rPr/>
+      </w:pPr>
+      <w:r>
+        <w:rPr>
+          <w:rtl w:val="0"/>
+        </w:rPr>
+        <w:t xml:space="preserve">• </w:t>
+      </w:r>
+      <w:r>
+        <w:rPr>
+          <w:b w:val="1"/>
+          <w:bCs w:val="1"/>
+          <w:rtl w:val="0"/>
+        </w:rPr>
+        <w:t xml:space="preserve">Figma: </w:t>
+      </w:r>
+      <w:hyperlink r:id="rId106">
+        <w:r>
+          <w:rPr>
+            <w:color w:val="1155CC"/>
+            <w:u w:val="single"/>
+            <w:rtl w:val="0"/>
+          </w:rPr>
+          <w:t xml:space="preserve">RM v2 / 12 Income pattern</w:t>
+        </w:r>
+      </w:hyperlink>
+    </w:p>
+    <w:p>
+      <w:pPr>
         <w:pStyle w:val="Heading2"/>
         <w:rPr/>
       </w:pPr>
@@ -8670,6 +10636,36 @@
     </w:p>
     <w:p>
       <w:pPr>
+        <w:ind w:left="720" w:firstLine="0"/>
+        <w:rPr/>
+      </w:pPr>
+      <w:r>
+        <w:rPr>
+          <w:rtl w:val="0"/>
+        </w:rPr>
+        <w:t xml:space="preserve">• </w:t>
+      </w:r>
+      <w:r>
+        <w:rPr>
+          <w:b w:val="1"/>
+          <w:bCs w:val="1"/>
+          <w:rtl w:val="0"/>
+        </w:rPr>
+        <w:t xml:space="preserve">Figma: </w:t>
+      </w:r>
+      <w:hyperlink r:id="rId106">
+        <w:r>
+          <w:rPr>
+            <w:color w:val="1155CC"/>
+            <w:u w:val="single"/>
+            <w:rtl w:val="0"/>
+          </w:rPr>
+          <w:t xml:space="preserve">RM v2 / 12 Income pattern</w:t>
+        </w:r>
+      </w:hyperlink>
+    </w:p>
+    <w:p>
+      <w:pPr>
         <w:ind w:left="360" w:firstLine="0"/>
         <w:rPr/>
       </w:pPr>
@@ -8789,6 +10785,36 @@
     </w:p>
     <w:p>
       <w:pPr>
+        <w:ind w:left="720" w:firstLine="0"/>
+        <w:rPr/>
+      </w:pPr>
+      <w:r>
+        <w:rPr>
+          <w:rtl w:val="0"/>
+        </w:rPr>
+        <w:t xml:space="preserve">• </w:t>
+      </w:r>
+      <w:r>
+        <w:rPr>
+          <w:b w:val="1"/>
+          <w:bCs w:val="1"/>
+          <w:rtl w:val="0"/>
+        </w:rPr>
+        <w:t xml:space="preserve">Figma: </w:t>
+      </w:r>
+      <w:hyperlink r:id="rId106">
+        <w:r>
+          <w:rPr>
+            <w:color w:val="1155CC"/>
+            <w:u w:val="single"/>
+            <w:rtl w:val="0"/>
+          </w:rPr>
+          <w:t xml:space="preserve">RM v2 / 12 Income pattern</w:t>
+        </w:r>
+      </w:hyperlink>
+    </w:p>
+    <w:p>
+      <w:pPr>
         <w:pStyle w:val="Heading2"/>
         <w:rPr/>
       </w:pPr>
@@ -8985,6 +11011,36 @@
     </w:p>
     <w:p>
       <w:pPr>
+        <w:ind w:left="720" w:firstLine="0"/>
+        <w:rPr/>
+      </w:pPr>
+      <w:r>
+        <w:rPr>
+          <w:rtl w:val="0"/>
+        </w:rPr>
+        <w:t xml:space="preserve">• </w:t>
+      </w:r>
+      <w:r>
+        <w:rPr>
+          <w:b w:val="1"/>
+          <w:bCs w:val="1"/>
+          <w:rtl w:val="0"/>
+        </w:rPr>
+        <w:t xml:space="preserve">Figma: </w:t>
+      </w:r>
+      <w:hyperlink r:id="rId107">
+        <w:r>
+          <w:rPr>
+            <w:color w:val="1155CC"/>
+            <w:u w:val="single"/>
+            <w:rtl w:val="0"/>
+          </w:rPr>
+          <w:t xml:space="preserve">RM v2 / 13 Coverage check</w:t>
+        </w:r>
+      </w:hyperlink>
+    </w:p>
+    <w:p>
+      <w:pPr>
         <w:rPr/>
       </w:pPr>
       <w:r>
@@ -9093,6 +11149,36 @@
     </w:p>
     <w:p>
       <w:pPr>
+        <w:ind w:left="720" w:firstLine="0"/>
+        <w:rPr/>
+      </w:pPr>
+      <w:r>
+        <w:rPr>
+          <w:rtl w:val="0"/>
+        </w:rPr>
+        <w:t xml:space="preserve">• </w:t>
+      </w:r>
+      <w:r>
+        <w:rPr>
+          <w:b w:val="1"/>
+          <w:bCs w:val="1"/>
+          <w:rtl w:val="0"/>
+        </w:rPr>
+        <w:t xml:space="preserve">Figma: </w:t>
+      </w:r>
+      <w:hyperlink r:id="rId107">
+        <w:r>
+          <w:rPr>
+            <w:color w:val="1155CC"/>
+            <w:u w:val="single"/>
+            <w:rtl w:val="0"/>
+          </w:rPr>
+          <w:t xml:space="preserve">RM v2 / 13 Coverage check</w:t>
+        </w:r>
+      </w:hyperlink>
+    </w:p>
+    <w:p>
+      <w:pPr>
         <w:rPr/>
       </w:pPr>
       <w:r>
@@ -9187,6 +11273,36 @@
     </w:p>
     <w:p>
       <w:pPr>
+        <w:ind w:left="720" w:firstLine="0"/>
+        <w:rPr/>
+      </w:pPr>
+      <w:r>
+        <w:rPr>
+          <w:rtl w:val="0"/>
+        </w:rPr>
+        <w:t xml:space="preserve">• </w:t>
+      </w:r>
+      <w:r>
+        <w:rPr>
+          <w:b w:val="1"/>
+          <w:bCs w:val="1"/>
+          <w:rtl w:val="0"/>
+        </w:rPr>
+        <w:t xml:space="preserve">Figma: </w:t>
+      </w:r>
+      <w:hyperlink r:id="rId107">
+        <w:r>
+          <w:rPr>
+            <w:color w:val="1155CC"/>
+            <w:u w:val="single"/>
+            <w:rtl w:val="0"/>
+          </w:rPr>
+          <w:t xml:space="preserve">RM v2 / 13 Coverage check</w:t>
+        </w:r>
+      </w:hyperlink>
+    </w:p>
+    <w:p>
+      <w:pPr>
         <w:rPr/>
       </w:pPr>
       <w:r>
@@ -9295,6 +11411,36 @@
     </w:p>
     <w:p>
       <w:pPr>
+        <w:ind w:left="720" w:firstLine="0"/>
+        <w:rPr/>
+      </w:pPr>
+      <w:r>
+        <w:rPr>
+          <w:rtl w:val="0"/>
+        </w:rPr>
+        <w:t xml:space="preserve">• </w:t>
+      </w:r>
+      <w:r>
+        <w:rPr>
+          <w:b w:val="1"/>
+          <w:bCs w:val="1"/>
+          <w:rtl w:val="0"/>
+        </w:rPr>
+        <w:t xml:space="preserve">Figma: </w:t>
+      </w:r>
+      <w:hyperlink r:id="rId107">
+        <w:r>
+          <w:rPr>
+            <w:color w:val="1155CC"/>
+            <w:u w:val="single"/>
+            <w:rtl w:val="0"/>
+          </w:rPr>
+          <w:t xml:space="preserve">RM v2 / 13 Coverage check</w:t>
+        </w:r>
+      </w:hyperlink>
+    </w:p>
+    <w:p>
+      <w:pPr>
         <w:rPr/>
       </w:pPr>
       <w:r>
@@ -9415,6 +11561,36 @@
     </w:p>
     <w:p>
       <w:pPr>
+        <w:ind w:left="720" w:firstLine="0"/>
+        <w:rPr/>
+      </w:pPr>
+      <w:r>
+        <w:rPr>
+          <w:rtl w:val="0"/>
+        </w:rPr>
+        <w:t xml:space="preserve">• </w:t>
+      </w:r>
+      <w:r>
+        <w:rPr>
+          <w:b w:val="1"/>
+          <w:bCs w:val="1"/>
+          <w:rtl w:val="0"/>
+        </w:rPr>
+        <w:t xml:space="preserve">Figma: </w:t>
+      </w:r>
+      <w:hyperlink r:id="rId107">
+        <w:r>
+          <w:rPr>
+            <w:color w:val="1155CC"/>
+            <w:u w:val="single"/>
+            <w:rtl w:val="0"/>
+          </w:rPr>
+          <w:t xml:space="preserve">RM v2 / 13 Coverage check</w:t>
+        </w:r>
+      </w:hyperlink>
+    </w:p>
+    <w:p>
+      <w:pPr>
         <w:rPr/>
       </w:pPr>
       <w:r>
@@ -9523,6 +11699,36 @@
     </w:p>
     <w:p>
       <w:pPr>
+        <w:ind w:left="720" w:firstLine="0"/>
+        <w:rPr/>
+      </w:pPr>
+      <w:r>
+        <w:rPr>
+          <w:rtl w:val="0"/>
+        </w:rPr>
+        <w:t xml:space="preserve">• </w:t>
+      </w:r>
+      <w:r>
+        <w:rPr>
+          <w:b w:val="1"/>
+          <w:bCs w:val="1"/>
+          <w:rtl w:val="0"/>
+        </w:rPr>
+        <w:t xml:space="preserve">Figma: </w:t>
+      </w:r>
+      <w:hyperlink r:id="rId107">
+        <w:r>
+          <w:rPr>
+            <w:color w:val="1155CC"/>
+            <w:u w:val="single"/>
+            <w:rtl w:val="0"/>
+          </w:rPr>
+          <w:t xml:space="preserve">RM v2 / 13 Coverage check</w:t>
+        </w:r>
+      </w:hyperlink>
+    </w:p>
+    <w:p>
+      <w:pPr>
         <w:rPr/>
       </w:pPr>
       <w:r>
@@ -9669,6 +11875,36 @@
     </w:p>
     <w:p>
       <w:pPr>
+        <w:ind w:left="720" w:firstLine="0"/>
+        <w:rPr/>
+      </w:pPr>
+      <w:r>
+        <w:rPr>
+          <w:rtl w:val="0"/>
+        </w:rPr>
+        <w:t xml:space="preserve">• </w:t>
+      </w:r>
+      <w:r>
+        <w:rPr>
+          <w:b w:val="1"/>
+          <w:bCs w:val="1"/>
+          <w:rtl w:val="0"/>
+        </w:rPr>
+        <w:t xml:space="preserve">Figma: </w:t>
+      </w:r>
+      <w:hyperlink r:id="rId107">
+        <w:r>
+          <w:rPr>
+            <w:color w:val="1155CC"/>
+            <w:u w:val="single"/>
+            <w:rtl w:val="0"/>
+          </w:rPr>
+          <w:t xml:space="preserve">RM v2 / 13 Coverage check</w:t>
+        </w:r>
+      </w:hyperlink>
+    </w:p>
+    <w:p>
+      <w:pPr>
         <w:pStyle w:val="Heading1"/>
         <w:rPr/>
       </w:pPr>
@@ -9877,6 +12113,36 @@
     </w:p>
     <w:p>
       <w:pPr>
+        <w:ind w:left="720" w:firstLine="0"/>
+        <w:rPr/>
+      </w:pPr>
+      <w:r>
+        <w:rPr>
+          <w:rtl w:val="0"/>
+        </w:rPr>
+        <w:t xml:space="preserve">• </w:t>
+      </w:r>
+      <w:r>
+        <w:rPr>
+          <w:b w:val="1"/>
+          <w:bCs w:val="1"/>
+          <w:rtl w:val="0"/>
+        </w:rPr>
+        <w:t xml:space="preserve">Figma: </w:t>
+      </w:r>
+      <w:hyperlink r:id="rId108">
+        <w:r>
+          <w:rPr>
+            <w:color w:val="1155CC"/>
+            <w:u w:val="single"/>
+            <w:rtl w:val="0"/>
+          </w:rPr>
+          <w:t xml:space="preserve">RM v2 / 15 The house</w:t>
+        </w:r>
+      </w:hyperlink>
+    </w:p>
+    <w:p>
+      <w:pPr>
         <w:rPr/>
       </w:pPr>
       <w:r>
@@ -10011,6 +12277,36 @@
     </w:p>
     <w:p>
       <w:pPr>
+        <w:ind w:left="720" w:firstLine="0"/>
+        <w:rPr/>
+      </w:pPr>
+      <w:r>
+        <w:rPr>
+          <w:rtl w:val="0"/>
+        </w:rPr>
+        <w:t xml:space="preserve">• </w:t>
+      </w:r>
+      <w:r>
+        <w:rPr>
+          <w:b w:val="1"/>
+          <w:bCs w:val="1"/>
+          <w:rtl w:val="0"/>
+        </w:rPr>
+        <w:t xml:space="preserve">Figma: </w:t>
+      </w:r>
+      <w:hyperlink r:id="rId108">
+        <w:r>
+          <w:rPr>
+            <w:color w:val="1155CC"/>
+            <w:u w:val="single"/>
+            <w:rtl w:val="0"/>
+          </w:rPr>
+          <w:t xml:space="preserve">RM v2 / 15 The house</w:t>
+        </w:r>
+      </w:hyperlink>
+    </w:p>
+    <w:p>
+      <w:pPr>
         <w:rPr/>
       </w:pPr>
       <w:r>
@@ -10119,6 +12415,36 @@
     </w:p>
     <w:p>
       <w:pPr>
+        <w:ind w:left="720" w:firstLine="0"/>
+        <w:rPr/>
+      </w:pPr>
+      <w:r>
+        <w:rPr>
+          <w:rtl w:val="0"/>
+        </w:rPr>
+        <w:t xml:space="preserve">• </w:t>
+      </w:r>
+      <w:r>
+        <w:rPr>
+          <w:b w:val="1"/>
+          <w:bCs w:val="1"/>
+          <w:rtl w:val="0"/>
+        </w:rPr>
+        <w:t xml:space="preserve">Figma: </w:t>
+      </w:r>
+      <w:hyperlink r:id="rId108">
+        <w:r>
+          <w:rPr>
+            <w:color w:val="1155CC"/>
+            <w:u w:val="single"/>
+            <w:rtl w:val="0"/>
+          </w:rPr>
+          <w:t xml:space="preserve">RM v2 / 15 The house</w:t>
+        </w:r>
+      </w:hyperlink>
+    </w:p>
+    <w:p>
+      <w:pPr>
         <w:rPr/>
       </w:pPr>
       <w:r>
@@ -10227,6 +12553,36 @@
     </w:p>
     <w:p>
       <w:pPr>
+        <w:ind w:left="720" w:firstLine="0"/>
+        <w:rPr/>
+      </w:pPr>
+      <w:r>
+        <w:rPr>
+          <w:rtl w:val="0"/>
+        </w:rPr>
+        <w:t xml:space="preserve">• </w:t>
+      </w:r>
+      <w:r>
+        <w:rPr>
+          <w:b w:val="1"/>
+          <w:bCs w:val="1"/>
+          <w:rtl w:val="0"/>
+        </w:rPr>
+        <w:t xml:space="preserve">Figma: </w:t>
+      </w:r>
+      <w:hyperlink r:id="rId108">
+        <w:r>
+          <w:rPr>
+            <w:color w:val="1155CC"/>
+            <w:u w:val="single"/>
+            <w:rtl w:val="0"/>
+          </w:rPr>
+          <w:t xml:space="preserve">RM v2 / 15 The house</w:t>
+        </w:r>
+      </w:hyperlink>
+    </w:p>
+    <w:p>
+      <w:pPr>
         <w:rPr/>
       </w:pPr>
       <w:r>
@@ -10335,6 +12691,36 @@
     </w:p>
     <w:p>
       <w:pPr>
+        <w:ind w:left="720" w:firstLine="0"/>
+        <w:rPr/>
+      </w:pPr>
+      <w:r>
+        <w:rPr>
+          <w:rtl w:val="0"/>
+        </w:rPr>
+        <w:t xml:space="preserve">• </w:t>
+      </w:r>
+      <w:r>
+        <w:rPr>
+          <w:b w:val="1"/>
+          <w:bCs w:val="1"/>
+          <w:rtl w:val="0"/>
+        </w:rPr>
+        <w:t xml:space="preserve">Figma: </w:t>
+      </w:r>
+      <w:hyperlink r:id="rId108">
+        <w:r>
+          <w:rPr>
+            <w:color w:val="1155CC"/>
+            <w:u w:val="single"/>
+            <w:rtl w:val="0"/>
+          </w:rPr>
+          <w:t xml:space="preserve">RM v2 / 15 The house</w:t>
+        </w:r>
+      </w:hyperlink>
+    </w:p>
+    <w:p>
+      <w:pPr>
         <w:rPr/>
       </w:pPr>
       <w:r>
@@ -10469,6 +12855,36 @@
     </w:p>
     <w:p>
       <w:pPr>
+        <w:ind w:left="720" w:firstLine="0"/>
+        <w:rPr/>
+      </w:pPr>
+      <w:r>
+        <w:rPr>
+          <w:rtl w:val="0"/>
+        </w:rPr>
+        <w:t xml:space="preserve">• </w:t>
+      </w:r>
+      <w:r>
+        <w:rPr>
+          <w:b w:val="1"/>
+          <w:bCs w:val="1"/>
+          <w:rtl w:val="0"/>
+        </w:rPr>
+        <w:t xml:space="preserve">Figma: </w:t>
+      </w:r>
+      <w:hyperlink r:id="rId108">
+        <w:r>
+          <w:rPr>
+            <w:color w:val="1155CC"/>
+            <w:u w:val="single"/>
+            <w:rtl w:val="0"/>
+          </w:rPr>
+          <w:t xml:space="preserve">RM v2 / 15 The house</w:t>
+        </w:r>
+      </w:hyperlink>
+    </w:p>
+    <w:p>
+      <w:pPr>
         <w:rPr/>
       </w:pPr>
       <w:r>
@@ -10603,6 +13019,36 @@
     </w:p>
     <w:p>
       <w:pPr>
+        <w:ind w:left="720" w:firstLine="0"/>
+        <w:rPr/>
+      </w:pPr>
+      <w:r>
+        <w:rPr>
+          <w:rtl w:val="0"/>
+        </w:rPr>
+        <w:t xml:space="preserve">• </w:t>
+      </w:r>
+      <w:r>
+        <w:rPr>
+          <w:b w:val="1"/>
+          <w:bCs w:val="1"/>
+          <w:rtl w:val="0"/>
+        </w:rPr>
+        <w:t xml:space="preserve">Figma: </w:t>
+      </w:r>
+      <w:hyperlink r:id="rId108">
+        <w:r>
+          <w:rPr>
+            <w:color w:val="1155CC"/>
+            <w:u w:val="single"/>
+            <w:rtl w:val="0"/>
+          </w:rPr>
+          <w:t xml:space="preserve">RM v2 / 15 The house</w:t>
+        </w:r>
+      </w:hyperlink>
+    </w:p>
+    <w:p>
+      <w:pPr>
         <w:pStyle w:val="Heading2"/>
         <w:rPr/>
       </w:pPr>
@@ -10765,6 +13211,36 @@
     </w:p>
     <w:p>
       <w:pPr>
+        <w:ind w:left="720" w:firstLine="0"/>
+        <w:rPr/>
+      </w:pPr>
+      <w:r>
+        <w:rPr>
+          <w:rtl w:val="0"/>
+        </w:rPr>
+        <w:t xml:space="preserve">• </w:t>
+      </w:r>
+      <w:r>
+        <w:rPr>
+          <w:b w:val="1"/>
+          <w:bCs w:val="1"/>
+          <w:rtl w:val="0"/>
+        </w:rPr>
+        <w:t xml:space="preserve">Figma: </w:t>
+      </w:r>
+      <w:hyperlink r:id="rId109">
+        <w:r>
+          <w:rPr>
+            <w:color w:val="1155CC"/>
+            <w:u w:val="single"/>
+            <w:rtl w:val="0"/>
+          </w:rPr>
+          <w:t xml:space="preserve">RM v2 / 16 Total monthly cost</w:t>
+        </w:r>
+      </w:hyperlink>
+    </w:p>
+    <w:p>
+      <w:pPr>
         <w:rPr/>
       </w:pPr>
       <w:r>
@@ -10839,6 +13315,36 @@
     </w:p>
     <w:p>
       <w:pPr>
+        <w:ind w:left="720" w:firstLine="0"/>
+        <w:rPr/>
+      </w:pPr>
+      <w:r>
+        <w:rPr>
+          <w:rtl w:val="0"/>
+        </w:rPr>
+        <w:t xml:space="preserve">• </w:t>
+      </w:r>
+      <w:r>
+        <w:rPr>
+          <w:b w:val="1"/>
+          <w:bCs w:val="1"/>
+          <w:rtl w:val="0"/>
+        </w:rPr>
+        <w:t xml:space="preserve">Figma: </w:t>
+      </w:r>
+      <w:hyperlink r:id="rId109">
+        <w:r>
+          <w:rPr>
+            <w:color w:val="1155CC"/>
+            <w:u w:val="single"/>
+            <w:rtl w:val="0"/>
+          </w:rPr>
+          <w:t xml:space="preserve">RM v2 / 16 Total monthly cost</w:t>
+        </w:r>
+      </w:hyperlink>
+    </w:p>
+    <w:p>
+      <w:pPr>
         <w:rPr/>
       </w:pPr>
       <w:r>
@@ -10947,6 +13453,36 @@
     </w:p>
     <w:p>
       <w:pPr>
+        <w:ind w:left="720" w:firstLine="0"/>
+        <w:rPr/>
+      </w:pPr>
+      <w:r>
+        <w:rPr>
+          <w:rtl w:val="0"/>
+        </w:rPr>
+        <w:t xml:space="preserve">• </w:t>
+      </w:r>
+      <w:r>
+        <w:rPr>
+          <w:b w:val="1"/>
+          <w:bCs w:val="1"/>
+          <w:rtl w:val="0"/>
+        </w:rPr>
+        <w:t xml:space="preserve">Figma: </w:t>
+      </w:r>
+      <w:hyperlink r:id="rId109">
+        <w:r>
+          <w:rPr>
+            <w:color w:val="1155CC"/>
+            <w:u w:val="single"/>
+            <w:rtl w:val="0"/>
+          </w:rPr>
+          <w:t xml:space="preserve">RM v2 / 16 Total monthly cost</w:t>
+        </w:r>
+      </w:hyperlink>
+    </w:p>
+    <w:p>
+      <w:pPr>
         <w:rPr/>
       </w:pPr>
       <w:r>
@@ -11055,6 +13591,36 @@
     </w:p>
     <w:p>
       <w:pPr>
+        <w:ind w:left="720" w:firstLine="0"/>
+        <w:rPr/>
+      </w:pPr>
+      <w:r>
+        <w:rPr>
+          <w:rtl w:val="0"/>
+        </w:rPr>
+        <w:t xml:space="preserve">• </w:t>
+      </w:r>
+      <w:r>
+        <w:rPr>
+          <w:b w:val="1"/>
+          <w:bCs w:val="1"/>
+          <w:rtl w:val="0"/>
+        </w:rPr>
+        <w:t xml:space="preserve">Figma: </w:t>
+      </w:r>
+      <w:hyperlink r:id="rId109">
+        <w:r>
+          <w:rPr>
+            <w:color w:val="1155CC"/>
+            <w:u w:val="single"/>
+            <w:rtl w:val="0"/>
+          </w:rPr>
+          <w:t xml:space="preserve">RM v2 / 16 Total monthly cost</w:t>
+        </w:r>
+      </w:hyperlink>
+    </w:p>
+    <w:p>
+      <w:pPr>
         <w:rPr/>
       </w:pPr>
       <w:r>
@@ -11189,6 +13755,36 @@
     </w:p>
     <w:p>
       <w:pPr>
+        <w:ind w:left="720" w:firstLine="0"/>
+        <w:rPr/>
+      </w:pPr>
+      <w:r>
+        <w:rPr>
+          <w:rtl w:val="0"/>
+        </w:rPr>
+        <w:t xml:space="preserve">• </w:t>
+      </w:r>
+      <w:r>
+        <w:rPr>
+          <w:b w:val="1"/>
+          <w:bCs w:val="1"/>
+          <w:rtl w:val="0"/>
+        </w:rPr>
+        <w:t xml:space="preserve">Figma: </w:t>
+      </w:r>
+      <w:hyperlink r:id="rId109">
+        <w:r>
+          <w:rPr>
+            <w:color w:val="1155CC"/>
+            <w:u w:val="single"/>
+            <w:rtl w:val="0"/>
+          </w:rPr>
+          <w:t xml:space="preserve">RM v2 / 16 Total monthly cost</w:t>
+        </w:r>
+      </w:hyperlink>
+    </w:p>
+    <w:p>
+      <w:pPr>
         <w:pStyle w:val="Heading2"/>
         <w:rPr/>
       </w:pPr>
@@ -11385,6 +13981,36 @@
     </w:p>
     <w:p>
       <w:pPr>
+        <w:ind w:left="720" w:firstLine="0"/>
+        <w:rPr/>
+      </w:pPr>
+      <w:r>
+        <w:rPr>
+          <w:rtl w:val="0"/>
+        </w:rPr>
+        <w:t xml:space="preserve">• </w:t>
+      </w:r>
+      <w:r>
+        <w:rPr>
+          <w:b w:val="1"/>
+          <w:bCs w:val="1"/>
+          <w:rtl w:val="0"/>
+        </w:rPr>
+        <w:t xml:space="preserve">Figma: </w:t>
+      </w:r>
+      <w:hyperlink r:id="rId110">
+        <w:r>
+          <w:rPr>
+            <w:color w:val="1155CC"/>
+            <w:u w:val="single"/>
+            <w:rtl w:val="0"/>
+          </w:rPr>
+          <w:t xml:space="preserve">RM v2 / 17 Before the house</w:t>
+        </w:r>
+      </w:hyperlink>
+    </w:p>
+    <w:p>
+      <w:pPr>
         <w:rPr/>
       </w:pPr>
       <w:r>
@@ -11493,6 +14119,36 @@
     </w:p>
     <w:p>
       <w:pPr>
+        <w:ind w:left="720" w:firstLine="0"/>
+        <w:rPr/>
+      </w:pPr>
+      <w:r>
+        <w:rPr>
+          <w:rtl w:val="0"/>
+        </w:rPr>
+        <w:t xml:space="preserve">• </w:t>
+      </w:r>
+      <w:r>
+        <w:rPr>
+          <w:b w:val="1"/>
+          <w:bCs w:val="1"/>
+          <w:rtl w:val="0"/>
+        </w:rPr>
+        <w:t xml:space="preserve">Figma: </w:t>
+      </w:r>
+      <w:hyperlink r:id="rId110">
+        <w:r>
+          <w:rPr>
+            <w:color w:val="1155CC"/>
+            <w:u w:val="single"/>
+            <w:rtl w:val="0"/>
+          </w:rPr>
+          <w:t xml:space="preserve">RM v2 / 17 Before the house</w:t>
+        </w:r>
+      </w:hyperlink>
+    </w:p>
+    <w:p>
+      <w:pPr>
         <w:rPr/>
       </w:pPr>
       <w:r>
@@ -11601,6 +14257,36 @@
     </w:p>
     <w:p>
       <w:pPr>
+        <w:ind w:left="720" w:firstLine="0"/>
+        <w:rPr/>
+      </w:pPr>
+      <w:r>
+        <w:rPr>
+          <w:rtl w:val="0"/>
+        </w:rPr>
+        <w:t xml:space="preserve">• </w:t>
+      </w:r>
+      <w:r>
+        <w:rPr>
+          <w:b w:val="1"/>
+          <w:bCs w:val="1"/>
+          <w:rtl w:val="0"/>
+        </w:rPr>
+        <w:t xml:space="preserve">Figma: </w:t>
+      </w:r>
+      <w:hyperlink r:id="rId110">
+        <w:r>
+          <w:rPr>
+            <w:color w:val="1155CC"/>
+            <w:u w:val="single"/>
+            <w:rtl w:val="0"/>
+          </w:rPr>
+          <w:t xml:space="preserve">RM v2 / 17 Before the house</w:t>
+        </w:r>
+      </w:hyperlink>
+    </w:p>
+    <w:p>
+      <w:pPr>
         <w:rPr/>
       </w:pPr>
       <w:r>
@@ -11709,6 +14395,36 @@
     </w:p>
     <w:p>
       <w:pPr>
+        <w:ind w:left="720" w:firstLine="0"/>
+        <w:rPr/>
+      </w:pPr>
+      <w:r>
+        <w:rPr>
+          <w:rtl w:val="0"/>
+        </w:rPr>
+        <w:t xml:space="preserve">• </w:t>
+      </w:r>
+      <w:r>
+        <w:rPr>
+          <w:b w:val="1"/>
+          <w:bCs w:val="1"/>
+          <w:rtl w:val="0"/>
+        </w:rPr>
+        <w:t xml:space="preserve">Figma: </w:t>
+      </w:r>
+      <w:hyperlink r:id="rId110">
+        <w:r>
+          <w:rPr>
+            <w:color w:val="1155CC"/>
+            <w:u w:val="single"/>
+            <w:rtl w:val="0"/>
+          </w:rPr>
+          <w:t xml:space="preserve">RM v2 / 17 Before the house</w:t>
+        </w:r>
+      </w:hyperlink>
+    </w:p>
+    <w:p>
+      <w:pPr>
         <w:pStyle w:val="Heading2"/>
         <w:rPr/>
       </w:pPr>
@@ -11905,6 +14621,36 @@
     </w:p>
     <w:p>
       <w:pPr>
+        <w:ind w:left="720" w:firstLine="0"/>
+        <w:rPr/>
+      </w:pPr>
+      <w:r>
+        <w:rPr>
+          <w:rtl w:val="0"/>
+        </w:rPr>
+        <w:t xml:space="preserve">• </w:t>
+      </w:r>
+      <w:r>
+        <w:rPr>
+          <w:b w:val="1"/>
+          <w:bCs w:val="1"/>
+          <w:rtl w:val="0"/>
+        </w:rPr>
+        <w:t xml:space="preserve">Figma: </w:t>
+      </w:r>
+      <w:hyperlink r:id="rId111">
+        <w:r>
+          <w:rPr>
+            <w:color w:val="1155CC"/>
+            <w:u w:val="single"/>
+            <w:rtl w:val="0"/>
+          </w:rPr>
+          <w:t xml:space="preserve">RM v2 / 05 Result</w:t>
+        </w:r>
+      </w:hyperlink>
+    </w:p>
+    <w:p>
+      <w:pPr>
         <w:rPr/>
       </w:pPr>
       <w:r>
@@ -12025,6 +14771,36 @@
     </w:p>
     <w:p>
       <w:pPr>
+        <w:ind w:left="720" w:firstLine="0"/>
+        <w:rPr/>
+      </w:pPr>
+      <w:r>
+        <w:rPr>
+          <w:rtl w:val="0"/>
+        </w:rPr>
+        <w:t xml:space="preserve">• </w:t>
+      </w:r>
+      <w:r>
+        <w:rPr>
+          <w:b w:val="1"/>
+          <w:bCs w:val="1"/>
+          <w:rtl w:val="0"/>
+        </w:rPr>
+        <w:t xml:space="preserve">Figma: </w:t>
+      </w:r>
+      <w:hyperlink r:id="rId111">
+        <w:r>
+          <w:rPr>
+            <w:color w:val="1155CC"/>
+            <w:u w:val="single"/>
+            <w:rtl w:val="0"/>
+          </w:rPr>
+          <w:t xml:space="preserve">RM v2 / 05 Result</w:t>
+        </w:r>
+      </w:hyperlink>
+    </w:p>
+    <w:p>
+      <w:pPr>
         <w:rPr/>
       </w:pPr>
       <w:r>
@@ -12133,6 +14909,36 @@
     </w:p>
     <w:p>
       <w:pPr>
+        <w:ind w:left="720" w:firstLine="0"/>
+        <w:rPr/>
+      </w:pPr>
+      <w:r>
+        <w:rPr>
+          <w:rtl w:val="0"/>
+        </w:rPr>
+        <w:t xml:space="preserve">• </w:t>
+      </w:r>
+      <w:r>
+        <w:rPr>
+          <w:b w:val="1"/>
+          <w:bCs w:val="1"/>
+          <w:rtl w:val="0"/>
+        </w:rPr>
+        <w:t xml:space="preserve">Figma: </w:t>
+      </w:r>
+      <w:hyperlink r:id="rId111">
+        <w:r>
+          <w:rPr>
+            <w:color w:val="1155CC"/>
+            <w:u w:val="single"/>
+            <w:rtl w:val="0"/>
+          </w:rPr>
+          <w:t xml:space="preserve">RM v2 / 05 Result</w:t>
+        </w:r>
+      </w:hyperlink>
+    </w:p>
+    <w:p>
+      <w:pPr>
         <w:rPr/>
       </w:pPr>
       <w:r>
@@ -12241,6 +15047,36 @@
     </w:p>
     <w:p>
       <w:pPr>
+        <w:ind w:left="720" w:firstLine="0"/>
+        <w:rPr/>
+      </w:pPr>
+      <w:r>
+        <w:rPr>
+          <w:rtl w:val="0"/>
+        </w:rPr>
+        <w:t xml:space="preserve">• </w:t>
+      </w:r>
+      <w:r>
+        <w:rPr>
+          <w:b w:val="1"/>
+          <w:bCs w:val="1"/>
+          <w:rtl w:val="0"/>
+        </w:rPr>
+        <w:t xml:space="preserve">Figma: </w:t>
+      </w:r>
+      <w:hyperlink r:id="rId111">
+        <w:r>
+          <w:rPr>
+            <w:color w:val="1155CC"/>
+            <w:u w:val="single"/>
+            <w:rtl w:val="0"/>
+          </w:rPr>
+          <w:t xml:space="preserve">RM v2 / 05 Result</w:t>
+        </w:r>
+      </w:hyperlink>
+    </w:p>
+    <w:p>
+      <w:pPr>
         <w:rPr/>
       </w:pPr>
       <w:r>
@@ -12349,6 +15185,36 @@
     </w:p>
     <w:p>
       <w:pPr>
+        <w:ind w:left="720" w:firstLine="0"/>
+        <w:rPr/>
+      </w:pPr>
+      <w:r>
+        <w:rPr>
+          <w:rtl w:val="0"/>
+        </w:rPr>
+        <w:t xml:space="preserve">• </w:t>
+      </w:r>
+      <w:r>
+        <w:rPr>
+          <w:b w:val="1"/>
+          <w:bCs w:val="1"/>
+          <w:rtl w:val="0"/>
+        </w:rPr>
+        <w:t xml:space="preserve">Figma: </w:t>
+      </w:r>
+      <w:hyperlink r:id="rId111">
+        <w:r>
+          <w:rPr>
+            <w:color w:val="1155CC"/>
+            <w:u w:val="single"/>
+            <w:rtl w:val="0"/>
+          </w:rPr>
+          <w:t xml:space="preserve">RM v2 / 05 Result</w:t>
+        </w:r>
+      </w:hyperlink>
+    </w:p>
+    <w:p>
+      <w:pPr>
         <w:rPr/>
       </w:pPr>
       <w:r>
@@ -12457,6 +15323,36 @@
     </w:p>
     <w:p>
       <w:pPr>
+        <w:ind w:left="720" w:firstLine="0"/>
+        <w:rPr/>
+      </w:pPr>
+      <w:r>
+        <w:rPr>
+          <w:rtl w:val="0"/>
+        </w:rPr>
+        <w:t xml:space="preserve">• </w:t>
+      </w:r>
+      <w:r>
+        <w:rPr>
+          <w:b w:val="1"/>
+          <w:bCs w:val="1"/>
+          <w:rtl w:val="0"/>
+        </w:rPr>
+        <w:t xml:space="preserve">Figma: </w:t>
+      </w:r>
+      <w:hyperlink r:id="rId111">
+        <w:r>
+          <w:rPr>
+            <w:color w:val="1155CC"/>
+            <w:u w:val="single"/>
+            <w:rtl w:val="0"/>
+          </w:rPr>
+          <w:t xml:space="preserve">RM v2 / 05 Result</w:t>
+        </w:r>
+      </w:hyperlink>
+    </w:p>
+    <w:p>
+      <w:pPr>
         <w:rPr/>
       </w:pPr>
       <w:r>
@@ -12577,6 +15473,36 @@
     </w:p>
     <w:p>
       <w:pPr>
+        <w:ind w:left="720" w:firstLine="0"/>
+        <w:rPr/>
+      </w:pPr>
+      <w:r>
+        <w:rPr>
+          <w:rtl w:val="0"/>
+        </w:rPr>
+        <w:t xml:space="preserve">• </w:t>
+      </w:r>
+      <w:r>
+        <w:rPr>
+          <w:b w:val="1"/>
+          <w:bCs w:val="1"/>
+          <w:rtl w:val="0"/>
+        </w:rPr>
+        <w:t xml:space="preserve">Figma: </w:t>
+      </w:r>
+      <w:hyperlink r:id="rId111">
+        <w:r>
+          <w:rPr>
+            <w:color w:val="1155CC"/>
+            <w:u w:val="single"/>
+            <w:rtl w:val="0"/>
+          </w:rPr>
+          <w:t xml:space="preserve">RM v2 / 05 Result</w:t>
+        </w:r>
+      </w:hyperlink>
+    </w:p>
+    <w:p>
+      <w:pPr>
         <w:pStyle w:val="Heading2"/>
         <w:rPr/>
       </w:pPr>
@@ -12742,6 +15668,36 @@
     </w:p>
     <w:p>
       <w:pPr>
+        <w:ind w:left="720" w:firstLine="0"/>
+        <w:rPr/>
+      </w:pPr>
+      <w:r>
+        <w:rPr>
+          <w:rtl w:val="0"/>
+        </w:rPr>
+        <w:t xml:space="preserve">• </w:t>
+      </w:r>
+      <w:r>
+        <w:rPr>
+          <w:b w:val="1"/>
+          <w:bCs w:val="1"/>
+          <w:rtl w:val="0"/>
+        </w:rPr>
+        <w:t xml:space="preserve">Figma: </w:t>
+      </w:r>
+      <w:hyperlink r:id="rId112">
+        <w:r>
+          <w:rPr>
+            <w:color w:val="1155CC"/>
+            <w:u w:val="single"/>
+            <w:rtl w:val="0"/>
+          </w:rPr>
+          <w:t xml:space="preserve">RM v2 / 06 Carrying range</w:t>
+        </w:r>
+      </w:hyperlink>
+    </w:p>
+    <w:p>
+      <w:pPr>
         <w:rPr/>
       </w:pPr>
       <w:r>
@@ -12850,6 +15806,36 @@
     </w:p>
     <w:p>
       <w:pPr>
+        <w:ind w:left="720" w:firstLine="0"/>
+        <w:rPr/>
+      </w:pPr>
+      <w:r>
+        <w:rPr>
+          <w:rtl w:val="0"/>
+        </w:rPr>
+        <w:t xml:space="preserve">• </w:t>
+      </w:r>
+      <w:r>
+        <w:rPr>
+          <w:b w:val="1"/>
+          <w:bCs w:val="1"/>
+          <w:rtl w:val="0"/>
+        </w:rPr>
+        <w:t xml:space="preserve">Figma: </w:t>
+      </w:r>
+      <w:hyperlink r:id="rId112">
+        <w:r>
+          <w:rPr>
+            <w:color w:val="1155CC"/>
+            <w:u w:val="single"/>
+            <w:rtl w:val="0"/>
+          </w:rPr>
+          <w:t xml:space="preserve">RM v2 / 06 Carrying range</w:t>
+        </w:r>
+      </w:hyperlink>
+    </w:p>
+    <w:p>
+      <w:pPr>
         <w:rPr/>
       </w:pPr>
       <w:r>
@@ -12958,6 +15944,36 @@
     </w:p>
     <w:p>
       <w:pPr>
+        <w:ind w:left="720" w:firstLine="0"/>
+        <w:rPr/>
+      </w:pPr>
+      <w:r>
+        <w:rPr>
+          <w:rtl w:val="0"/>
+        </w:rPr>
+        <w:t xml:space="preserve">• </w:t>
+      </w:r>
+      <w:r>
+        <w:rPr>
+          <w:b w:val="1"/>
+          <w:bCs w:val="1"/>
+          <w:rtl w:val="0"/>
+        </w:rPr>
+        <w:t xml:space="preserve">Figma: </w:t>
+      </w:r>
+      <w:hyperlink r:id="rId112">
+        <w:r>
+          <w:rPr>
+            <w:color w:val="1155CC"/>
+            <w:u w:val="single"/>
+            <w:rtl w:val="0"/>
+          </w:rPr>
+          <w:t xml:space="preserve">RM v2 / 06 Carrying range</w:t>
+        </w:r>
+      </w:hyperlink>
+    </w:p>
+    <w:p>
+      <w:pPr>
         <w:rPr/>
       </w:pPr>
       <w:r>
@@ -13092,6 +16108,36 @@
     </w:p>
     <w:p>
       <w:pPr>
+        <w:ind w:left="720" w:firstLine="0"/>
+        <w:rPr/>
+      </w:pPr>
+      <w:r>
+        <w:rPr>
+          <w:rtl w:val="0"/>
+        </w:rPr>
+        <w:t xml:space="preserve">• </w:t>
+      </w:r>
+      <w:r>
+        <w:rPr>
+          <w:b w:val="1"/>
+          <w:bCs w:val="1"/>
+          <w:rtl w:val="0"/>
+        </w:rPr>
+        <w:t xml:space="preserve">Figma: </w:t>
+      </w:r>
+      <w:hyperlink r:id="rId112">
+        <w:r>
+          <w:rPr>
+            <w:color w:val="1155CC"/>
+            <w:u w:val="single"/>
+            <w:rtl w:val="0"/>
+          </w:rPr>
+          <w:t xml:space="preserve">RM v2 / 06 Carrying range</w:t>
+        </w:r>
+      </w:hyperlink>
+    </w:p>
+    <w:p>
+      <w:pPr>
         <w:rPr/>
       </w:pPr>
       <w:r>
@@ -13200,6 +16246,36 @@
     </w:p>
     <w:p>
       <w:pPr>
+        <w:ind w:left="720" w:firstLine="0"/>
+        <w:rPr/>
+      </w:pPr>
+      <w:r>
+        <w:rPr>
+          <w:rtl w:val="0"/>
+        </w:rPr>
+        <w:t xml:space="preserve">• </w:t>
+      </w:r>
+      <w:r>
+        <w:rPr>
+          <w:b w:val="1"/>
+          <w:bCs w:val="1"/>
+          <w:rtl w:val="0"/>
+        </w:rPr>
+        <w:t xml:space="preserve">Figma: </w:t>
+      </w:r>
+      <w:hyperlink r:id="rId112">
+        <w:r>
+          <w:rPr>
+            <w:color w:val="1155CC"/>
+            <w:u w:val="single"/>
+            <w:rtl w:val="0"/>
+          </w:rPr>
+          <w:t xml:space="preserve">RM v2 / 06 Carrying range</w:t>
+        </w:r>
+      </w:hyperlink>
+    </w:p>
+    <w:p>
+      <w:pPr>
         <w:rPr/>
       </w:pPr>
       <w:r>
@@ -13308,6 +16384,36 @@
     </w:p>
     <w:p>
       <w:pPr>
+        <w:ind w:left="720" w:firstLine="0"/>
+        <w:rPr/>
+      </w:pPr>
+      <w:r>
+        <w:rPr>
+          <w:rtl w:val="0"/>
+        </w:rPr>
+        <w:t xml:space="preserve">• </w:t>
+      </w:r>
+      <w:r>
+        <w:rPr>
+          <w:b w:val="1"/>
+          <w:bCs w:val="1"/>
+          <w:rtl w:val="0"/>
+        </w:rPr>
+        <w:t xml:space="preserve">Figma: </w:t>
+      </w:r>
+      <w:hyperlink r:id="rId112">
+        <w:r>
+          <w:rPr>
+            <w:color w:val="1155CC"/>
+            <w:u w:val="single"/>
+            <w:rtl w:val="0"/>
+          </w:rPr>
+          <w:t xml:space="preserve">RM v2 / 06 Carrying range</w:t>
+        </w:r>
+      </w:hyperlink>
+    </w:p>
+    <w:p>
+      <w:pPr>
         <w:pStyle w:val="Heading1"/>
         <w:rPr/>
       </w:pPr>
@@ -13535,6 +16641,36 @@
     </w:p>
     <w:p>
       <w:pPr>
+        <w:ind w:left="720" w:firstLine="0"/>
+        <w:rPr/>
+      </w:pPr>
+      <w:r>
+        <w:rPr>
+          <w:rtl w:val="0"/>
+        </w:rPr>
+        <w:t xml:space="preserve">• </w:t>
+      </w:r>
+      <w:r>
+        <w:rPr>
+          <w:b w:val="1"/>
+          <w:bCs w:val="1"/>
+          <w:rtl w:val="0"/>
+        </w:rPr>
+        <w:t xml:space="preserve">Figma: </w:t>
+      </w:r>
+      <w:hyperlink r:id="rId113">
+        <w:r>
+          <w:rPr>
+            <w:color w:val="1155CC"/>
+            <w:u w:val="single"/>
+            <w:rtl w:val="0"/>
+          </w:rPr>
+          <w:t xml:space="preserve">RM v2 / 25 Monthly summary</w:t>
+        </w:r>
+      </w:hyperlink>
+    </w:p>
+    <w:p>
+      <w:pPr>
         <w:rPr/>
       </w:pPr>
       <w:r>
@@ -13643,6 +16779,36 @@
     </w:p>
     <w:p>
       <w:pPr>
+        <w:ind w:left="720" w:firstLine="0"/>
+        <w:rPr/>
+      </w:pPr>
+      <w:r>
+        <w:rPr>
+          <w:rtl w:val="0"/>
+        </w:rPr>
+        <w:t xml:space="preserve">• </w:t>
+      </w:r>
+      <w:r>
+        <w:rPr>
+          <w:b w:val="1"/>
+          <w:bCs w:val="1"/>
+          <w:rtl w:val="0"/>
+        </w:rPr>
+        <w:t xml:space="preserve">Figma: </w:t>
+      </w:r>
+      <w:hyperlink r:id="rId113">
+        <w:r>
+          <w:rPr>
+            <w:color w:val="1155CC"/>
+            <w:u w:val="single"/>
+            <w:rtl w:val="0"/>
+          </w:rPr>
+          <w:t xml:space="preserve">RM v2 / 25 Monthly summary</w:t>
+        </w:r>
+      </w:hyperlink>
+    </w:p>
+    <w:p>
+      <w:pPr>
         <w:rPr/>
       </w:pPr>
       <w:r>
@@ -13777,6 +16943,36 @@
     </w:p>
     <w:p>
       <w:pPr>
+        <w:ind w:left="720" w:firstLine="0"/>
+        <w:rPr/>
+      </w:pPr>
+      <w:r>
+        <w:rPr>
+          <w:rtl w:val="0"/>
+        </w:rPr>
+        <w:t xml:space="preserve">• </w:t>
+      </w:r>
+      <w:r>
+        <w:rPr>
+          <w:b w:val="1"/>
+          <w:bCs w:val="1"/>
+          <w:rtl w:val="0"/>
+        </w:rPr>
+        <w:t xml:space="preserve">Figma: </w:t>
+      </w:r>
+      <w:hyperlink r:id="rId113">
+        <w:r>
+          <w:rPr>
+            <w:color w:val="1155CC"/>
+            <w:u w:val="single"/>
+            <w:rtl w:val="0"/>
+          </w:rPr>
+          <w:t xml:space="preserve">RM v2 / 25 Monthly summary</w:t>
+        </w:r>
+      </w:hyperlink>
+    </w:p>
+    <w:p>
+      <w:pPr>
         <w:rPr/>
       </w:pPr>
       <w:r>
@@ -13885,6 +17081,36 @@
     </w:p>
     <w:p>
       <w:pPr>
+        <w:ind w:left="720" w:firstLine="0"/>
+        <w:rPr/>
+      </w:pPr>
+      <w:r>
+        <w:rPr>
+          <w:rtl w:val="0"/>
+        </w:rPr>
+        <w:t xml:space="preserve">• </w:t>
+      </w:r>
+      <w:r>
+        <w:rPr>
+          <w:b w:val="1"/>
+          <w:bCs w:val="1"/>
+          <w:rtl w:val="0"/>
+        </w:rPr>
+        <w:t xml:space="preserve">Figma: </w:t>
+      </w:r>
+      <w:hyperlink r:id="rId113">
+        <w:r>
+          <w:rPr>
+            <w:color w:val="1155CC"/>
+            <w:u w:val="single"/>
+            <w:rtl w:val="0"/>
+          </w:rPr>
+          <w:t xml:space="preserve">RM v2 / 25 Monthly summary</w:t>
+        </w:r>
+      </w:hyperlink>
+    </w:p>
+    <w:p>
+      <w:pPr>
         <w:rPr/>
       </w:pPr>
       <w:r>
@@ -13993,6 +17219,36 @@
     </w:p>
     <w:p>
       <w:pPr>
+        <w:ind w:left="720" w:firstLine="0"/>
+        <w:rPr/>
+      </w:pPr>
+      <w:r>
+        <w:rPr>
+          <w:rtl w:val="0"/>
+        </w:rPr>
+        <w:t xml:space="preserve">• </w:t>
+      </w:r>
+      <w:r>
+        <w:rPr>
+          <w:b w:val="1"/>
+          <w:bCs w:val="1"/>
+          <w:rtl w:val="0"/>
+        </w:rPr>
+        <w:t xml:space="preserve">Figma: </w:t>
+      </w:r>
+      <w:hyperlink r:id="rId113">
+        <w:r>
+          <w:rPr>
+            <w:color w:val="1155CC"/>
+            <w:u w:val="single"/>
+            <w:rtl w:val="0"/>
+          </w:rPr>
+          <w:t xml:space="preserve">RM v2 / 25 Monthly summary</w:t>
+        </w:r>
+      </w:hyperlink>
+    </w:p>
+    <w:p>
+      <w:pPr>
         <w:pStyle w:val="Heading2"/>
         <w:rPr/>
       </w:pPr>
@@ -14189,6 +17445,36 @@
     </w:p>
     <w:p>
       <w:pPr>
+        <w:ind w:left="720" w:firstLine="0"/>
+        <w:rPr/>
+      </w:pPr>
+      <w:r>
+        <w:rPr>
+          <w:rtl w:val="0"/>
+        </w:rPr>
+        <w:t xml:space="preserve">• </w:t>
+      </w:r>
+      <w:r>
+        <w:rPr>
+          <w:b w:val="1"/>
+          <w:bCs w:val="1"/>
+          <w:rtl w:val="0"/>
+        </w:rPr>
+        <w:t xml:space="preserve">Figma: </w:t>
+      </w:r>
+      <w:hyperlink r:id="rId114">
+        <w:r>
+          <w:rPr>
+            <w:color w:val="1155CC"/>
+            <w:u w:val="single"/>
+            <w:rtl w:val="0"/>
+          </w:rPr>
+          <w:t xml:space="preserve">RM v2 / 08 Spending limits</w:t>
+        </w:r>
+      </w:hyperlink>
+    </w:p>
+    <w:p>
+      <w:pPr>
         <w:rPr/>
       </w:pPr>
       <w:r>
@@ -14297,6 +17583,36 @@
     </w:p>
     <w:p>
       <w:pPr>
+        <w:ind w:left="720" w:firstLine="0"/>
+        <w:rPr/>
+      </w:pPr>
+      <w:r>
+        <w:rPr>
+          <w:rtl w:val="0"/>
+        </w:rPr>
+        <w:t xml:space="preserve">• </w:t>
+      </w:r>
+      <w:r>
+        <w:rPr>
+          <w:b w:val="1"/>
+          <w:bCs w:val="1"/>
+          <w:rtl w:val="0"/>
+        </w:rPr>
+        <w:t xml:space="preserve">Figma: </w:t>
+      </w:r>
+      <w:hyperlink r:id="rId114">
+        <w:r>
+          <w:rPr>
+            <w:color w:val="1155CC"/>
+            <w:u w:val="single"/>
+            <w:rtl w:val="0"/>
+          </w:rPr>
+          <w:t xml:space="preserve">RM v2 / 08 Spending limits</w:t>
+        </w:r>
+      </w:hyperlink>
+    </w:p>
+    <w:p>
+      <w:pPr>
         <w:rPr/>
       </w:pPr>
       <w:r>
@@ -14405,6 +17721,36 @@
     </w:p>
     <w:p>
       <w:pPr>
+        <w:ind w:left="720" w:firstLine="0"/>
+        <w:rPr/>
+      </w:pPr>
+      <w:r>
+        <w:rPr>
+          <w:rtl w:val="0"/>
+        </w:rPr>
+        <w:t xml:space="preserve">• </w:t>
+      </w:r>
+      <w:r>
+        <w:rPr>
+          <w:b w:val="1"/>
+          <w:bCs w:val="1"/>
+          <w:rtl w:val="0"/>
+        </w:rPr>
+        <w:t xml:space="preserve">Figma: </w:t>
+      </w:r>
+      <w:hyperlink r:id="rId114">
+        <w:r>
+          <w:rPr>
+            <w:color w:val="1155CC"/>
+            <w:u w:val="single"/>
+            <w:rtl w:val="0"/>
+          </w:rPr>
+          <w:t xml:space="preserve">RM v2 / 08 Spending limits</w:t>
+        </w:r>
+      </w:hyperlink>
+    </w:p>
+    <w:p>
+      <w:pPr>
         <w:rPr/>
       </w:pPr>
       <w:r>
@@ -14513,6 +17859,36 @@
     </w:p>
     <w:p>
       <w:pPr>
+        <w:ind w:left="720" w:firstLine="0"/>
+        <w:rPr/>
+      </w:pPr>
+      <w:r>
+        <w:rPr>
+          <w:rtl w:val="0"/>
+        </w:rPr>
+        <w:t xml:space="preserve">• </w:t>
+      </w:r>
+      <w:r>
+        <w:rPr>
+          <w:b w:val="1"/>
+          <w:bCs w:val="1"/>
+          <w:rtl w:val="0"/>
+        </w:rPr>
+        <w:t xml:space="preserve">Figma: </w:t>
+      </w:r>
+      <w:hyperlink r:id="rId114">
+        <w:r>
+          <w:rPr>
+            <w:color w:val="1155CC"/>
+            <w:u w:val="single"/>
+            <w:rtl w:val="0"/>
+          </w:rPr>
+          <w:t xml:space="preserve">RM v2 / 08 Spending limits</w:t>
+        </w:r>
+      </w:hyperlink>
+    </w:p>
+    <w:p>
+      <w:pPr>
         <w:rPr/>
       </w:pPr>
       <w:r>
@@ -14621,6 +17997,36 @@
     </w:p>
     <w:p>
       <w:pPr>
+        <w:ind w:left="720" w:firstLine="0"/>
+        <w:rPr/>
+      </w:pPr>
+      <w:r>
+        <w:rPr>
+          <w:rtl w:val="0"/>
+        </w:rPr>
+        <w:t xml:space="preserve">• </w:t>
+      </w:r>
+      <w:r>
+        <w:rPr>
+          <w:b w:val="1"/>
+          <w:bCs w:val="1"/>
+          <w:rtl w:val="0"/>
+        </w:rPr>
+        <w:t xml:space="preserve">Figma: </w:t>
+      </w:r>
+      <w:hyperlink r:id="rId114">
+        <w:r>
+          <w:rPr>
+            <w:color w:val="1155CC"/>
+            <w:u w:val="single"/>
+            <w:rtl w:val="0"/>
+          </w:rPr>
+          <w:t xml:space="preserve">RM v2 / 08 Spending limits</w:t>
+        </w:r>
+      </w:hyperlink>
+    </w:p>
+    <w:p>
+      <w:pPr>
         <w:rPr/>
       </w:pPr>
       <w:r>
@@ -14729,6 +18135,36 @@
     </w:p>
     <w:p>
       <w:pPr>
+        <w:ind w:left="720" w:firstLine="0"/>
+        <w:rPr/>
+      </w:pPr>
+      <w:r>
+        <w:rPr>
+          <w:rtl w:val="0"/>
+        </w:rPr>
+        <w:t xml:space="preserve">• </w:t>
+      </w:r>
+      <w:r>
+        <w:rPr>
+          <w:b w:val="1"/>
+          <w:bCs w:val="1"/>
+          <w:rtl w:val="0"/>
+        </w:rPr>
+        <w:t xml:space="preserve">Figma: </w:t>
+      </w:r>
+      <w:hyperlink r:id="rId114">
+        <w:r>
+          <w:rPr>
+            <w:color w:val="1155CC"/>
+            <w:u w:val="single"/>
+            <w:rtl w:val="0"/>
+          </w:rPr>
+          <w:t xml:space="preserve">RM v2 / 08 Spending limits</w:t>
+        </w:r>
+      </w:hyperlink>
+    </w:p>
+    <w:p>
+      <w:pPr>
         <w:rPr/>
       </w:pPr>
       <w:r>
@@ -14837,6 +18273,36 @@
     </w:p>
     <w:p>
       <w:pPr>
+        <w:ind w:left="720" w:firstLine="0"/>
+        <w:rPr/>
+      </w:pPr>
+      <w:r>
+        <w:rPr>
+          <w:rtl w:val="0"/>
+        </w:rPr>
+        <w:t xml:space="preserve">• </w:t>
+      </w:r>
+      <w:r>
+        <w:rPr>
+          <w:b w:val="1"/>
+          <w:bCs w:val="1"/>
+          <w:rtl w:val="0"/>
+        </w:rPr>
+        <w:t xml:space="preserve">Figma: </w:t>
+      </w:r>
+      <w:hyperlink r:id="rId114">
+        <w:r>
+          <w:rPr>
+            <w:color w:val="1155CC"/>
+            <w:u w:val="single"/>
+            <w:rtl w:val="0"/>
+          </w:rPr>
+          <w:t xml:space="preserve">RM v2 / 08 Spending limits</w:t>
+        </w:r>
+      </w:hyperlink>
+    </w:p>
+    <w:p>
+      <w:pPr>
         <w:pStyle w:val="Heading2"/>
         <w:rPr/>
       </w:pPr>
@@ -15033,6 +18499,36 @@
     </w:p>
     <w:p>
       <w:pPr>
+        <w:ind w:left="720" w:firstLine="0"/>
+        <w:rPr/>
+      </w:pPr>
+      <w:r>
+        <w:rPr>
+          <w:rtl w:val="0"/>
+        </w:rPr>
+        <w:t xml:space="preserve">• </w:t>
+      </w:r>
+      <w:r>
+        <w:rPr>
+          <w:b w:val="1"/>
+          <w:bCs w:val="1"/>
+          <w:rtl w:val="0"/>
+        </w:rPr>
+        <w:t xml:space="preserve">Figma: </w:t>
+      </w:r>
+      <w:hyperlink r:id="rId115">
+        <w:r>
+          <w:rPr>
+            <w:color w:val="1155CC"/>
+            <w:u w:val="single"/>
+            <w:rtl w:val="0"/>
+          </w:rPr>
+          <w:t xml:space="preserve">RM v2 / 07 Compare payments</w:t>
+        </w:r>
+      </w:hyperlink>
+    </w:p>
+    <w:p>
+      <w:pPr>
         <w:rPr/>
       </w:pPr>
       <w:r>
@@ -15141,6 +18637,36 @@
     </w:p>
     <w:p>
       <w:pPr>
+        <w:ind w:left="720" w:firstLine="0"/>
+        <w:rPr/>
+      </w:pPr>
+      <w:r>
+        <w:rPr>
+          <w:rtl w:val="0"/>
+        </w:rPr>
+        <w:t xml:space="preserve">• </w:t>
+      </w:r>
+      <w:r>
+        <w:rPr>
+          <w:b w:val="1"/>
+          <w:bCs w:val="1"/>
+          <w:rtl w:val="0"/>
+        </w:rPr>
+        <w:t xml:space="preserve">Figma: </w:t>
+      </w:r>
+      <w:hyperlink r:id="rId115">
+        <w:r>
+          <w:rPr>
+            <w:color w:val="1155CC"/>
+            <w:u w:val="single"/>
+            <w:rtl w:val="0"/>
+          </w:rPr>
+          <w:t xml:space="preserve">RM v2 / 07 Compare payments</w:t>
+        </w:r>
+      </w:hyperlink>
+    </w:p>
+    <w:p>
+      <w:pPr>
         <w:rPr/>
       </w:pPr>
       <w:r>
@@ -15249,6 +18775,36 @@
     </w:p>
     <w:p>
       <w:pPr>
+        <w:ind w:left="720" w:firstLine="0"/>
+        <w:rPr/>
+      </w:pPr>
+      <w:r>
+        <w:rPr>
+          <w:rtl w:val="0"/>
+        </w:rPr>
+        <w:t xml:space="preserve">• </w:t>
+      </w:r>
+      <w:r>
+        <w:rPr>
+          <w:b w:val="1"/>
+          <w:bCs w:val="1"/>
+          <w:rtl w:val="0"/>
+        </w:rPr>
+        <w:t xml:space="preserve">Figma: </w:t>
+      </w:r>
+      <w:hyperlink r:id="rId115">
+        <w:r>
+          <w:rPr>
+            <w:color w:val="1155CC"/>
+            <w:u w:val="single"/>
+            <w:rtl w:val="0"/>
+          </w:rPr>
+          <w:t xml:space="preserve">RM v2 / 07 Compare payments</w:t>
+        </w:r>
+      </w:hyperlink>
+    </w:p>
+    <w:p>
+      <w:pPr>
         <w:rPr/>
       </w:pPr>
       <w:r>
@@ -15357,6 +18913,36 @@
     </w:p>
     <w:p>
       <w:pPr>
+        <w:ind w:left="720" w:firstLine="0"/>
+        <w:rPr/>
+      </w:pPr>
+      <w:r>
+        <w:rPr>
+          <w:rtl w:val="0"/>
+        </w:rPr>
+        <w:t xml:space="preserve">• </w:t>
+      </w:r>
+      <w:r>
+        <w:rPr>
+          <w:b w:val="1"/>
+          <w:bCs w:val="1"/>
+          <w:rtl w:val="0"/>
+        </w:rPr>
+        <w:t xml:space="preserve">Figma: </w:t>
+      </w:r>
+      <w:hyperlink r:id="rId115">
+        <w:r>
+          <w:rPr>
+            <w:color w:val="1155CC"/>
+            <w:u w:val="single"/>
+            <w:rtl w:val="0"/>
+          </w:rPr>
+          <w:t xml:space="preserve">RM v2 / 07 Compare payments</w:t>
+        </w:r>
+      </w:hyperlink>
+    </w:p>
+    <w:p>
+      <w:pPr>
         <w:rPr/>
       </w:pPr>
       <w:r>
@@ -15465,6 +19051,36 @@
     </w:p>
     <w:p>
       <w:pPr>
+        <w:ind w:left="720" w:firstLine="0"/>
+        <w:rPr/>
+      </w:pPr>
+      <w:r>
+        <w:rPr>
+          <w:rtl w:val="0"/>
+        </w:rPr>
+        <w:t xml:space="preserve">• </w:t>
+      </w:r>
+      <w:r>
+        <w:rPr>
+          <w:b w:val="1"/>
+          <w:bCs w:val="1"/>
+          <w:rtl w:val="0"/>
+        </w:rPr>
+        <w:t xml:space="preserve">Figma: </w:t>
+      </w:r>
+      <w:hyperlink r:id="rId115">
+        <w:r>
+          <w:rPr>
+            <w:color w:val="1155CC"/>
+            <w:u w:val="single"/>
+            <w:rtl w:val="0"/>
+          </w:rPr>
+          <w:t xml:space="preserve">RM v2 / 07 Compare payments</w:t>
+        </w:r>
+      </w:hyperlink>
+    </w:p>
+    <w:p>
+      <w:pPr>
         <w:rPr/>
       </w:pPr>
       <w:r>
@@ -15570,6 +19186,36 @@
         </w:rPr>
         <w:t xml:space="preserve">each card holds a mini Waterline (96px plot, 38px bars, month labels 10px) with its own payment line and #F1592A gap segments; no scenario is ever marked as 'best' or highlighted as the answer.</w:t>
       </w:r>
+    </w:p>
+    <w:p>
+      <w:pPr>
+        <w:ind w:left="720" w:firstLine="0"/>
+        <w:rPr/>
+      </w:pPr>
+      <w:r>
+        <w:rPr>
+          <w:rtl w:val="0"/>
+        </w:rPr>
+        <w:t xml:space="preserve">• </w:t>
+      </w:r>
+      <w:r>
+        <w:rPr>
+          <w:b w:val="1"/>
+          <w:bCs w:val="1"/>
+          <w:rtl w:val="0"/>
+        </w:rPr>
+        <w:t xml:space="preserve">Figma: </w:t>
+      </w:r>
+      <w:hyperlink r:id="rId115">
+        <w:r>
+          <w:rPr>
+            <w:color w:val="1155CC"/>
+            <w:u w:val="single"/>
+            <w:rtl w:val="0"/>
+          </w:rPr>
+          <w:t xml:space="preserve">RM v2 / 07 Compare payments</w:t>
+        </w:r>
+      </w:hyperlink>
     </w:p>
     <w:p>
       <w:pPr>
@@ -15771,6 +19417,36 @@
     </w:p>
     <w:p>
       <w:pPr>
+        <w:ind w:left="720" w:firstLine="0"/>
+        <w:rPr/>
+      </w:pPr>
+      <w:r>
+        <w:rPr>
+          <w:rtl w:val="0"/>
+        </w:rPr>
+        <w:t xml:space="preserve">• </w:t>
+      </w:r>
+      <w:r>
+        <w:rPr>
+          <w:b w:val="1"/>
+          <w:bCs w:val="1"/>
+          <w:rtl w:val="0"/>
+        </w:rPr>
+        <w:t xml:space="preserve">Figma: </w:t>
+      </w:r>
+      <w:hyperlink r:id="rId116">
+        <w:r>
+          <w:rPr>
+            <w:color w:val="1155CC"/>
+            <w:u w:val="single"/>
+            <w:rtl w:val="0"/>
+          </w:rPr>
+          <w:t xml:space="preserve">RM v2 / 18 If income drops</w:t>
+        </w:r>
+      </w:hyperlink>
+    </w:p>
+    <w:p>
+      <w:pPr>
         <w:rPr/>
       </w:pPr>
       <w:r>
@@ -15879,6 +19555,36 @@
     </w:p>
     <w:p>
       <w:pPr>
+        <w:ind w:left="720" w:firstLine="0"/>
+        <w:rPr/>
+      </w:pPr>
+      <w:r>
+        <w:rPr>
+          <w:rtl w:val="0"/>
+        </w:rPr>
+        <w:t xml:space="preserve">• </w:t>
+      </w:r>
+      <w:r>
+        <w:rPr>
+          <w:b w:val="1"/>
+          <w:bCs w:val="1"/>
+          <w:rtl w:val="0"/>
+        </w:rPr>
+        <w:t xml:space="preserve">Figma: </w:t>
+      </w:r>
+      <w:hyperlink r:id="rId116">
+        <w:r>
+          <w:rPr>
+            <w:color w:val="1155CC"/>
+            <w:u w:val="single"/>
+            <w:rtl w:val="0"/>
+          </w:rPr>
+          <w:t xml:space="preserve">RM v2 / 18 If income drops</w:t>
+        </w:r>
+      </w:hyperlink>
+    </w:p>
+    <w:p>
+      <w:pPr>
         <w:rPr/>
       </w:pPr>
       <w:r>
@@ -15987,6 +19693,36 @@
     </w:p>
     <w:p>
       <w:pPr>
+        <w:ind w:left="720" w:firstLine="0"/>
+        <w:rPr/>
+      </w:pPr>
+      <w:r>
+        <w:rPr>
+          <w:rtl w:val="0"/>
+        </w:rPr>
+        <w:t xml:space="preserve">• </w:t>
+      </w:r>
+      <w:r>
+        <w:rPr>
+          <w:b w:val="1"/>
+          <w:bCs w:val="1"/>
+          <w:rtl w:val="0"/>
+        </w:rPr>
+        <w:t xml:space="preserve">Figma: </w:t>
+      </w:r>
+      <w:hyperlink r:id="rId116">
+        <w:r>
+          <w:rPr>
+            <w:color w:val="1155CC"/>
+            <w:u w:val="single"/>
+            <w:rtl w:val="0"/>
+          </w:rPr>
+          <w:t xml:space="preserve">RM v2 / 18 If income drops</w:t>
+        </w:r>
+      </w:hyperlink>
+    </w:p>
+    <w:p>
+      <w:pPr>
         <w:rPr/>
       </w:pPr>
       <w:r>
@@ -16095,6 +19831,36 @@
     </w:p>
     <w:p>
       <w:pPr>
+        <w:ind w:left="720" w:firstLine="0"/>
+        <w:rPr/>
+      </w:pPr>
+      <w:r>
+        <w:rPr>
+          <w:rtl w:val="0"/>
+        </w:rPr>
+        <w:t xml:space="preserve">• </w:t>
+      </w:r>
+      <w:r>
+        <w:rPr>
+          <w:b w:val="1"/>
+          <w:bCs w:val="1"/>
+          <w:rtl w:val="0"/>
+        </w:rPr>
+        <w:t xml:space="preserve">Figma: </w:t>
+      </w:r>
+      <w:hyperlink r:id="rId116">
+        <w:r>
+          <w:rPr>
+            <w:color w:val="1155CC"/>
+            <w:u w:val="single"/>
+            <w:rtl w:val="0"/>
+          </w:rPr>
+          <w:t xml:space="preserve">RM v2 / 18 If income drops</w:t>
+        </w:r>
+      </w:hyperlink>
+    </w:p>
+    <w:p>
+      <w:pPr>
         <w:rPr/>
       </w:pPr>
       <w:r>
@@ -16203,6 +19969,36 @@
     </w:p>
     <w:p>
       <w:pPr>
+        <w:ind w:left="720" w:firstLine="0"/>
+        <w:rPr/>
+      </w:pPr>
+      <w:r>
+        <w:rPr>
+          <w:rtl w:val="0"/>
+        </w:rPr>
+        <w:t xml:space="preserve">• </w:t>
+      </w:r>
+      <w:r>
+        <w:rPr>
+          <w:b w:val="1"/>
+          <w:bCs w:val="1"/>
+          <w:rtl w:val="0"/>
+        </w:rPr>
+        <w:t xml:space="preserve">Figma: </w:t>
+      </w:r>
+      <w:hyperlink r:id="rId116">
+        <w:r>
+          <w:rPr>
+            <w:color w:val="1155CC"/>
+            <w:u w:val="single"/>
+            <w:rtl w:val="0"/>
+          </w:rPr>
+          <w:t xml:space="preserve">RM v2 / 18 If income drops</w:t>
+        </w:r>
+      </w:hyperlink>
+    </w:p>
+    <w:p>
+      <w:pPr>
         <w:rPr/>
       </w:pPr>
       <w:r>
@@ -16311,6 +20107,36 @@
     </w:p>
     <w:p>
       <w:pPr>
+        <w:ind w:left="720" w:firstLine="0"/>
+        <w:rPr/>
+      </w:pPr>
+      <w:r>
+        <w:rPr>
+          <w:rtl w:val="0"/>
+        </w:rPr>
+        <w:t xml:space="preserve">• </w:t>
+      </w:r>
+      <w:r>
+        <w:rPr>
+          <w:b w:val="1"/>
+          <w:bCs w:val="1"/>
+          <w:rtl w:val="0"/>
+        </w:rPr>
+        <w:t xml:space="preserve">Figma: </w:t>
+      </w:r>
+      <w:hyperlink r:id="rId116">
+        <w:r>
+          <w:rPr>
+            <w:color w:val="1155CC"/>
+            <w:u w:val="single"/>
+            <w:rtl w:val="0"/>
+          </w:rPr>
+          <w:t xml:space="preserve">RM v2 / 18 If income drops</w:t>
+        </w:r>
+      </w:hyperlink>
+    </w:p>
+    <w:p>
+      <w:pPr>
         <w:rPr/>
       </w:pPr>
       <w:r>
@@ -16419,6 +20245,36 @@
     </w:p>
     <w:p>
       <w:pPr>
+        <w:ind w:left="720" w:firstLine="0"/>
+        <w:rPr/>
+      </w:pPr>
+      <w:r>
+        <w:rPr>
+          <w:rtl w:val="0"/>
+        </w:rPr>
+        <w:t xml:space="preserve">• </w:t>
+      </w:r>
+      <w:r>
+        <w:rPr>
+          <w:b w:val="1"/>
+          <w:bCs w:val="1"/>
+          <w:rtl w:val="0"/>
+        </w:rPr>
+        <w:t xml:space="preserve">Figma: </w:t>
+      </w:r>
+      <w:hyperlink r:id="rId116">
+        <w:r>
+          <w:rPr>
+            <w:color w:val="1155CC"/>
+            <w:u w:val="single"/>
+            <w:rtl w:val="0"/>
+          </w:rPr>
+          <w:t xml:space="preserve">RM v2 / 18 If income drops</w:t>
+        </w:r>
+      </w:hyperlink>
+    </w:p>
+    <w:p>
+      <w:pPr>
         <w:rPr/>
       </w:pPr>
       <w:r>
@@ -16527,6 +20383,36 @@
     </w:p>
     <w:p>
       <w:pPr>
+        <w:ind w:left="720" w:firstLine="0"/>
+        <w:rPr/>
+      </w:pPr>
+      <w:r>
+        <w:rPr>
+          <w:rtl w:val="0"/>
+        </w:rPr>
+        <w:t xml:space="preserve">• </w:t>
+      </w:r>
+      <w:r>
+        <w:rPr>
+          <w:b w:val="1"/>
+          <w:bCs w:val="1"/>
+          <w:rtl w:val="0"/>
+        </w:rPr>
+        <w:t xml:space="preserve">Figma: </w:t>
+      </w:r>
+      <w:hyperlink r:id="rId116">
+        <w:r>
+          <w:rPr>
+            <w:color w:val="1155CC"/>
+            <w:u w:val="single"/>
+            <w:rtl w:val="0"/>
+          </w:rPr>
+          <w:t xml:space="preserve">RM v2 / 18 If income drops</w:t>
+        </w:r>
+      </w:hyperlink>
+    </w:p>
+    <w:p>
+      <w:pPr>
         <w:rPr/>
       </w:pPr>
       <w:r>
@@ -16635,6 +20521,36 @@
     </w:p>
     <w:p>
       <w:pPr>
+        <w:ind w:left="720" w:firstLine="0"/>
+        <w:rPr/>
+      </w:pPr>
+      <w:r>
+        <w:rPr>
+          <w:rtl w:val="0"/>
+        </w:rPr>
+        <w:t xml:space="preserve">• </w:t>
+      </w:r>
+      <w:r>
+        <w:rPr>
+          <w:b w:val="1"/>
+          <w:bCs w:val="1"/>
+          <w:rtl w:val="0"/>
+        </w:rPr>
+        <w:t xml:space="preserve">Figma: </w:t>
+      </w:r>
+      <w:hyperlink r:id="rId116">
+        <w:r>
+          <w:rPr>
+            <w:color w:val="1155CC"/>
+            <w:u w:val="single"/>
+            <w:rtl w:val="0"/>
+          </w:rPr>
+          <w:t xml:space="preserve">RM v2 / 18 If income drops</w:t>
+        </w:r>
+      </w:hyperlink>
+    </w:p>
+    <w:p>
+      <w:pPr>
         <w:pStyle w:val="Heading1"/>
         <w:rPr/>
       </w:pPr>
@@ -16843,6 +20759,36 @@
     </w:p>
     <w:p>
       <w:pPr>
+        <w:ind w:left="720" w:firstLine="0"/>
+        <w:rPr/>
+      </w:pPr>
+      <w:r>
+        <w:rPr>
+          <w:rtl w:val="0"/>
+        </w:rPr>
+        <w:t xml:space="preserve">• </w:t>
+      </w:r>
+      <w:r>
+        <w:rPr>
+          <w:b w:val="1"/>
+          <w:bCs w:val="1"/>
+          <w:rtl w:val="0"/>
+        </w:rPr>
+        <w:t xml:space="preserve">Figma: </w:t>
+      </w:r>
+      <w:hyperlink r:id="rId117">
+        <w:r>
+          <w:rPr>
+            <w:color w:val="1155CC"/>
+            <w:u w:val="single"/>
+            <w:rtl w:val="0"/>
+          </w:rPr>
+          <w:t xml:space="preserve">RM v2 / 19 Prepare</w:t>
+        </w:r>
+      </w:hyperlink>
+    </w:p>
+    <w:p>
+      <w:pPr>
         <w:rPr/>
       </w:pPr>
       <w:r>
@@ -16951,6 +20897,36 @@
     </w:p>
     <w:p>
       <w:pPr>
+        <w:ind w:left="720" w:firstLine="0"/>
+        <w:rPr/>
+      </w:pPr>
+      <w:r>
+        <w:rPr>
+          <w:rtl w:val="0"/>
+        </w:rPr>
+        <w:t xml:space="preserve">• </w:t>
+      </w:r>
+      <w:r>
+        <w:rPr>
+          <w:b w:val="1"/>
+          <w:bCs w:val="1"/>
+          <w:rtl w:val="0"/>
+        </w:rPr>
+        <w:t xml:space="preserve">Figma: </w:t>
+      </w:r>
+      <w:hyperlink r:id="rId117">
+        <w:r>
+          <w:rPr>
+            <w:color w:val="1155CC"/>
+            <w:u w:val="single"/>
+            <w:rtl w:val="0"/>
+          </w:rPr>
+          <w:t xml:space="preserve">RM v2 / 19 Prepare</w:t>
+        </w:r>
+      </w:hyperlink>
+    </w:p>
+    <w:p>
+      <w:pPr>
         <w:rPr/>
       </w:pPr>
       <w:r>
@@ -17085,6 +21061,36 @@
     </w:p>
     <w:p>
       <w:pPr>
+        <w:ind w:left="720" w:firstLine="0"/>
+        <w:rPr/>
+      </w:pPr>
+      <w:r>
+        <w:rPr>
+          <w:rtl w:val="0"/>
+        </w:rPr>
+        <w:t xml:space="preserve">• </w:t>
+      </w:r>
+      <w:r>
+        <w:rPr>
+          <w:b w:val="1"/>
+          <w:bCs w:val="1"/>
+          <w:rtl w:val="0"/>
+        </w:rPr>
+        <w:t xml:space="preserve">Figma: </w:t>
+      </w:r>
+      <w:hyperlink r:id="rId117">
+        <w:r>
+          <w:rPr>
+            <w:color w:val="1155CC"/>
+            <w:u w:val="single"/>
+            <w:rtl w:val="0"/>
+          </w:rPr>
+          <w:t xml:space="preserve">RM v2 / 19 Prepare</w:t>
+        </w:r>
+      </w:hyperlink>
+    </w:p>
+    <w:p>
+      <w:pPr>
         <w:rPr/>
       </w:pPr>
       <w:r>
@@ -17193,6 +21199,36 @@
     </w:p>
     <w:p>
       <w:pPr>
+        <w:ind w:left="720" w:firstLine="0"/>
+        <w:rPr/>
+      </w:pPr>
+      <w:r>
+        <w:rPr>
+          <w:rtl w:val="0"/>
+        </w:rPr>
+        <w:t xml:space="preserve">• </w:t>
+      </w:r>
+      <w:r>
+        <w:rPr>
+          <w:b w:val="1"/>
+          <w:bCs w:val="1"/>
+          <w:rtl w:val="0"/>
+        </w:rPr>
+        <w:t xml:space="preserve">Figma: </w:t>
+      </w:r>
+      <w:hyperlink r:id="rId117">
+        <w:r>
+          <w:rPr>
+            <w:color w:val="1155CC"/>
+            <w:u w:val="single"/>
+            <w:rtl w:val="0"/>
+          </w:rPr>
+          <w:t xml:space="preserve">RM v2 / 19 Prepare</w:t>
+        </w:r>
+      </w:hyperlink>
+    </w:p>
+    <w:p>
+      <w:pPr>
         <w:pStyle w:val="Heading2"/>
         <w:rPr/>
       </w:pPr>
@@ -17389,6 +21425,36 @@
     </w:p>
     <w:p>
       <w:pPr>
+        <w:ind w:left="720" w:firstLine="0"/>
+        <w:rPr/>
+      </w:pPr>
+      <w:r>
+        <w:rPr>
+          <w:rtl w:val="0"/>
+        </w:rPr>
+        <w:t xml:space="preserve">• </w:t>
+      </w:r>
+      <w:r>
+        <w:rPr>
+          <w:b w:val="1"/>
+          <w:bCs w:val="1"/>
+          <w:rtl w:val="0"/>
+        </w:rPr>
+        <w:t xml:space="preserve">Figma: </w:t>
+      </w:r>
+      <w:hyperlink r:id="rId118">
+        <w:r>
+          <w:rPr>
+            <w:color w:val="1155CC"/>
+            <w:u w:val="single"/>
+            <w:rtl w:val="0"/>
+          </w:rPr>
+          <w:t xml:space="preserve">RM v2 / 20 Upfront cash</w:t>
+        </w:r>
+      </w:hyperlink>
+    </w:p>
+    <w:p>
+      <w:pPr>
         <w:rPr/>
       </w:pPr>
       <w:r>
@@ -17497,6 +21563,36 @@
     </w:p>
     <w:p>
       <w:pPr>
+        <w:ind w:left="720" w:firstLine="0"/>
+        <w:rPr/>
+      </w:pPr>
+      <w:r>
+        <w:rPr>
+          <w:rtl w:val="0"/>
+        </w:rPr>
+        <w:t xml:space="preserve">• </w:t>
+      </w:r>
+      <w:r>
+        <w:rPr>
+          <w:b w:val="1"/>
+          <w:bCs w:val="1"/>
+          <w:rtl w:val="0"/>
+        </w:rPr>
+        <w:t xml:space="preserve">Figma: </w:t>
+      </w:r>
+      <w:hyperlink r:id="rId118">
+        <w:r>
+          <w:rPr>
+            <w:color w:val="1155CC"/>
+            <w:u w:val="single"/>
+            <w:rtl w:val="0"/>
+          </w:rPr>
+          <w:t xml:space="preserve">RM v2 / 20 Upfront cash</w:t>
+        </w:r>
+      </w:hyperlink>
+    </w:p>
+    <w:p>
+      <w:pPr>
         <w:rPr/>
       </w:pPr>
       <w:r>
@@ -17631,6 +21727,36 @@
     </w:p>
     <w:p>
       <w:pPr>
+        <w:ind w:left="720" w:firstLine="0"/>
+        <w:rPr/>
+      </w:pPr>
+      <w:r>
+        <w:rPr>
+          <w:rtl w:val="0"/>
+        </w:rPr>
+        <w:t xml:space="preserve">• </w:t>
+      </w:r>
+      <w:r>
+        <w:rPr>
+          <w:b w:val="1"/>
+          <w:bCs w:val="1"/>
+          <w:rtl w:val="0"/>
+        </w:rPr>
+        <w:t xml:space="preserve">Figma: </w:t>
+      </w:r>
+      <w:hyperlink r:id="rId118">
+        <w:r>
+          <w:rPr>
+            <w:color w:val="1155CC"/>
+            <w:u w:val="single"/>
+            <w:rtl w:val="0"/>
+          </w:rPr>
+          <w:t xml:space="preserve">RM v2 / 20 Upfront cash</w:t>
+        </w:r>
+      </w:hyperlink>
+    </w:p>
+    <w:p>
+      <w:pPr>
         <w:rPr/>
       </w:pPr>
       <w:r>
@@ -17765,6 +21891,36 @@
     </w:p>
     <w:p>
       <w:pPr>
+        <w:ind w:left="720" w:firstLine="0"/>
+        <w:rPr/>
+      </w:pPr>
+      <w:r>
+        <w:rPr>
+          <w:rtl w:val="0"/>
+        </w:rPr>
+        <w:t xml:space="preserve">• </w:t>
+      </w:r>
+      <w:r>
+        <w:rPr>
+          <w:b w:val="1"/>
+          <w:bCs w:val="1"/>
+          <w:rtl w:val="0"/>
+        </w:rPr>
+        <w:t xml:space="preserve">Figma: </w:t>
+      </w:r>
+      <w:hyperlink r:id="rId118">
+        <w:r>
+          <w:rPr>
+            <w:color w:val="1155CC"/>
+            <w:u w:val="single"/>
+            <w:rtl w:val="0"/>
+          </w:rPr>
+          <w:t xml:space="preserve">RM v2 / 20 Upfront cash</w:t>
+        </w:r>
+      </w:hyperlink>
+    </w:p>
+    <w:p>
+      <w:pPr>
         <w:rPr/>
       </w:pPr>
       <w:r>
@@ -17899,6 +22055,36 @@
     </w:p>
     <w:p>
       <w:pPr>
+        <w:ind w:left="720" w:firstLine="0"/>
+        <w:rPr/>
+      </w:pPr>
+      <w:r>
+        <w:rPr>
+          <w:rtl w:val="0"/>
+        </w:rPr>
+        <w:t xml:space="preserve">• </w:t>
+      </w:r>
+      <w:r>
+        <w:rPr>
+          <w:b w:val="1"/>
+          <w:bCs w:val="1"/>
+          <w:rtl w:val="0"/>
+        </w:rPr>
+        <w:t xml:space="preserve">Figma: </w:t>
+      </w:r>
+      <w:hyperlink r:id="rId118">
+        <w:r>
+          <w:rPr>
+            <w:color w:val="1155CC"/>
+            <w:u w:val="single"/>
+            <w:rtl w:val="0"/>
+          </w:rPr>
+          <w:t xml:space="preserve">RM v2 / 20 Upfront cash</w:t>
+        </w:r>
+      </w:hyperlink>
+    </w:p>
+    <w:p>
+      <w:pPr>
         <w:rPr/>
       </w:pPr>
       <w:r>
@@ -18033,6 +22219,36 @@
     </w:p>
     <w:p>
       <w:pPr>
+        <w:ind w:left="720" w:firstLine="0"/>
+        <w:rPr/>
+      </w:pPr>
+      <w:r>
+        <w:rPr>
+          <w:rtl w:val="0"/>
+        </w:rPr>
+        <w:t xml:space="preserve">• </w:t>
+      </w:r>
+      <w:r>
+        <w:rPr>
+          <w:b w:val="1"/>
+          <w:bCs w:val="1"/>
+          <w:rtl w:val="0"/>
+        </w:rPr>
+        <w:t xml:space="preserve">Figma: </w:t>
+      </w:r>
+      <w:hyperlink r:id="rId118">
+        <w:r>
+          <w:rPr>
+            <w:color w:val="1155CC"/>
+            <w:u w:val="single"/>
+            <w:rtl w:val="0"/>
+          </w:rPr>
+          <w:t xml:space="preserve">RM v2 / 20 Upfront cash</w:t>
+        </w:r>
+      </w:hyperlink>
+    </w:p>
+    <w:p>
+      <w:pPr>
         <w:rPr/>
       </w:pPr>
       <w:r>
@@ -18193,6 +22409,36 @@
     </w:p>
     <w:p>
       <w:pPr>
+        <w:ind w:left="720" w:firstLine="0"/>
+        <w:rPr/>
+      </w:pPr>
+      <w:r>
+        <w:rPr>
+          <w:rtl w:val="0"/>
+        </w:rPr>
+        <w:t xml:space="preserve">• </w:t>
+      </w:r>
+      <w:r>
+        <w:rPr>
+          <w:b w:val="1"/>
+          <w:bCs w:val="1"/>
+          <w:rtl w:val="0"/>
+        </w:rPr>
+        <w:t xml:space="preserve">Figma: </w:t>
+      </w:r>
+      <w:hyperlink r:id="rId118">
+        <w:r>
+          <w:rPr>
+            <w:color w:val="1155CC"/>
+            <w:u w:val="single"/>
+            <w:rtl w:val="0"/>
+          </w:rPr>
+          <w:t xml:space="preserve">RM v2 / 20 Upfront cash</w:t>
+        </w:r>
+      </w:hyperlink>
+    </w:p>
+    <w:p>
+      <w:pPr>
         <w:rPr/>
       </w:pPr>
       <w:r>
@@ -18327,6 +22573,36 @@
     </w:p>
     <w:p>
       <w:pPr>
+        <w:ind w:left="720" w:firstLine="0"/>
+        <w:rPr/>
+      </w:pPr>
+      <w:r>
+        <w:rPr>
+          <w:rtl w:val="0"/>
+        </w:rPr>
+        <w:t xml:space="preserve">• </w:t>
+      </w:r>
+      <w:r>
+        <w:rPr>
+          <w:b w:val="1"/>
+          <w:bCs w:val="1"/>
+          <w:rtl w:val="0"/>
+        </w:rPr>
+        <w:t xml:space="preserve">Figma: </w:t>
+      </w:r>
+      <w:hyperlink r:id="rId118">
+        <w:r>
+          <w:rPr>
+            <w:color w:val="1155CC"/>
+            <w:u w:val="single"/>
+            <w:rtl w:val="0"/>
+          </w:rPr>
+          <w:t xml:space="preserve">RM v2 / 20 Upfront cash</w:t>
+        </w:r>
+      </w:hyperlink>
+    </w:p>
+    <w:p>
+      <w:pPr>
         <w:pStyle w:val="Heading2"/>
         <w:rPr/>
       </w:pPr>
@@ -18549,6 +22825,36 @@
     </w:p>
     <w:p>
       <w:pPr>
+        <w:ind w:left="720" w:firstLine="0"/>
+        <w:rPr/>
+      </w:pPr>
+      <w:r>
+        <w:rPr>
+          <w:rtl w:val="0"/>
+        </w:rPr>
+        <w:t xml:space="preserve">• </w:t>
+      </w:r>
+      <w:r>
+        <w:rPr>
+          <w:b w:val="1"/>
+          <w:bCs w:val="1"/>
+          <w:rtl w:val="0"/>
+        </w:rPr>
+        <w:t xml:space="preserve">Figma: </w:t>
+      </w:r>
+      <w:hyperlink r:id="rId119">
+        <w:r>
+          <w:rPr>
+            <w:color w:val="1155CC"/>
+            <w:u w:val="single"/>
+            <w:rtl w:val="0"/>
+          </w:rPr>
+          <w:t xml:space="preserve">RM v2 / 21 Cash buffer</w:t>
+        </w:r>
+      </w:hyperlink>
+    </w:p>
+    <w:p>
+      <w:pPr>
         <w:rPr/>
       </w:pPr>
       <w:r>
@@ -18657,6 +22963,36 @@
     </w:p>
     <w:p>
       <w:pPr>
+        <w:ind w:left="720" w:firstLine="0"/>
+        <w:rPr/>
+      </w:pPr>
+      <w:r>
+        <w:rPr>
+          <w:rtl w:val="0"/>
+        </w:rPr>
+        <w:t xml:space="preserve">• </w:t>
+      </w:r>
+      <w:r>
+        <w:rPr>
+          <w:b w:val="1"/>
+          <w:bCs w:val="1"/>
+          <w:rtl w:val="0"/>
+        </w:rPr>
+        <w:t xml:space="preserve">Figma: </w:t>
+      </w:r>
+      <w:hyperlink r:id="rId119">
+        <w:r>
+          <w:rPr>
+            <w:color w:val="1155CC"/>
+            <w:u w:val="single"/>
+            <w:rtl w:val="0"/>
+          </w:rPr>
+          <w:t xml:space="preserve">RM v2 / 21 Cash buffer</w:t>
+        </w:r>
+      </w:hyperlink>
+    </w:p>
+    <w:p>
+      <w:pPr>
         <w:rPr/>
       </w:pPr>
       <w:r>
@@ -18791,6 +23127,36 @@
     </w:p>
     <w:p>
       <w:pPr>
+        <w:ind w:left="720" w:firstLine="0"/>
+        <w:rPr/>
+      </w:pPr>
+      <w:r>
+        <w:rPr>
+          <w:rtl w:val="0"/>
+        </w:rPr>
+        <w:t xml:space="preserve">• </w:t>
+      </w:r>
+      <w:r>
+        <w:rPr>
+          <w:b w:val="1"/>
+          <w:bCs w:val="1"/>
+          <w:rtl w:val="0"/>
+        </w:rPr>
+        <w:t xml:space="preserve">Figma: </w:t>
+      </w:r>
+      <w:hyperlink r:id="rId119">
+        <w:r>
+          <w:rPr>
+            <w:color w:val="1155CC"/>
+            <w:u w:val="single"/>
+            <w:rtl w:val="0"/>
+          </w:rPr>
+          <w:t xml:space="preserve">RM v2 / 21 Cash buffer</w:t>
+        </w:r>
+      </w:hyperlink>
+    </w:p>
+    <w:p>
+      <w:pPr>
         <w:rPr/>
       </w:pPr>
       <w:r>
@@ -18899,6 +23265,36 @@
     </w:p>
     <w:p>
       <w:pPr>
+        <w:ind w:left="720" w:firstLine="0"/>
+        <w:rPr/>
+      </w:pPr>
+      <w:r>
+        <w:rPr>
+          <w:rtl w:val="0"/>
+        </w:rPr>
+        <w:t xml:space="preserve">• </w:t>
+      </w:r>
+      <w:r>
+        <w:rPr>
+          <w:b w:val="1"/>
+          <w:bCs w:val="1"/>
+          <w:rtl w:val="0"/>
+        </w:rPr>
+        <w:t xml:space="preserve">Figma: </w:t>
+      </w:r>
+      <w:hyperlink r:id="rId119">
+        <w:r>
+          <w:rPr>
+            <w:color w:val="1155CC"/>
+            <w:u w:val="single"/>
+            <w:rtl w:val="0"/>
+          </w:rPr>
+          <w:t xml:space="preserve">RM v2 / 21 Cash buffer</w:t>
+        </w:r>
+      </w:hyperlink>
+    </w:p>
+    <w:p>
+      <w:pPr>
         <w:rPr/>
       </w:pPr>
       <w:r>
@@ -19007,6 +23403,36 @@
     </w:p>
     <w:p>
       <w:pPr>
+        <w:ind w:left="720" w:firstLine="0"/>
+        <w:rPr/>
+      </w:pPr>
+      <w:r>
+        <w:rPr>
+          <w:rtl w:val="0"/>
+        </w:rPr>
+        <w:t xml:space="preserve">• </w:t>
+      </w:r>
+      <w:r>
+        <w:rPr>
+          <w:b w:val="1"/>
+          <w:bCs w:val="1"/>
+          <w:rtl w:val="0"/>
+        </w:rPr>
+        <w:t xml:space="preserve">Figma: </w:t>
+      </w:r>
+      <w:hyperlink r:id="rId119">
+        <w:r>
+          <w:rPr>
+            <w:color w:val="1155CC"/>
+            <w:u w:val="single"/>
+            <w:rtl w:val="0"/>
+          </w:rPr>
+          <w:t xml:space="preserve">RM v2 / 21 Cash buffer</w:t>
+        </w:r>
+      </w:hyperlink>
+    </w:p>
+    <w:p>
+      <w:pPr>
         <w:rPr/>
       </w:pPr>
       <w:r>
@@ -19115,6 +23541,36 @@
     </w:p>
     <w:p>
       <w:pPr>
+        <w:ind w:left="720" w:firstLine="0"/>
+        <w:rPr/>
+      </w:pPr>
+      <w:r>
+        <w:rPr>
+          <w:rtl w:val="0"/>
+        </w:rPr>
+        <w:t xml:space="preserve">• </w:t>
+      </w:r>
+      <w:r>
+        <w:rPr>
+          <w:b w:val="1"/>
+          <w:bCs w:val="1"/>
+          <w:rtl w:val="0"/>
+        </w:rPr>
+        <w:t xml:space="preserve">Figma: </w:t>
+      </w:r>
+      <w:hyperlink r:id="rId119">
+        <w:r>
+          <w:rPr>
+            <w:color w:val="1155CC"/>
+            <w:u w:val="single"/>
+            <w:rtl w:val="0"/>
+          </w:rPr>
+          <w:t xml:space="preserve">RM v2 / 21 Cash buffer</w:t>
+        </w:r>
+      </w:hyperlink>
+    </w:p>
+    <w:p>
+      <w:pPr>
         <w:pStyle w:val="Heading2"/>
         <w:rPr/>
       </w:pPr>
@@ -19311,6 +23767,36 @@
     </w:p>
     <w:p>
       <w:pPr>
+        <w:ind w:left="720" w:firstLine="0"/>
+        <w:rPr/>
+      </w:pPr>
+      <w:r>
+        <w:rPr>
+          <w:rtl w:val="0"/>
+        </w:rPr>
+        <w:t xml:space="preserve">• </w:t>
+      </w:r>
+      <w:r>
+        <w:rPr>
+          <w:b w:val="1"/>
+          <w:bCs w:val="1"/>
+          <w:rtl w:val="0"/>
+        </w:rPr>
+        <w:t xml:space="preserve">Figma: </w:t>
+      </w:r>
+      <w:hyperlink r:id="rId120">
+        <w:r>
+          <w:rPr>
+            <w:color w:val="1155CC"/>
+            <w:u w:val="single"/>
+            <w:rtl w:val="0"/>
+          </w:rPr>
+          <w:t xml:space="preserve">RM v2 / 22 Documents &amp; financing</w:t>
+        </w:r>
+      </w:hyperlink>
+    </w:p>
+    <w:p>
+      <w:pPr>
         <w:rPr/>
       </w:pPr>
       <w:r>
@@ -19419,6 +23905,36 @@
     </w:p>
     <w:p>
       <w:pPr>
+        <w:ind w:left="720" w:firstLine="0"/>
+        <w:rPr/>
+      </w:pPr>
+      <w:r>
+        <w:rPr>
+          <w:rtl w:val="0"/>
+        </w:rPr>
+        <w:t xml:space="preserve">• </w:t>
+      </w:r>
+      <w:r>
+        <w:rPr>
+          <w:b w:val="1"/>
+          <w:bCs w:val="1"/>
+          <w:rtl w:val="0"/>
+        </w:rPr>
+        <w:t xml:space="preserve">Figma: </w:t>
+      </w:r>
+      <w:hyperlink r:id="rId120">
+        <w:r>
+          <w:rPr>
+            <w:color w:val="1155CC"/>
+            <w:u w:val="single"/>
+            <w:rtl w:val="0"/>
+          </w:rPr>
+          <w:t xml:space="preserve">RM v2 / 22 Documents &amp; financing</w:t>
+        </w:r>
+      </w:hyperlink>
+    </w:p>
+    <w:p>
+      <w:pPr>
         <w:rPr/>
       </w:pPr>
       <w:r>
@@ -19527,6 +24043,36 @@
     </w:p>
     <w:p>
       <w:pPr>
+        <w:ind w:left="720" w:firstLine="0"/>
+        <w:rPr/>
+      </w:pPr>
+      <w:r>
+        <w:rPr>
+          <w:rtl w:val="0"/>
+        </w:rPr>
+        <w:t xml:space="preserve">• </w:t>
+      </w:r>
+      <w:r>
+        <w:rPr>
+          <w:b w:val="1"/>
+          <w:bCs w:val="1"/>
+          <w:rtl w:val="0"/>
+        </w:rPr>
+        <w:t xml:space="preserve">Figma: </w:t>
+      </w:r>
+      <w:hyperlink r:id="rId120">
+        <w:r>
+          <w:rPr>
+            <w:color w:val="1155CC"/>
+            <w:u w:val="single"/>
+            <w:rtl w:val="0"/>
+          </w:rPr>
+          <w:t xml:space="preserve">RM v2 / 22 Documents &amp; financing</w:t>
+        </w:r>
+      </w:hyperlink>
+    </w:p>
+    <w:p>
+      <w:pPr>
         <w:rPr/>
       </w:pPr>
       <w:r>
@@ -19661,6 +24207,36 @@
     </w:p>
     <w:p>
       <w:pPr>
+        <w:ind w:left="720" w:firstLine="0"/>
+        <w:rPr/>
+      </w:pPr>
+      <w:r>
+        <w:rPr>
+          <w:rtl w:val="0"/>
+        </w:rPr>
+        <w:t xml:space="preserve">• </w:t>
+      </w:r>
+      <w:r>
+        <w:rPr>
+          <w:b w:val="1"/>
+          <w:bCs w:val="1"/>
+          <w:rtl w:val="0"/>
+        </w:rPr>
+        <w:t xml:space="preserve">Figma: </w:t>
+      </w:r>
+      <w:hyperlink r:id="rId120">
+        <w:r>
+          <w:rPr>
+            <w:color w:val="1155CC"/>
+            <w:u w:val="single"/>
+            <w:rtl w:val="0"/>
+          </w:rPr>
+          <w:t xml:space="preserve">RM v2 / 22 Documents &amp; financing</w:t>
+        </w:r>
+      </w:hyperlink>
+    </w:p>
+    <w:p>
+      <w:pPr>
         <w:rPr/>
       </w:pPr>
       <w:r>
@@ -19769,6 +24345,36 @@
     </w:p>
     <w:p>
       <w:pPr>
+        <w:ind w:left="720" w:firstLine="0"/>
+        <w:rPr/>
+      </w:pPr>
+      <w:r>
+        <w:rPr>
+          <w:rtl w:val="0"/>
+        </w:rPr>
+        <w:t xml:space="preserve">• </w:t>
+      </w:r>
+      <w:r>
+        <w:rPr>
+          <w:b w:val="1"/>
+          <w:bCs w:val="1"/>
+          <w:rtl w:val="0"/>
+        </w:rPr>
+        <w:t xml:space="preserve">Figma: </w:t>
+      </w:r>
+      <w:hyperlink r:id="rId120">
+        <w:r>
+          <w:rPr>
+            <w:color w:val="1155CC"/>
+            <w:u w:val="single"/>
+            <w:rtl w:val="0"/>
+          </w:rPr>
+          <w:t xml:space="preserve">RM v2 / 22 Documents &amp; financing</w:t>
+        </w:r>
+      </w:hyperlink>
+    </w:p>
+    <w:p>
+      <w:pPr>
         <w:rPr/>
       </w:pPr>
       <w:r>
@@ -19929,6 +24535,36 @@
     </w:p>
     <w:p>
       <w:pPr>
+        <w:ind w:left="720" w:firstLine="0"/>
+        <w:rPr/>
+      </w:pPr>
+      <w:r>
+        <w:rPr>
+          <w:rtl w:val="0"/>
+        </w:rPr>
+        <w:t xml:space="preserve">• </w:t>
+      </w:r>
+      <w:r>
+        <w:rPr>
+          <w:b w:val="1"/>
+          <w:bCs w:val="1"/>
+          <w:rtl w:val="0"/>
+        </w:rPr>
+        <w:t xml:space="preserve">Figma: </w:t>
+      </w:r>
+      <w:hyperlink r:id="rId120">
+        <w:r>
+          <w:rPr>
+            <w:color w:val="1155CC"/>
+            <w:u w:val="single"/>
+            <w:rtl w:val="0"/>
+          </w:rPr>
+          <w:t xml:space="preserve">RM v2 / 22 Documents &amp; financing</w:t>
+        </w:r>
+      </w:hyperlink>
+    </w:p>
+    <w:p>
+      <w:pPr>
         <w:rPr/>
       </w:pPr>
       <w:r>
@@ -20034,6 +24670,36 @@
         </w:rPr>
         <w:t xml:space="preserve">page footer (15px ink, outside the cards): 'RuMampu does not apply for you and cannot tell you whether a bank will say yes.' — plain statement, no softening, no link.</w:t>
       </w:r>
+    </w:p>
+    <w:p>
+      <w:pPr>
+        <w:ind w:left="720" w:firstLine="0"/>
+        <w:rPr/>
+      </w:pPr>
+      <w:r>
+        <w:rPr>
+          <w:rtl w:val="0"/>
+        </w:rPr>
+        <w:t xml:space="preserve">• </w:t>
+      </w:r>
+      <w:r>
+        <w:rPr>
+          <w:b w:val="1"/>
+          <w:bCs w:val="1"/>
+          <w:rtl w:val="0"/>
+        </w:rPr>
+        <w:t xml:space="preserve">Figma: </w:t>
+      </w:r>
+      <w:hyperlink r:id="rId120">
+        <w:r>
+          <w:rPr>
+            <w:color w:val="1155CC"/>
+            <w:u w:val="single"/>
+            <w:rtl w:val="0"/>
+          </w:rPr>
+          <w:t xml:space="preserve">RM v2 / 22 Documents &amp; financing</w:t>
+        </w:r>
+      </w:hyperlink>
     </w:p>
     <w:p>
       <w:pPr>
@@ -20214,6 +24880,36 @@
     </w:p>
     <w:p>
       <w:pPr>
+        <w:ind w:left="720" w:firstLine="0"/>
+        <w:rPr/>
+      </w:pPr>
+      <w:r>
+        <w:rPr>
+          <w:rtl w:val="0"/>
+        </w:rPr>
+        <w:t xml:space="preserve">• </w:t>
+      </w:r>
+      <w:r>
+        <w:rPr>
+          <w:b w:val="1"/>
+          <w:bCs w:val="1"/>
+          <w:rtl w:val="0"/>
+        </w:rPr>
+        <w:t xml:space="preserve">Figma: </w:t>
+      </w:r>
+      <w:hyperlink r:id="rId105">
+        <w:r>
+          <w:rPr>
+            <w:color w:val="1155CC"/>
+            <w:u w:val="single"/>
+            <w:rtl w:val="0"/>
+          </w:rPr>
+          <w:t xml:space="preserve">RM v2 / 24 Scan a receipt</w:t>
+        </w:r>
+      </w:hyperlink>
+    </w:p>
+    <w:p>
+      <w:pPr>
         <w:rPr/>
       </w:pPr>
       <w:r>
@@ -20304,6 +25000,36 @@
     </w:p>
     <w:p>
       <w:pPr>
+        <w:ind w:left="720" w:firstLine="0"/>
+        <w:rPr/>
+      </w:pPr>
+      <w:r>
+        <w:rPr>
+          <w:rtl w:val="0"/>
+        </w:rPr>
+        <w:t xml:space="preserve">• </w:t>
+      </w:r>
+      <w:r>
+        <w:rPr>
+          <w:b w:val="1"/>
+          <w:bCs w:val="1"/>
+          <w:rtl w:val="0"/>
+        </w:rPr>
+        <w:t xml:space="preserve">Figma: </w:t>
+      </w:r>
+      <w:hyperlink r:id="rId105">
+        <w:r>
+          <w:rPr>
+            <w:color w:val="1155CC"/>
+            <w:u w:val="single"/>
+            <w:rtl w:val="0"/>
+          </w:rPr>
+          <w:t xml:space="preserve">RM v2 / 24 Scan a receipt</w:t>
+        </w:r>
+      </w:hyperlink>
+    </w:p>
+    <w:p>
+      <w:pPr>
         <w:rPr/>
       </w:pPr>
       <w:r>
@@ -20368,6 +25094,36 @@
     </w:p>
     <w:p>
       <w:pPr>
+        <w:ind w:left="720" w:firstLine="0"/>
+        <w:rPr/>
+      </w:pPr>
+      <w:r>
+        <w:rPr>
+          <w:rtl w:val="0"/>
+        </w:rPr>
+        <w:t xml:space="preserve">• </w:t>
+      </w:r>
+      <w:r>
+        <w:rPr>
+          <w:b w:val="1"/>
+          <w:bCs w:val="1"/>
+          <w:rtl w:val="0"/>
+        </w:rPr>
+        <w:t xml:space="preserve">Figma: </w:t>
+      </w:r>
+      <w:hyperlink r:id="rId105">
+        <w:r>
+          <w:rPr>
+            <w:color w:val="1155CC"/>
+            <w:u w:val="single"/>
+            <w:rtl w:val="0"/>
+          </w:rPr>
+          <w:t xml:space="preserve">RM v2 / 24 Scan a receipt</w:t>
+        </w:r>
+      </w:hyperlink>
+    </w:p>
+    <w:p>
+      <w:pPr>
         <w:rPr/>
       </w:pPr>
       <w:r>
@@ -20458,6 +25214,36 @@
     </w:p>
     <w:p>
       <w:pPr>
+        <w:ind w:left="720" w:firstLine="0"/>
+        <w:rPr/>
+      </w:pPr>
+      <w:r>
+        <w:rPr>
+          <w:rtl w:val="0"/>
+        </w:rPr>
+        <w:t xml:space="preserve">• </w:t>
+      </w:r>
+      <w:r>
+        <w:rPr>
+          <w:b w:val="1"/>
+          <w:bCs w:val="1"/>
+          <w:rtl w:val="0"/>
+        </w:rPr>
+        <w:t xml:space="preserve">Figma: </w:t>
+      </w:r>
+      <w:hyperlink r:id="rId105">
+        <w:r>
+          <w:rPr>
+            <w:color w:val="1155CC"/>
+            <w:u w:val="single"/>
+            <w:rtl w:val="0"/>
+          </w:rPr>
+          <w:t xml:space="preserve">RM v2 / 24 Scan a receipt</w:t>
+        </w:r>
+      </w:hyperlink>
+    </w:p>
+    <w:p>
+      <w:pPr>
         <w:rPr/>
       </w:pPr>
       <w:r>
@@ -20522,6 +25308,36 @@
     </w:p>
     <w:p>
       <w:pPr>
+        <w:ind w:left="720" w:firstLine="0"/>
+        <w:rPr/>
+      </w:pPr>
+      <w:r>
+        <w:rPr>
+          <w:rtl w:val="0"/>
+        </w:rPr>
+        <w:t xml:space="preserve">• </w:t>
+      </w:r>
+      <w:r>
+        <w:rPr>
+          <w:b w:val="1"/>
+          <w:bCs w:val="1"/>
+          <w:rtl w:val="0"/>
+        </w:rPr>
+        <w:t xml:space="preserve">Figma: </w:t>
+      </w:r>
+      <w:hyperlink r:id="rId105">
+        <w:r>
+          <w:rPr>
+            <w:color w:val="1155CC"/>
+            <w:u w:val="single"/>
+            <w:rtl w:val="0"/>
+          </w:rPr>
+          <w:t xml:space="preserve">RM v2 / 24 Scan a receipt</w:t>
+        </w:r>
+      </w:hyperlink>
+    </w:p>
+    <w:p>
+      <w:pPr>
         <w:rPr/>
       </w:pPr>
       <w:r>
@@ -20586,6 +25402,36 @@
     </w:p>
     <w:p>
       <w:pPr>
+        <w:ind w:left="720" w:firstLine="0"/>
+        <w:rPr/>
+      </w:pPr>
+      <w:r>
+        <w:rPr>
+          <w:rtl w:val="0"/>
+        </w:rPr>
+        <w:t xml:space="preserve">• </w:t>
+      </w:r>
+      <w:r>
+        <w:rPr>
+          <w:b w:val="1"/>
+          <w:bCs w:val="1"/>
+          <w:rtl w:val="0"/>
+        </w:rPr>
+        <w:t xml:space="preserve">Figma: </w:t>
+      </w:r>
+      <w:hyperlink r:id="rId105">
+        <w:r>
+          <w:rPr>
+            <w:color w:val="1155CC"/>
+            <w:u w:val="single"/>
+            <w:rtl w:val="0"/>
+          </w:rPr>
+          <w:t xml:space="preserve">RM v2 / 24 Scan a receipt</w:t>
+        </w:r>
+      </w:hyperlink>
+    </w:p>
+    <w:p>
+      <w:pPr>
         <w:rPr/>
       </w:pPr>
       <w:r>
@@ -20650,6 +25496,36 @@
     </w:p>
     <w:p>
       <w:pPr>
+        <w:ind w:left="720" w:firstLine="0"/>
+        <w:rPr/>
+      </w:pPr>
+      <w:r>
+        <w:rPr>
+          <w:rtl w:val="0"/>
+        </w:rPr>
+        <w:t xml:space="preserve">• </w:t>
+      </w:r>
+      <w:r>
+        <w:rPr>
+          <w:b w:val="1"/>
+          <w:bCs w:val="1"/>
+          <w:rtl w:val="0"/>
+        </w:rPr>
+        <w:t xml:space="preserve">Figma: </w:t>
+      </w:r>
+      <w:hyperlink r:id="rId105">
+        <w:r>
+          <w:rPr>
+            <w:color w:val="1155CC"/>
+            <w:u w:val="single"/>
+            <w:rtl w:val="0"/>
+          </w:rPr>
+          <w:t xml:space="preserve">RM v2 / 24 Scan a receipt</w:t>
+        </w:r>
+      </w:hyperlink>
+    </w:p>
+    <w:p>
+      <w:pPr>
         <w:rPr/>
       </w:pPr>
       <w:r>
@@ -20733,6 +25609,36 @@
     </w:p>
     <w:p>
       <w:pPr>
+        <w:ind w:left="720" w:firstLine="0"/>
+        <w:rPr/>
+      </w:pPr>
+      <w:r>
+        <w:rPr>
+          <w:rtl w:val="0"/>
+        </w:rPr>
+        <w:t xml:space="preserve">• </w:t>
+      </w:r>
+      <w:r>
+        <w:rPr>
+          <w:b w:val="1"/>
+          <w:bCs w:val="1"/>
+          <w:rtl w:val="0"/>
+        </w:rPr>
+        <w:t xml:space="preserve">Figma: </w:t>
+      </w:r>
+      <w:hyperlink r:id="rId105">
+        <w:r>
+          <w:rPr>
+            <w:color w:val="1155CC"/>
+            <w:u w:val="single"/>
+            <w:rtl w:val="0"/>
+          </w:rPr>
+          <w:t xml:space="preserve">RM v2 / 24 Scan a receipt</w:t>
+        </w:r>
+      </w:hyperlink>
+    </w:p>
+    <w:p>
+      <w:pPr>
         <w:rPr/>
       </w:pPr>
       <w:r>
@@ -20802,6 +25708,36 @@
     </w:p>
     <w:p>
       <w:pPr>
+        <w:ind w:left="720" w:firstLine="0"/>
+        <w:rPr/>
+      </w:pPr>
+      <w:r>
+        <w:rPr>
+          <w:rtl w:val="0"/>
+        </w:rPr>
+        <w:t xml:space="preserve">• </w:t>
+      </w:r>
+      <w:r>
+        <w:rPr>
+          <w:b w:val="1"/>
+          <w:bCs w:val="1"/>
+          <w:rtl w:val="0"/>
+        </w:rPr>
+        <w:t xml:space="preserve">Figma: </w:t>
+      </w:r>
+      <w:hyperlink r:id="rId105">
+        <w:r>
+          <w:rPr>
+            <w:color w:val="1155CC"/>
+            <w:u w:val="single"/>
+            <w:rtl w:val="0"/>
+          </w:rPr>
+          <w:t xml:space="preserve">RM v2 / 24 Scan a receipt</w:t>
+        </w:r>
+      </w:hyperlink>
+    </w:p>
+    <w:p>
+      <w:pPr>
         <w:rPr/>
       </w:pPr>
       <w:r>
@@ -20856,6 +25792,36 @@
         </w:rPr>
         <w:t xml:space="preserve">unrecognised fields are left blank for the user (per AC6.1.9), never filled with a guess styled as extracted data; the 'from receipt' tag may only appear on values actually read from the image.</w:t>
       </w:r>
+    </w:p>
+    <w:p>
+      <w:pPr>
+        <w:ind w:left="720" w:firstLine="0"/>
+        <w:rPr/>
+      </w:pPr>
+      <w:r>
+        <w:rPr>
+          <w:rtl w:val="0"/>
+        </w:rPr>
+        <w:t xml:space="preserve">• </w:t>
+      </w:r>
+      <w:r>
+        <w:rPr>
+          <w:b w:val="1"/>
+          <w:bCs w:val="1"/>
+          <w:rtl w:val="0"/>
+        </w:rPr>
+        <w:t xml:space="preserve">Figma: </w:t>
+      </w:r>
+      <w:hyperlink r:id="rId105">
+        <w:r>
+          <w:rPr>
+            <w:color w:val="1155CC"/>
+            <w:u w:val="single"/>
+            <w:rtl w:val="0"/>
+          </w:rPr>
+          <w:t xml:space="preserve">RM v2 / 24 Scan a receipt</w:t>
+        </w:r>
+      </w:hyperlink>
     </w:p>
     <w:p>
       <w:pPr>
@@ -21056,6 +26022,42 @@
     </w:p>
     <w:p>
       <w:pPr>
+        <w:ind w:left="720" w:firstLine="0"/>
+        <w:rPr/>
+      </w:pPr>
+      <w:r>
+        <w:rPr>
+          <w:rtl w:val="0"/>
+        </w:rPr>
+        <w:t xml:space="preserve">• </w:t>
+      </w:r>
+      <w:r>
+        <w:rPr>
+          <w:b w:val="1"/>
+          <w:bCs w:val="1"/>
+          <w:rtl w:val="0"/>
+        </w:rPr>
+        <w:t xml:space="preserve">Figma: </w:t>
+      </w:r>
+      <w:hyperlink r:id="rId121">
+        <w:r>
+          <w:rPr>
+            <w:color w:val="1155CC"/>
+            <w:u w:val="single"/>
+            <w:rtl w:val="0"/>
+          </w:rPr>
+          <w:t xml:space="preserve">RM v2 / 02 Home</w:t>
+        </w:r>
+      </w:hyperlink>
+      <w:r>
+        <w:rPr>
+          <w:rtl w:val="0"/>
+        </w:rPr>
+        <w:t xml:space="preserve"> (header chrome reference; the assistant itself is design direction, not yet drawn)</w:t>
+      </w:r>
+    </w:p>
+    <w:p>
+      <w:pPr>
         <w:spacing w:after="240" w:before="240" w:lineRule="auto"/>
         <w:rPr/>
       </w:pPr>
@@ -21163,6 +26165,42 @@
     </w:p>
     <w:p>
       <w:pPr>
+        <w:ind w:left="720" w:firstLine="0"/>
+        <w:rPr/>
+      </w:pPr>
+      <w:r>
+        <w:rPr>
+          <w:rtl w:val="0"/>
+        </w:rPr>
+        <w:t xml:space="preserve">• </w:t>
+      </w:r>
+      <w:r>
+        <w:rPr>
+          <w:b w:val="1"/>
+          <w:bCs w:val="1"/>
+          <w:rtl w:val="0"/>
+        </w:rPr>
+        <w:t xml:space="preserve">Figma: </w:t>
+      </w:r>
+      <w:hyperlink r:id="rId121">
+        <w:r>
+          <w:rPr>
+            <w:color w:val="1155CC"/>
+            <w:u w:val="single"/>
+            <w:rtl w:val="0"/>
+          </w:rPr>
+          <w:t xml:space="preserve">RM v2 / 02 Home</w:t>
+        </w:r>
+      </w:hyperlink>
+      <w:r>
+        <w:rPr>
+          <w:rtl w:val="0"/>
+        </w:rPr>
+        <w:t xml:space="preserve"> (header chrome reference; the assistant itself is design direction, not yet drawn)</w:t>
+      </w:r>
+    </w:p>
+    <w:p>
+      <w:pPr>
         <w:spacing w:after="240" w:before="240" w:lineRule="auto"/>
         <w:rPr/>
       </w:pPr>
@@ -21270,6 +26308,42 @@
     </w:p>
     <w:p>
       <w:pPr>
+        <w:ind w:left="720" w:firstLine="0"/>
+        <w:rPr/>
+      </w:pPr>
+      <w:r>
+        <w:rPr>
+          <w:rtl w:val="0"/>
+        </w:rPr>
+        <w:t xml:space="preserve">• </w:t>
+      </w:r>
+      <w:r>
+        <w:rPr>
+          <w:b w:val="1"/>
+          <w:bCs w:val="1"/>
+          <w:rtl w:val="0"/>
+        </w:rPr>
+        <w:t xml:space="preserve">Figma: </w:t>
+      </w:r>
+      <w:hyperlink r:id="rId121">
+        <w:r>
+          <w:rPr>
+            <w:color w:val="1155CC"/>
+            <w:u w:val="single"/>
+            <w:rtl w:val="0"/>
+          </w:rPr>
+          <w:t xml:space="preserve">RM v2 / 02 Home</w:t>
+        </w:r>
+      </w:hyperlink>
+      <w:r>
+        <w:rPr>
+          <w:rtl w:val="0"/>
+        </w:rPr>
+        <w:t xml:space="preserve"> (header chrome reference; the assistant itself is design direction, not yet drawn)</w:t>
+      </w:r>
+    </w:p>
+    <w:p>
+      <w:pPr>
         <w:spacing w:after="240" w:before="240" w:lineRule="auto"/>
         <w:rPr/>
       </w:pPr>
@@ -21377,6 +26451,42 @@
     </w:p>
     <w:p>
       <w:pPr>
+        <w:ind w:left="720" w:firstLine="0"/>
+        <w:rPr/>
+      </w:pPr>
+      <w:r>
+        <w:rPr>
+          <w:rtl w:val="0"/>
+        </w:rPr>
+        <w:t xml:space="preserve">• </w:t>
+      </w:r>
+      <w:r>
+        <w:rPr>
+          <w:b w:val="1"/>
+          <w:bCs w:val="1"/>
+          <w:rtl w:val="0"/>
+        </w:rPr>
+        <w:t xml:space="preserve">Figma: </w:t>
+      </w:r>
+      <w:hyperlink r:id="rId121">
+        <w:r>
+          <w:rPr>
+            <w:color w:val="1155CC"/>
+            <w:u w:val="single"/>
+            <w:rtl w:val="0"/>
+          </w:rPr>
+          <w:t xml:space="preserve">RM v2 / 02 Home</w:t>
+        </w:r>
+      </w:hyperlink>
+      <w:r>
+        <w:rPr>
+          <w:rtl w:val="0"/>
+        </w:rPr>
+        <w:t xml:space="preserve"> (header chrome reference; the assistant itself is design direction, not yet drawn)</w:t>
+      </w:r>
+    </w:p>
+    <w:p>
+      <w:pPr>
         <w:spacing w:after="240" w:before="240" w:lineRule="auto"/>
         <w:rPr/>
       </w:pPr>
@@ -21484,6 +26594,42 @@
     </w:p>
     <w:p>
       <w:pPr>
+        <w:ind w:left="720" w:firstLine="0"/>
+        <w:rPr/>
+      </w:pPr>
+      <w:r>
+        <w:rPr>
+          <w:rtl w:val="0"/>
+        </w:rPr>
+        <w:t xml:space="preserve">• </w:t>
+      </w:r>
+      <w:r>
+        <w:rPr>
+          <w:b w:val="1"/>
+          <w:bCs w:val="1"/>
+          <w:rtl w:val="0"/>
+        </w:rPr>
+        <w:t xml:space="preserve">Figma: </w:t>
+      </w:r>
+      <w:hyperlink r:id="rId121">
+        <w:r>
+          <w:rPr>
+            <w:color w:val="1155CC"/>
+            <w:u w:val="single"/>
+            <w:rtl w:val="0"/>
+          </w:rPr>
+          <w:t xml:space="preserve">RM v2 / 02 Home</w:t>
+        </w:r>
+      </w:hyperlink>
+      <w:r>
+        <w:rPr>
+          <w:rtl w:val="0"/>
+        </w:rPr>
+        <w:t xml:space="preserve"> (header chrome reference; the assistant itself is design direction, not yet drawn)</w:t>
+      </w:r>
+    </w:p>
+    <w:p>
+      <w:pPr>
         <w:spacing w:after="240" w:before="240" w:lineRule="auto"/>
         <w:rPr/>
       </w:pPr>
@@ -21576,6 +26722,42 @@
     </w:p>
     <w:p>
       <w:pPr>
+        <w:ind w:left="720" w:firstLine="0"/>
+        <w:rPr/>
+      </w:pPr>
+      <w:r>
+        <w:rPr>
+          <w:rtl w:val="0"/>
+        </w:rPr>
+        <w:t xml:space="preserve">• </w:t>
+      </w:r>
+      <w:r>
+        <w:rPr>
+          <w:b w:val="1"/>
+          <w:bCs w:val="1"/>
+          <w:rtl w:val="0"/>
+        </w:rPr>
+        <w:t xml:space="preserve">Figma: </w:t>
+      </w:r>
+      <w:hyperlink r:id="rId121">
+        <w:r>
+          <w:rPr>
+            <w:color w:val="1155CC"/>
+            <w:u w:val="single"/>
+            <w:rtl w:val="0"/>
+          </w:rPr>
+          <w:t xml:space="preserve">RM v2 / 02 Home</w:t>
+        </w:r>
+      </w:hyperlink>
+      <w:r>
+        <w:rPr>
+          <w:rtl w:val="0"/>
+        </w:rPr>
+        <w:t xml:space="preserve"> (header chrome reference; the assistant itself is design direction, not yet drawn)</w:t>
+      </w:r>
+    </w:p>
+    <w:p>
+      <w:pPr>
         <w:spacing w:after="240" w:before="240" w:lineRule="auto"/>
         <w:rPr/>
       </w:pPr>
@@ -21683,6 +26865,42 @@
     </w:p>
     <w:p>
       <w:pPr>
+        <w:ind w:left="720" w:firstLine="0"/>
+        <w:rPr/>
+      </w:pPr>
+      <w:r>
+        <w:rPr>
+          <w:rtl w:val="0"/>
+        </w:rPr>
+        <w:t xml:space="preserve">• </w:t>
+      </w:r>
+      <w:r>
+        <w:rPr>
+          <w:b w:val="1"/>
+          <w:bCs w:val="1"/>
+          <w:rtl w:val="0"/>
+        </w:rPr>
+        <w:t xml:space="preserve">Figma: </w:t>
+      </w:r>
+      <w:hyperlink r:id="rId121">
+        <w:r>
+          <w:rPr>
+            <w:color w:val="1155CC"/>
+            <w:u w:val="single"/>
+            <w:rtl w:val="0"/>
+          </w:rPr>
+          <w:t xml:space="preserve">RM v2 / 02 Home</w:t>
+        </w:r>
+      </w:hyperlink>
+      <w:r>
+        <w:rPr>
+          <w:rtl w:val="0"/>
+        </w:rPr>
+        <w:t xml:space="preserve"> (header chrome reference; the assistant itself is design direction, not yet drawn)</w:t>
+      </w:r>
+    </w:p>
+    <w:p>
+      <w:pPr>
         <w:spacing w:after="240" w:before="240" w:lineRule="auto"/>
         <w:rPr/>
       </w:pPr>
@@ -21790,6 +27008,42 @@
     </w:p>
     <w:p>
       <w:pPr>
+        <w:ind w:left="720" w:firstLine="0"/>
+        <w:rPr/>
+      </w:pPr>
+      <w:r>
+        <w:rPr>
+          <w:rtl w:val="0"/>
+        </w:rPr>
+        <w:t xml:space="preserve">• </w:t>
+      </w:r>
+      <w:r>
+        <w:rPr>
+          <w:b w:val="1"/>
+          <w:bCs w:val="1"/>
+          <w:rtl w:val="0"/>
+        </w:rPr>
+        <w:t xml:space="preserve">Figma: </w:t>
+      </w:r>
+      <w:hyperlink r:id="rId121">
+        <w:r>
+          <w:rPr>
+            <w:color w:val="1155CC"/>
+            <w:u w:val="single"/>
+            <w:rtl w:val="0"/>
+          </w:rPr>
+          <w:t xml:space="preserve">RM v2 / 02 Home</w:t>
+        </w:r>
+      </w:hyperlink>
+      <w:r>
+        <w:rPr>
+          <w:rtl w:val="0"/>
+        </w:rPr>
+        <w:t xml:space="preserve"> (header chrome reference; the assistant itself is design direction, not yet drawn)</w:t>
+      </w:r>
+    </w:p>
+    <w:p>
+      <w:pPr>
         <w:spacing w:after="240" w:before="240" w:lineRule="auto"/>
         <w:rPr/>
       </w:pPr>
@@ -21897,6 +27151,42 @@
     </w:p>
     <w:p>
       <w:pPr>
+        <w:ind w:left="720" w:firstLine="0"/>
+        <w:rPr/>
+      </w:pPr>
+      <w:r>
+        <w:rPr>
+          <w:rtl w:val="0"/>
+        </w:rPr>
+        <w:t xml:space="preserve">• </w:t>
+      </w:r>
+      <w:r>
+        <w:rPr>
+          <w:b w:val="1"/>
+          <w:bCs w:val="1"/>
+          <w:rtl w:val="0"/>
+        </w:rPr>
+        <w:t xml:space="preserve">Figma: </w:t>
+      </w:r>
+      <w:hyperlink r:id="rId121">
+        <w:r>
+          <w:rPr>
+            <w:color w:val="1155CC"/>
+            <w:u w:val="single"/>
+            <w:rtl w:val="0"/>
+          </w:rPr>
+          <w:t xml:space="preserve">RM v2 / 02 Home</w:t>
+        </w:r>
+      </w:hyperlink>
+      <w:r>
+        <w:rPr>
+          <w:rtl w:val="0"/>
+        </w:rPr>
+        <w:t xml:space="preserve"> (header chrome reference; the assistant itself is design direction, not yet drawn)</w:t>
+      </w:r>
+    </w:p>
+    <w:p>
+      <w:pPr>
         <w:spacing w:after="240" w:before="240" w:lineRule="auto"/>
         <w:rPr/>
       </w:pPr>
@@ -22004,6 +27294,42 @@
     </w:p>
     <w:p>
       <w:pPr>
+        <w:ind w:left="720" w:firstLine="0"/>
+        <w:rPr/>
+      </w:pPr>
+      <w:r>
+        <w:rPr>
+          <w:rtl w:val="0"/>
+        </w:rPr>
+        <w:t xml:space="preserve">• </w:t>
+      </w:r>
+      <w:r>
+        <w:rPr>
+          <w:b w:val="1"/>
+          <w:bCs w:val="1"/>
+          <w:rtl w:val="0"/>
+        </w:rPr>
+        <w:t xml:space="preserve">Figma: </w:t>
+      </w:r>
+      <w:hyperlink r:id="rId121">
+        <w:r>
+          <w:rPr>
+            <w:color w:val="1155CC"/>
+            <w:u w:val="single"/>
+            <w:rtl w:val="0"/>
+          </w:rPr>
+          <w:t xml:space="preserve">RM v2 / 02 Home</w:t>
+        </w:r>
+      </w:hyperlink>
+      <w:r>
+        <w:rPr>
+          <w:rtl w:val="0"/>
+        </w:rPr>
+        <w:t xml:space="preserve"> (header chrome reference; the assistant itself is design direction, not yet drawn)</w:t>
+      </w:r>
+    </w:p>
+    <w:p>
+      <w:pPr>
         <w:spacing w:after="240" w:before="240" w:lineRule="auto"/>
         <w:rPr/>
       </w:pPr>
@@ -22111,6 +27437,42 @@
     </w:p>
     <w:p>
       <w:pPr>
+        <w:ind w:left="720" w:firstLine="0"/>
+        <w:rPr/>
+      </w:pPr>
+      <w:r>
+        <w:rPr>
+          <w:rtl w:val="0"/>
+        </w:rPr>
+        <w:t xml:space="preserve">• </w:t>
+      </w:r>
+      <w:r>
+        <w:rPr>
+          <w:b w:val="1"/>
+          <w:bCs w:val="1"/>
+          <w:rtl w:val="0"/>
+        </w:rPr>
+        <w:t xml:space="preserve">Figma: </w:t>
+      </w:r>
+      <w:hyperlink r:id="rId121">
+        <w:r>
+          <w:rPr>
+            <w:color w:val="1155CC"/>
+            <w:u w:val="single"/>
+            <w:rtl w:val="0"/>
+          </w:rPr>
+          <w:t xml:space="preserve">RM v2 / 02 Home</w:t>
+        </w:r>
+      </w:hyperlink>
+      <w:r>
+        <w:rPr>
+          <w:rtl w:val="0"/>
+        </w:rPr>
+        <w:t xml:space="preserve"> (header chrome reference; the assistant itself is design direction, not yet drawn)</w:t>
+      </w:r>
+    </w:p>
+    <w:p>
+      <w:pPr>
         <w:spacing w:after="240" w:before="240" w:lineRule="auto"/>
         <w:rPr/>
       </w:pPr>
@@ -22218,6 +27580,42 @@
     </w:p>
     <w:p>
       <w:pPr>
+        <w:ind w:left="720" w:firstLine="0"/>
+        <w:rPr/>
+      </w:pPr>
+      <w:r>
+        <w:rPr>
+          <w:rtl w:val="0"/>
+        </w:rPr>
+        <w:t xml:space="preserve">• </w:t>
+      </w:r>
+      <w:r>
+        <w:rPr>
+          <w:b w:val="1"/>
+          <w:bCs w:val="1"/>
+          <w:rtl w:val="0"/>
+        </w:rPr>
+        <w:t xml:space="preserve">Figma: </w:t>
+      </w:r>
+      <w:hyperlink r:id="rId121">
+        <w:r>
+          <w:rPr>
+            <w:color w:val="1155CC"/>
+            <w:u w:val="single"/>
+            <w:rtl w:val="0"/>
+          </w:rPr>
+          <w:t xml:space="preserve">RM v2 / 02 Home</w:t>
+        </w:r>
+      </w:hyperlink>
+      <w:r>
+        <w:rPr>
+          <w:rtl w:val="0"/>
+        </w:rPr>
+        <w:t xml:space="preserve"> (header chrome reference; the assistant itself is design direction, not yet drawn)</w:t>
+      </w:r>
+    </w:p>
+    <w:p>
+      <w:pPr>
         <w:spacing w:after="240" w:before="240" w:lineRule="auto"/>
         <w:rPr/>
       </w:pPr>
@@ -22325,6 +27723,42 @@
     </w:p>
     <w:p>
       <w:pPr>
+        <w:ind w:left="720" w:firstLine="0"/>
+        <w:rPr/>
+      </w:pPr>
+      <w:r>
+        <w:rPr>
+          <w:rtl w:val="0"/>
+        </w:rPr>
+        <w:t xml:space="preserve">• </w:t>
+      </w:r>
+      <w:r>
+        <w:rPr>
+          <w:b w:val="1"/>
+          <w:bCs w:val="1"/>
+          <w:rtl w:val="0"/>
+        </w:rPr>
+        <w:t xml:space="preserve">Figma: </w:t>
+      </w:r>
+      <w:hyperlink r:id="rId121">
+        <w:r>
+          <w:rPr>
+            <w:color w:val="1155CC"/>
+            <w:u w:val="single"/>
+            <w:rtl w:val="0"/>
+          </w:rPr>
+          <w:t xml:space="preserve">RM v2 / 02 Home</w:t>
+        </w:r>
+      </w:hyperlink>
+      <w:r>
+        <w:rPr>
+          <w:rtl w:val="0"/>
+        </w:rPr>
+        <w:t xml:space="preserve"> (header chrome reference; the assistant itself is design direction, not yet drawn)</w:t>
+      </w:r>
+    </w:p>
+    <w:p>
+      <w:pPr>
         <w:spacing w:after="240" w:before="240" w:lineRule="auto"/>
         <w:rPr>
           <w:b w:val="1"/>
@@ -22435,6 +27869,42 @@
     </w:p>
     <w:p>
       <w:pPr>
+        <w:ind w:left="720" w:firstLine="0"/>
+        <w:rPr/>
+      </w:pPr>
+      <w:r>
+        <w:rPr>
+          <w:rtl w:val="0"/>
+        </w:rPr>
+        <w:t xml:space="preserve">• </w:t>
+      </w:r>
+      <w:r>
+        <w:rPr>
+          <w:b w:val="1"/>
+          <w:bCs w:val="1"/>
+          <w:rtl w:val="0"/>
+        </w:rPr>
+        <w:t xml:space="preserve">Figma: </w:t>
+      </w:r>
+      <w:hyperlink r:id="rId121">
+        <w:r>
+          <w:rPr>
+            <w:color w:val="1155CC"/>
+            <w:u w:val="single"/>
+            <w:rtl w:val="0"/>
+          </w:rPr>
+          <w:t xml:space="preserve">RM v2 / 02 Home</w:t>
+        </w:r>
+      </w:hyperlink>
+      <w:r>
+        <w:rPr>
+          <w:rtl w:val="0"/>
+        </w:rPr>
+        <w:t xml:space="preserve"> (header chrome reference; the assistant itself is design direction, not yet drawn)</w:t>
+      </w:r>
+    </w:p>
+    <w:p>
+      <w:pPr>
         <w:spacing w:after="240" w:before="240" w:lineRule="auto"/>
         <w:rPr/>
       </w:pPr>
@@ -22542,6 +28012,42 @@
     </w:p>
     <w:p>
       <w:pPr>
+        <w:ind w:left="720" w:firstLine="0"/>
+        <w:rPr/>
+      </w:pPr>
+      <w:r>
+        <w:rPr>
+          <w:rtl w:val="0"/>
+        </w:rPr>
+        <w:t xml:space="preserve">• </w:t>
+      </w:r>
+      <w:r>
+        <w:rPr>
+          <w:b w:val="1"/>
+          <w:bCs w:val="1"/>
+          <w:rtl w:val="0"/>
+        </w:rPr>
+        <w:t xml:space="preserve">Figma: </w:t>
+      </w:r>
+      <w:hyperlink r:id="rId121">
+        <w:r>
+          <w:rPr>
+            <w:color w:val="1155CC"/>
+            <w:u w:val="single"/>
+            <w:rtl w:val="0"/>
+          </w:rPr>
+          <w:t xml:space="preserve">RM v2 / 02 Home</w:t>
+        </w:r>
+      </w:hyperlink>
+      <w:r>
+        <w:rPr>
+          <w:rtl w:val="0"/>
+        </w:rPr>
+        <w:t xml:space="preserve"> (header chrome reference; the assistant itself is design direction, not yet drawn)</w:t>
+      </w:r>
+    </w:p>
+    <w:p>
+      <w:pPr>
         <w:spacing w:after="240" w:before="240" w:lineRule="auto"/>
         <w:rPr/>
       </w:pPr>
@@ -22761,6 +28267,36 @@
     </w:p>
     <w:p>
       <w:pPr>
+        <w:ind w:left="720" w:firstLine="0"/>
+        <w:rPr/>
+      </w:pPr>
+      <w:r>
+        <w:rPr>
+          <w:rtl w:val="0"/>
+        </w:rPr>
+        <w:t xml:space="preserve">• </w:t>
+      </w:r>
+      <w:r>
+        <w:rPr>
+          <w:b w:val="1"/>
+          <w:bCs w:val="1"/>
+          <w:rtl w:val="0"/>
+        </w:rPr>
+        <w:t xml:space="preserve">Figma: </w:t>
+      </w:r>
+      <w:hyperlink r:id="rId122">
+        <w:r>
+          <w:rPr>
+            <w:color w:val="1155CC"/>
+            <w:u w:val="single"/>
+            <w:rtl w:val="0"/>
+          </w:rPr>
+          <w:t xml:space="preserve">RM v2 / 26 Switch mode (preview)</w:t>
+        </w:r>
+      </w:hyperlink>
+    </w:p>
+    <w:p>
+      <w:pPr>
         <w:rPr/>
       </w:pPr>
       <w:r>
@@ -22869,6 +28405,36 @@
     </w:p>
     <w:p>
       <w:pPr>
+        <w:ind w:left="720" w:firstLine="0"/>
+        <w:rPr/>
+      </w:pPr>
+      <w:r>
+        <w:rPr>
+          <w:rtl w:val="0"/>
+        </w:rPr>
+        <w:t xml:space="preserve">• </w:t>
+      </w:r>
+      <w:r>
+        <w:rPr>
+          <w:b w:val="1"/>
+          <w:bCs w:val="1"/>
+          <w:rtl w:val="0"/>
+        </w:rPr>
+        <w:t xml:space="preserve">Figma: </w:t>
+      </w:r>
+      <w:hyperlink r:id="rId122">
+        <w:r>
+          <w:rPr>
+            <w:color w:val="1155CC"/>
+            <w:u w:val="single"/>
+            <w:rtl w:val="0"/>
+          </w:rPr>
+          <w:t xml:space="preserve">RM v2 / 26 Switch mode (preview)</w:t>
+        </w:r>
+      </w:hyperlink>
+    </w:p>
+    <w:p>
+      <w:pPr>
         <w:rPr/>
       </w:pPr>
       <w:r>
@@ -22977,6 +28543,36 @@
     </w:p>
     <w:p>
       <w:pPr>
+        <w:ind w:left="720" w:firstLine="0"/>
+        <w:rPr/>
+      </w:pPr>
+      <w:r>
+        <w:rPr>
+          <w:rtl w:val="0"/>
+        </w:rPr>
+        <w:t xml:space="preserve">• </w:t>
+      </w:r>
+      <w:r>
+        <w:rPr>
+          <w:b w:val="1"/>
+          <w:bCs w:val="1"/>
+          <w:rtl w:val="0"/>
+        </w:rPr>
+        <w:t xml:space="preserve">Figma: </w:t>
+      </w:r>
+      <w:hyperlink r:id="rId122">
+        <w:r>
+          <w:rPr>
+            <w:color w:val="1155CC"/>
+            <w:u w:val="single"/>
+            <w:rtl w:val="0"/>
+          </w:rPr>
+          <w:t xml:space="preserve">RM v2 / 26 Switch mode (preview)</w:t>
+        </w:r>
+      </w:hyperlink>
+    </w:p>
+    <w:p>
+      <w:pPr>
         <w:rPr/>
       </w:pPr>
       <w:r>
@@ -23111,6 +28707,36 @@
     </w:p>
     <w:p>
       <w:pPr>
+        <w:ind w:left="720" w:firstLine="0"/>
+        <w:rPr/>
+      </w:pPr>
+      <w:r>
+        <w:rPr>
+          <w:rtl w:val="0"/>
+        </w:rPr>
+        <w:t xml:space="preserve">• </w:t>
+      </w:r>
+      <w:r>
+        <w:rPr>
+          <w:b w:val="1"/>
+          <w:bCs w:val="1"/>
+          <w:rtl w:val="0"/>
+        </w:rPr>
+        <w:t xml:space="preserve">Figma: </w:t>
+      </w:r>
+      <w:hyperlink r:id="rId122">
+        <w:r>
+          <w:rPr>
+            <w:color w:val="1155CC"/>
+            <w:u w:val="single"/>
+            <w:rtl w:val="0"/>
+          </w:rPr>
+          <w:t xml:space="preserve">RM v2 / 26 Switch mode (preview)</w:t>
+        </w:r>
+      </w:hyperlink>
+    </w:p>
+    <w:p>
+      <w:pPr>
         <w:rPr/>
       </w:pPr>
       <w:r>
@@ -23219,6 +28845,36 @@
     </w:p>
     <w:p>
       <w:pPr>
+        <w:ind w:left="720" w:firstLine="0"/>
+        <w:rPr/>
+      </w:pPr>
+      <w:r>
+        <w:rPr>
+          <w:rtl w:val="0"/>
+        </w:rPr>
+        <w:t xml:space="preserve">• </w:t>
+      </w:r>
+      <w:r>
+        <w:rPr>
+          <w:b w:val="1"/>
+          <w:bCs w:val="1"/>
+          <w:rtl w:val="0"/>
+        </w:rPr>
+        <w:t xml:space="preserve">Figma: </w:t>
+      </w:r>
+      <w:hyperlink r:id="rId122">
+        <w:r>
+          <w:rPr>
+            <w:color w:val="1155CC"/>
+            <w:u w:val="single"/>
+            <w:rtl w:val="0"/>
+          </w:rPr>
+          <w:t xml:space="preserve">RM v2 / 26 Switch mode (preview)</w:t>
+        </w:r>
+      </w:hyperlink>
+    </w:p>
+    <w:p>
+      <w:pPr>
         <w:pStyle w:val="Heading2"/>
         <w:rPr/>
       </w:pPr>
@@ -23415,6 +29071,36 @@
     </w:p>
     <w:p>
       <w:pPr>
+        <w:ind w:left="720" w:firstLine="0"/>
+        <w:rPr/>
+      </w:pPr>
+      <w:r>
+        <w:rPr>
+          <w:rtl w:val="0"/>
+        </w:rPr>
+        <w:t xml:space="preserve">• </w:t>
+      </w:r>
+      <w:r>
+        <w:rPr>
+          <w:b w:val="1"/>
+          <w:bCs w:val="1"/>
+          <w:rtl w:val="0"/>
+        </w:rPr>
+        <w:t xml:space="preserve">Figma: </w:t>
+      </w:r>
+      <w:hyperlink r:id="rId123">
+        <w:r>
+          <w:rPr>
+            <w:color w:val="1155CC"/>
+            <w:u w:val="single"/>
+            <w:rtl w:val="0"/>
+          </w:rPr>
+          <w:t xml:space="preserve">RM v2 / 27 This month (preview)</w:t>
+        </w:r>
+      </w:hyperlink>
+    </w:p>
+    <w:p>
+      <w:pPr>
         <w:rPr/>
       </w:pPr>
       <w:r>
@@ -23523,6 +29209,36 @@
     </w:p>
     <w:p>
       <w:pPr>
+        <w:ind w:left="720" w:firstLine="0"/>
+        <w:rPr/>
+      </w:pPr>
+      <w:r>
+        <w:rPr>
+          <w:rtl w:val="0"/>
+        </w:rPr>
+        <w:t xml:space="preserve">• </w:t>
+      </w:r>
+      <w:r>
+        <w:rPr>
+          <w:b w:val="1"/>
+          <w:bCs w:val="1"/>
+          <w:rtl w:val="0"/>
+        </w:rPr>
+        <w:t xml:space="preserve">Figma: </w:t>
+      </w:r>
+      <w:hyperlink r:id="rId123">
+        <w:r>
+          <w:rPr>
+            <w:color w:val="1155CC"/>
+            <w:u w:val="single"/>
+            <w:rtl w:val="0"/>
+          </w:rPr>
+          <w:t xml:space="preserve">RM v2 / 27 This month (preview)</w:t>
+        </w:r>
+      </w:hyperlink>
+    </w:p>
+    <w:p>
+      <w:pPr>
         <w:rPr/>
       </w:pPr>
       <w:r>
@@ -23631,6 +29347,36 @@
     </w:p>
     <w:p>
       <w:pPr>
+        <w:ind w:left="720" w:firstLine="0"/>
+        <w:rPr/>
+      </w:pPr>
+      <w:r>
+        <w:rPr>
+          <w:rtl w:val="0"/>
+        </w:rPr>
+        <w:t xml:space="preserve">• </w:t>
+      </w:r>
+      <w:r>
+        <w:rPr>
+          <w:b w:val="1"/>
+          <w:bCs w:val="1"/>
+          <w:rtl w:val="0"/>
+        </w:rPr>
+        <w:t xml:space="preserve">Figma: </w:t>
+      </w:r>
+      <w:hyperlink r:id="rId123">
+        <w:r>
+          <w:rPr>
+            <w:color w:val="1155CC"/>
+            <w:u w:val="single"/>
+            <w:rtl w:val="0"/>
+          </w:rPr>
+          <w:t xml:space="preserve">RM v2 / 27 This month (preview)</w:t>
+        </w:r>
+      </w:hyperlink>
+    </w:p>
+    <w:p>
+      <w:pPr>
         <w:rPr>
           <w:b w:val="1"/>
           <w:bCs w:val="1"/>
@@ -23773,6 +29519,36 @@
     </w:p>
     <w:p>
       <w:pPr>
+        <w:ind w:left="720" w:firstLine="0"/>
+        <w:rPr/>
+      </w:pPr>
+      <w:r>
+        <w:rPr>
+          <w:rtl w:val="0"/>
+        </w:rPr>
+        <w:t xml:space="preserve">• </w:t>
+      </w:r>
+      <w:r>
+        <w:rPr>
+          <w:b w:val="1"/>
+          <w:bCs w:val="1"/>
+          <w:rtl w:val="0"/>
+        </w:rPr>
+        <w:t xml:space="preserve">Figma: </w:t>
+      </w:r>
+      <w:hyperlink r:id="rId123">
+        <w:r>
+          <w:rPr>
+            <w:color w:val="1155CC"/>
+            <w:u w:val="single"/>
+            <w:rtl w:val="0"/>
+          </w:rPr>
+          <w:t xml:space="preserve">RM v2 / 27 This month (preview)</w:t>
+        </w:r>
+      </w:hyperlink>
+    </w:p>
+    <w:p>
+      <w:pPr>
         <w:rPr/>
       </w:pPr>
       <w:r>
@@ -23881,6 +29657,36 @@
     </w:p>
     <w:p>
       <w:pPr>
+        <w:ind w:left="720" w:firstLine="0"/>
+        <w:rPr/>
+      </w:pPr>
+      <w:r>
+        <w:rPr>
+          <w:rtl w:val="0"/>
+        </w:rPr>
+        <w:t xml:space="preserve">• </w:t>
+      </w:r>
+      <w:r>
+        <w:rPr>
+          <w:b w:val="1"/>
+          <w:bCs w:val="1"/>
+          <w:rtl w:val="0"/>
+        </w:rPr>
+        <w:t xml:space="preserve">Figma: </w:t>
+      </w:r>
+      <w:hyperlink r:id="rId123">
+        <w:r>
+          <w:rPr>
+            <w:color w:val="1155CC"/>
+            <w:u w:val="single"/>
+            <w:rtl w:val="0"/>
+          </w:rPr>
+          <w:t xml:space="preserve">RM v2 / 27 This month (preview)</w:t>
+        </w:r>
+      </w:hyperlink>
+    </w:p>
+    <w:p>
+      <w:pPr>
         <w:pStyle w:val="Heading2"/>
         <w:rPr/>
       </w:pPr>
@@ -24077,6 +29883,36 @@
     </w:p>
     <w:p>
       <w:pPr>
+        <w:ind w:left="720" w:firstLine="0"/>
+        <w:rPr/>
+      </w:pPr>
+      <w:r>
+        <w:rPr>
+          <w:rtl w:val="0"/>
+        </w:rPr>
+        <w:t xml:space="preserve">• </w:t>
+      </w:r>
+      <w:r>
+        <w:rPr>
+          <w:b w:val="1"/>
+          <w:bCs w:val="1"/>
+          <w:rtl w:val="0"/>
+        </w:rPr>
+        <w:t xml:space="preserve">Figma: </w:t>
+      </w:r>
+      <w:hyperlink r:id="rId124">
+        <w:r>
+          <w:rPr>
+            <w:color w:val="1155CC"/>
+            <w:u w:val="single"/>
+            <w:rtl w:val="0"/>
+          </w:rPr>
+          <w:t xml:space="preserve">RM v2 / 28 Earlier test vs what happened (preview)</w:t>
+        </w:r>
+      </w:hyperlink>
+    </w:p>
+    <w:p>
+      <w:pPr>
         <w:rPr/>
       </w:pPr>
       <w:r>
@@ -24185,6 +30021,36 @@
     </w:p>
     <w:p>
       <w:pPr>
+        <w:ind w:left="720" w:firstLine="0"/>
+        <w:rPr/>
+      </w:pPr>
+      <w:r>
+        <w:rPr>
+          <w:rtl w:val="0"/>
+        </w:rPr>
+        <w:t xml:space="preserve">• </w:t>
+      </w:r>
+      <w:r>
+        <w:rPr>
+          <w:b w:val="1"/>
+          <w:bCs w:val="1"/>
+          <w:rtl w:val="0"/>
+        </w:rPr>
+        <w:t xml:space="preserve">Figma: </w:t>
+      </w:r>
+      <w:hyperlink r:id="rId124">
+        <w:r>
+          <w:rPr>
+            <w:color w:val="1155CC"/>
+            <w:u w:val="single"/>
+            <w:rtl w:val="0"/>
+          </w:rPr>
+          <w:t xml:space="preserve">RM v2 / 28 Earlier test vs what happened (preview)</w:t>
+        </w:r>
+      </w:hyperlink>
+    </w:p>
+    <w:p>
+      <w:pPr>
         <w:rPr/>
       </w:pPr>
       <w:r>
@@ -24293,6 +30159,36 @@
     </w:p>
     <w:p>
       <w:pPr>
+        <w:ind w:left="720" w:firstLine="0"/>
+        <w:rPr/>
+      </w:pPr>
+      <w:r>
+        <w:rPr>
+          <w:rtl w:val="0"/>
+        </w:rPr>
+        <w:t xml:space="preserve">• </w:t>
+      </w:r>
+      <w:r>
+        <w:rPr>
+          <w:b w:val="1"/>
+          <w:bCs w:val="1"/>
+          <w:rtl w:val="0"/>
+        </w:rPr>
+        <w:t xml:space="preserve">Figma: </w:t>
+      </w:r>
+      <w:hyperlink r:id="rId124">
+        <w:r>
+          <w:rPr>
+            <w:color w:val="1155CC"/>
+            <w:u w:val="single"/>
+            <w:rtl w:val="0"/>
+          </w:rPr>
+          <w:t xml:space="preserve">RM v2 / 28 Earlier test vs what happened (preview)</w:t>
+        </w:r>
+      </w:hyperlink>
+    </w:p>
+    <w:p>
+      <w:pPr>
         <w:rPr/>
       </w:pPr>
       <w:r>
@@ -24401,6 +30297,36 @@
     </w:p>
     <w:p>
       <w:pPr>
+        <w:ind w:left="720" w:firstLine="0"/>
+        <w:rPr/>
+      </w:pPr>
+      <w:r>
+        <w:rPr>
+          <w:rtl w:val="0"/>
+        </w:rPr>
+        <w:t xml:space="preserve">• </w:t>
+      </w:r>
+      <w:r>
+        <w:rPr>
+          <w:b w:val="1"/>
+          <w:bCs w:val="1"/>
+          <w:rtl w:val="0"/>
+        </w:rPr>
+        <w:t xml:space="preserve">Figma: </w:t>
+      </w:r>
+      <w:hyperlink r:id="rId124">
+        <w:r>
+          <w:rPr>
+            <w:color w:val="1155CC"/>
+            <w:u w:val="single"/>
+            <w:rtl w:val="0"/>
+          </w:rPr>
+          <w:t xml:space="preserve">RM v2 / 28 Earlier test vs what happened (preview)</w:t>
+        </w:r>
+      </w:hyperlink>
+    </w:p>
+    <w:p>
+      <w:pPr>
         <w:rPr/>
       </w:pPr>
       <w:r>
@@ -24509,6 +30435,36 @@
     </w:p>
     <w:p>
       <w:pPr>
+        <w:ind w:left="720" w:firstLine="0"/>
+        <w:rPr/>
+      </w:pPr>
+      <w:r>
+        <w:rPr>
+          <w:rtl w:val="0"/>
+        </w:rPr>
+        <w:t xml:space="preserve">• </w:t>
+      </w:r>
+      <w:r>
+        <w:rPr>
+          <w:b w:val="1"/>
+          <w:bCs w:val="1"/>
+          <w:rtl w:val="0"/>
+        </w:rPr>
+        <w:t xml:space="preserve">Figma: </w:t>
+      </w:r>
+      <w:hyperlink r:id="rId124">
+        <w:r>
+          <w:rPr>
+            <w:color w:val="1155CC"/>
+            <w:u w:val="single"/>
+            <w:rtl w:val="0"/>
+          </w:rPr>
+          <w:t xml:space="preserve">RM v2 / 28 Earlier test vs what happened (preview)</w:t>
+        </w:r>
+      </w:hyperlink>
+    </w:p>
+    <w:p>
+      <w:pPr>
         <w:pStyle w:val="Heading1"/>
         <w:rPr/>
       </w:pPr>
@@ -24736,6 +30692,36 @@
     </w:p>
     <w:p>
       <w:pPr>
+        <w:ind w:left="720" w:firstLine="0"/>
+        <w:rPr/>
+      </w:pPr>
+      <w:r>
+        <w:rPr>
+          <w:rtl w:val="0"/>
+        </w:rPr>
+        <w:t xml:space="preserve">• </w:t>
+      </w:r>
+      <w:r>
+        <w:rPr>
+          <w:b w:val="1"/>
+          <w:bCs w:val="1"/>
+          <w:rtl w:val="0"/>
+        </w:rPr>
+        <w:t xml:space="preserve">Figma: </w:t>
+      </w:r>
+      <w:hyperlink r:id="rId125">
+        <w:r>
+          <w:rPr>
+            <w:color w:val="1155CC"/>
+            <w:u w:val="single"/>
+            <w:rtl w:val="0"/>
+          </w:rPr>
+          <w:t xml:space="preserve">RM v2 / 14 Your record</w:t>
+        </w:r>
+      </w:hyperlink>
+    </w:p>
+    <w:p>
+      <w:pPr>
         <w:rPr/>
       </w:pPr>
       <w:r>
@@ -24844,6 +30830,36 @@
     </w:p>
     <w:p>
       <w:pPr>
+        <w:ind w:left="720" w:firstLine="0"/>
+        <w:rPr/>
+      </w:pPr>
+      <w:r>
+        <w:rPr>
+          <w:rtl w:val="0"/>
+        </w:rPr>
+        <w:t xml:space="preserve">• </w:t>
+      </w:r>
+      <w:r>
+        <w:rPr>
+          <w:b w:val="1"/>
+          <w:bCs w:val="1"/>
+          <w:rtl w:val="0"/>
+        </w:rPr>
+        <w:t xml:space="preserve">Figma: </w:t>
+      </w:r>
+      <w:hyperlink r:id="rId125">
+        <w:r>
+          <w:rPr>
+            <w:color w:val="1155CC"/>
+            <w:u w:val="single"/>
+            <w:rtl w:val="0"/>
+          </w:rPr>
+          <w:t xml:space="preserve">RM v2 / 14 Your record</w:t>
+        </w:r>
+      </w:hyperlink>
+    </w:p>
+    <w:p>
+      <w:pPr>
         <w:rPr/>
       </w:pPr>
       <w:r>
@@ -24952,6 +30968,36 @@
     </w:p>
     <w:p>
       <w:pPr>
+        <w:ind w:left="720" w:firstLine="0"/>
+        <w:rPr/>
+      </w:pPr>
+      <w:r>
+        <w:rPr>
+          <w:rtl w:val="0"/>
+        </w:rPr>
+        <w:t xml:space="preserve">• </w:t>
+      </w:r>
+      <w:r>
+        <w:rPr>
+          <w:b w:val="1"/>
+          <w:bCs w:val="1"/>
+          <w:rtl w:val="0"/>
+        </w:rPr>
+        <w:t xml:space="preserve">Figma: </w:t>
+      </w:r>
+      <w:hyperlink r:id="rId125">
+        <w:r>
+          <w:rPr>
+            <w:color w:val="1155CC"/>
+            <w:u w:val="single"/>
+            <w:rtl w:val="0"/>
+          </w:rPr>
+          <w:t xml:space="preserve">RM v2 / 14 Your record</w:t>
+        </w:r>
+      </w:hyperlink>
+    </w:p>
+    <w:p>
+      <w:pPr>
         <w:rPr/>
       </w:pPr>
       <w:r>
@@ -25060,6 +31106,36 @@
     </w:p>
     <w:p>
       <w:pPr>
+        <w:ind w:left="720" w:firstLine="0"/>
+        <w:rPr/>
+      </w:pPr>
+      <w:r>
+        <w:rPr>
+          <w:rtl w:val="0"/>
+        </w:rPr>
+        <w:t xml:space="preserve">• </w:t>
+      </w:r>
+      <w:r>
+        <w:rPr>
+          <w:b w:val="1"/>
+          <w:bCs w:val="1"/>
+          <w:rtl w:val="0"/>
+        </w:rPr>
+        <w:t xml:space="preserve">Figma: </w:t>
+      </w:r>
+      <w:hyperlink r:id="rId125">
+        <w:r>
+          <w:rPr>
+            <w:color w:val="1155CC"/>
+            <w:u w:val="single"/>
+            <w:rtl w:val="0"/>
+          </w:rPr>
+          <w:t xml:space="preserve">RM v2 / 14 Your record</w:t>
+        </w:r>
+      </w:hyperlink>
+    </w:p>
+    <w:p>
+      <w:pPr>
         <w:rPr/>
       </w:pPr>
       <w:r>
@@ -25168,6 +31244,36 @@
     </w:p>
     <w:p>
       <w:pPr>
+        <w:ind w:left="720" w:firstLine="0"/>
+        <w:rPr/>
+      </w:pPr>
+      <w:r>
+        <w:rPr>
+          <w:rtl w:val="0"/>
+        </w:rPr>
+        <w:t xml:space="preserve">• </w:t>
+      </w:r>
+      <w:r>
+        <w:rPr>
+          <w:b w:val="1"/>
+          <w:bCs w:val="1"/>
+          <w:rtl w:val="0"/>
+        </w:rPr>
+        <w:t xml:space="preserve">Figma: </w:t>
+      </w:r>
+      <w:hyperlink r:id="rId125">
+        <w:r>
+          <w:rPr>
+            <w:color w:val="1155CC"/>
+            <w:u w:val="single"/>
+            <w:rtl w:val="0"/>
+          </w:rPr>
+          <w:t xml:space="preserve">RM v2 / 14 Your record</w:t>
+        </w:r>
+      </w:hyperlink>
+    </w:p>
+    <w:p>
+      <w:pPr>
         <w:pStyle w:val="Heading2"/>
         <w:rPr/>
       </w:pPr>
@@ -25338,6 +31444,36 @@
     </w:p>
     <w:p>
       <w:pPr>
+        <w:ind w:left="720" w:firstLine="0"/>
+        <w:rPr/>
+      </w:pPr>
+      <w:r>
+        <w:rPr>
+          <w:rtl w:val="0"/>
+        </w:rPr>
+        <w:t xml:space="preserve">• </w:t>
+      </w:r>
+      <w:r>
+        <w:rPr>
+          <w:b w:val="1"/>
+          <w:bCs w:val="1"/>
+          <w:rtl w:val="0"/>
+        </w:rPr>
+        <w:t xml:space="preserve">Figma: </w:t>
+      </w:r>
+      <w:hyperlink r:id="rId111">
+        <w:r>
+          <w:rPr>
+            <w:color w:val="1155CC"/>
+            <w:u w:val="single"/>
+            <w:rtl w:val="0"/>
+          </w:rPr>
+          <w:t xml:space="preserve">RM v2 / 05 Result</w:t>
+        </w:r>
+      </w:hyperlink>
+    </w:p>
+    <w:p>
+      <w:pPr>
         <w:rPr/>
       </w:pPr>
       <w:r>
@@ -25446,6 +31582,36 @@
     </w:p>
     <w:p>
       <w:pPr>
+        <w:ind w:left="720" w:firstLine="0"/>
+        <w:rPr/>
+      </w:pPr>
+      <w:r>
+        <w:rPr>
+          <w:rtl w:val="0"/>
+        </w:rPr>
+        <w:t xml:space="preserve">• </w:t>
+      </w:r>
+      <w:r>
+        <w:rPr>
+          <w:b w:val="1"/>
+          <w:bCs w:val="1"/>
+          <w:rtl w:val="0"/>
+        </w:rPr>
+        <w:t xml:space="preserve">Figma: </w:t>
+      </w:r>
+      <w:hyperlink r:id="rId111">
+        <w:r>
+          <w:rPr>
+            <w:color w:val="1155CC"/>
+            <w:u w:val="single"/>
+            <w:rtl w:val="0"/>
+          </w:rPr>
+          <w:t xml:space="preserve">RM v2 / 05 Result</w:t>
+        </w:r>
+      </w:hyperlink>
+    </w:p>
+    <w:p>
+      <w:pPr>
         <w:rPr/>
       </w:pPr>
       <w:r>
@@ -25554,6 +31720,36 @@
     </w:p>
     <w:p>
       <w:pPr>
+        <w:ind w:left="720" w:firstLine="0"/>
+        <w:rPr/>
+      </w:pPr>
+      <w:r>
+        <w:rPr>
+          <w:rtl w:val="0"/>
+        </w:rPr>
+        <w:t xml:space="preserve">• </w:t>
+      </w:r>
+      <w:r>
+        <w:rPr>
+          <w:b w:val="1"/>
+          <w:bCs w:val="1"/>
+          <w:rtl w:val="0"/>
+        </w:rPr>
+        <w:t xml:space="preserve">Figma: </w:t>
+      </w:r>
+      <w:hyperlink r:id="rId125">
+        <w:r>
+          <w:rPr>
+            <w:color w:val="1155CC"/>
+            <w:u w:val="single"/>
+            <w:rtl w:val="0"/>
+          </w:rPr>
+          <w:t xml:space="preserve">RM v2 / 14 Your record</w:t>
+        </w:r>
+      </w:hyperlink>
+    </w:p>
+    <w:p>
+      <w:pPr>
         <w:rPr/>
       </w:pPr>
       <w:r>
@@ -25662,6 +31858,36 @@
     </w:p>
     <w:p>
       <w:pPr>
+        <w:ind w:left="720" w:firstLine="0"/>
+        <w:rPr/>
+      </w:pPr>
+      <w:r>
+        <w:rPr>
+          <w:rtl w:val="0"/>
+        </w:rPr>
+        <w:t xml:space="preserve">• </w:t>
+      </w:r>
+      <w:r>
+        <w:rPr>
+          <w:b w:val="1"/>
+          <w:bCs w:val="1"/>
+          <w:rtl w:val="0"/>
+        </w:rPr>
+        <w:t xml:space="preserve">Figma: </w:t>
+      </w:r>
+      <w:hyperlink r:id="rId125">
+        <w:r>
+          <w:rPr>
+            <w:color w:val="1155CC"/>
+            <w:u w:val="single"/>
+            <w:rtl w:val="0"/>
+          </w:rPr>
+          <w:t xml:space="preserve">RM v2 / 14 Your record</w:t>
+        </w:r>
+      </w:hyperlink>
+    </w:p>
+    <w:p>
+      <w:pPr>
         <w:rPr/>
       </w:pPr>
       <w:r>
@@ -25770,6 +31996,36 @@
     </w:p>
     <w:p>
       <w:pPr>
+        <w:ind w:left="720" w:firstLine="0"/>
+        <w:rPr/>
+      </w:pPr>
+      <w:r>
+        <w:rPr>
+          <w:rtl w:val="0"/>
+        </w:rPr>
+        <w:t xml:space="preserve">• </w:t>
+      </w:r>
+      <w:r>
+        <w:rPr>
+          <w:b w:val="1"/>
+          <w:bCs w:val="1"/>
+          <w:rtl w:val="0"/>
+        </w:rPr>
+        <w:t xml:space="preserve">Figma: </w:t>
+      </w:r>
+      <w:hyperlink r:id="rId125">
+        <w:r>
+          <w:rPr>
+            <w:color w:val="1155CC"/>
+            <w:u w:val="single"/>
+            <w:rtl w:val="0"/>
+          </w:rPr>
+          <w:t xml:space="preserve">RM v2 / 14 Your record</w:t>
+        </w:r>
+      </w:hyperlink>
+    </w:p>
+    <w:p>
+      <w:pPr>
         <w:rPr>
           <w:b w:val="1"/>
           <w:bCs w:val="1"/>
@@ -25937,6 +32193,42 @@
     </w:p>
     <w:p>
       <w:pPr>
+        <w:ind w:left="720" w:firstLine="0"/>
+        <w:rPr/>
+      </w:pPr>
+      <w:r>
+        <w:rPr>
+          <w:rtl w:val="0"/>
+        </w:rPr>
+        <w:t xml:space="preserve">• </w:t>
+      </w:r>
+      <w:r>
+        <w:rPr>
+          <w:b w:val="1"/>
+          <w:bCs w:val="1"/>
+          <w:rtl w:val="0"/>
+        </w:rPr>
+        <w:t xml:space="preserve">Figma: </w:t>
+      </w:r>
+      <w:hyperlink r:id="rId121">
+        <w:r>
+          <w:rPr>
+            <w:color w:val="1155CC"/>
+            <w:u w:val="single"/>
+            <w:rtl w:val="0"/>
+          </w:rPr>
+          <w:t xml:space="preserve">RM v2 / 02 Home</w:t>
+        </w:r>
+      </w:hyperlink>
+      <w:r>
+        <w:rPr>
+          <w:rtl w:val="0"/>
+        </w:rPr>
+        <w:t xml:space="preserve"> (the language pill sits in every header; the picker opens as a sheet)</w:t>
+      </w:r>
+    </w:p>
+    <w:p>
+      <w:pPr>
         <w:ind w:left="0" w:firstLine="0"/>
         <w:rPr/>
       </w:pPr>
@@ -26065,6 +32357,42 @@
     </w:p>
     <w:p>
       <w:pPr>
+        <w:ind w:left="720" w:firstLine="0"/>
+        <w:rPr/>
+      </w:pPr>
+      <w:r>
+        <w:rPr>
+          <w:rtl w:val="0"/>
+        </w:rPr>
+        <w:t xml:space="preserve">• </w:t>
+      </w:r>
+      <w:r>
+        <w:rPr>
+          <w:b w:val="1"/>
+          <w:bCs w:val="1"/>
+          <w:rtl w:val="0"/>
+        </w:rPr>
+        <w:t xml:space="preserve">Figma: </w:t>
+      </w:r>
+      <w:hyperlink r:id="rId121">
+        <w:r>
+          <w:rPr>
+            <w:color w:val="1155CC"/>
+            <w:u w:val="single"/>
+            <w:rtl w:val="0"/>
+          </w:rPr>
+          <w:t xml:space="preserve">RM v2 / 02 Home</w:t>
+        </w:r>
+      </w:hyperlink>
+      <w:r>
+        <w:rPr>
+          <w:rtl w:val="0"/>
+        </w:rPr>
+        <w:t xml:space="preserve"> (the language pill sits in every header; the picker opens as a sheet)</w:t>
+      </w:r>
+    </w:p>
+    <w:p>
+      <w:pPr>
         <w:ind w:left="0" w:firstLine="0"/>
         <w:rPr/>
       </w:pPr>
@@ -26163,6 +32491,42 @@
           <w:rtl w:val="0"/>
         </w:rPr>
         <w:t xml:space="preserve">the pill label updates (EN / BM / 中文) and persists across navigation for the session; each language names itself in its own language inside the sheet.</w:t>
+      </w:r>
+    </w:p>
+    <w:p>
+      <w:pPr>
+        <w:ind w:left="720" w:firstLine="0"/>
+        <w:rPr/>
+      </w:pPr>
+      <w:r>
+        <w:rPr>
+          <w:rtl w:val="0"/>
+        </w:rPr>
+        <w:t xml:space="preserve">• </w:t>
+      </w:r>
+      <w:r>
+        <w:rPr>
+          <w:b w:val="1"/>
+          <w:bCs w:val="1"/>
+          <w:rtl w:val="0"/>
+        </w:rPr>
+        <w:t xml:space="preserve">Figma: </w:t>
+      </w:r>
+      <w:hyperlink r:id="rId121">
+        <w:r>
+          <w:rPr>
+            <w:color w:val="1155CC"/>
+            <w:u w:val="single"/>
+            <w:rtl w:val="0"/>
+          </w:rPr>
+          <w:t xml:space="preserve">RM v2 / 02 Home</w:t>
+        </w:r>
+      </w:hyperlink>
+      <w:r>
+        <w:rPr>
+          <w:rtl w:val="0"/>
+        </w:rPr>
+        <w:t xml:space="preserve"> (the language pill sits in every header; the picker opens as a sheet)</w:t>
       </w:r>
     </w:p>
     <w:p>
@@ -26307,6 +32671,36 @@
     </w:p>
     <w:p>
       <w:pPr>
+        <w:ind w:left="720" w:firstLine="0"/>
+        <w:rPr/>
+      </w:pPr>
+      <w:r>
+        <w:rPr>
+          <w:rtl w:val="0"/>
+        </w:rPr>
+        <w:t xml:space="preserve">• </w:t>
+      </w:r>
+      <w:r>
+        <w:rPr>
+          <w:b w:val="1"/>
+          <w:bCs w:val="1"/>
+          <w:rtl w:val="0"/>
+        </w:rPr>
+        <w:t xml:space="preserve">Figma: </w:t>
+      </w:r>
+      <w:hyperlink r:id="rId126">
+        <w:r>
+          <w:rPr>
+            <w:color w:val="1155CC"/>
+            <w:u w:val="single"/>
+            <w:rtl w:val="0"/>
+          </w:rPr>
+          <w:t xml:space="preserve">RM v2 / Tab bar component</w:t>
+        </w:r>
+      </w:hyperlink>
+    </w:p>
+    <w:p>
+      <w:pPr>
         <w:rPr/>
       </w:pPr>
       <w:r>
@@ -26406,6 +32800,36 @@
     </w:p>
     <w:p>
       <w:pPr>
+        <w:ind w:left="720" w:firstLine="0"/>
+        <w:rPr/>
+      </w:pPr>
+      <w:r>
+        <w:rPr>
+          <w:rtl w:val="0"/>
+        </w:rPr>
+        <w:t xml:space="preserve">• </w:t>
+      </w:r>
+      <w:r>
+        <w:rPr>
+          <w:b w:val="1"/>
+          <w:bCs w:val="1"/>
+          <w:rtl w:val="0"/>
+        </w:rPr>
+        <w:t xml:space="preserve">Figma: </w:t>
+      </w:r>
+      <w:hyperlink r:id="rId126">
+        <w:r>
+          <w:rPr>
+            <w:color w:val="1155CC"/>
+            <w:u w:val="single"/>
+            <w:rtl w:val="0"/>
+          </w:rPr>
+          <w:t xml:space="preserve">RM v2 / Tab bar component</w:t>
+        </w:r>
+      </w:hyperlink>
+    </w:p>
+    <w:p>
+      <w:pPr>
         <w:rPr/>
       </w:pPr>
       <w:r>
@@ -26505,6 +32929,36 @@
     </w:p>
     <w:p>
       <w:pPr>
+        <w:ind w:left="720" w:firstLine="0"/>
+        <w:rPr/>
+      </w:pPr>
+      <w:r>
+        <w:rPr>
+          <w:rtl w:val="0"/>
+        </w:rPr>
+        <w:t xml:space="preserve">• </w:t>
+      </w:r>
+      <w:r>
+        <w:rPr>
+          <w:b w:val="1"/>
+          <w:bCs w:val="1"/>
+          <w:rtl w:val="0"/>
+        </w:rPr>
+        <w:t xml:space="preserve">Figma: </w:t>
+      </w:r>
+      <w:hyperlink r:id="rId126">
+        <w:r>
+          <w:rPr>
+            <w:color w:val="1155CC"/>
+            <w:u w:val="single"/>
+            <w:rtl w:val="0"/>
+          </w:rPr>
+          <w:t xml:space="preserve">RM v2 / Tab bar component</w:t>
+        </w:r>
+      </w:hyperlink>
+    </w:p>
+    <w:p>
+      <w:pPr>
         <w:rPr/>
       </w:pPr>
       <w:r>
@@ -26604,6 +33058,36 @@
     </w:p>
     <w:p>
       <w:pPr>
+        <w:ind w:left="720" w:firstLine="0"/>
+        <w:rPr/>
+      </w:pPr>
+      <w:r>
+        <w:rPr>
+          <w:rtl w:val="0"/>
+        </w:rPr>
+        <w:t xml:space="preserve">• </w:t>
+      </w:r>
+      <w:r>
+        <w:rPr>
+          <w:b w:val="1"/>
+          <w:bCs w:val="1"/>
+          <w:rtl w:val="0"/>
+        </w:rPr>
+        <w:t xml:space="preserve">Figma: </w:t>
+      </w:r>
+      <w:hyperlink r:id="rId126">
+        <w:r>
+          <w:rPr>
+            <w:color w:val="1155CC"/>
+            <w:u w:val="single"/>
+            <w:rtl w:val="0"/>
+          </w:rPr>
+          <w:t xml:space="preserve">RM v2 / Tab bar component</w:t>
+        </w:r>
+      </w:hyperlink>
+    </w:p>
+    <w:p>
+      <w:pPr>
         <w:rPr/>
       </w:pPr>
       <w:r>
@@ -26703,6 +33187,36 @@
     </w:p>
     <w:p>
       <w:pPr>
+        <w:ind w:left="720" w:firstLine="0"/>
+        <w:rPr/>
+      </w:pPr>
+      <w:r>
+        <w:rPr>
+          <w:rtl w:val="0"/>
+        </w:rPr>
+        <w:t xml:space="preserve">• </w:t>
+      </w:r>
+      <w:r>
+        <w:rPr>
+          <w:b w:val="1"/>
+          <w:bCs w:val="1"/>
+          <w:rtl w:val="0"/>
+        </w:rPr>
+        <w:t xml:space="preserve">Figma: </w:t>
+      </w:r>
+      <w:hyperlink r:id="rId126">
+        <w:r>
+          <w:rPr>
+            <w:color w:val="1155CC"/>
+            <w:u w:val="single"/>
+            <w:rtl w:val="0"/>
+          </w:rPr>
+          <w:t xml:space="preserve">RM v2 / Tab bar component</w:t>
+        </w:r>
+      </w:hyperlink>
+    </w:p>
+    <w:p>
+      <w:pPr>
         <w:spacing w:after="240" w:before="240" w:lineRule="auto"/>
         <w:rPr/>
       </w:pPr>
@@ -26826,6 +33340,36 @@
         </w:rPr>
         <w:t xml:space="preserve">back returns to the screen's parent (sub-screens map to their owning tab); tab switches always land on the tab's root. The TabBar stays visible on sub-screens.</w:t>
       </w:r>
+    </w:p>
+    <w:p>
+      <w:pPr>
+        <w:ind w:left="720" w:firstLine="0"/>
+        <w:rPr/>
+      </w:pPr>
+      <w:r>
+        <w:rPr>
+          <w:rtl w:val="0"/>
+        </w:rPr>
+        <w:t xml:space="preserve">• </w:t>
+      </w:r>
+      <w:r>
+        <w:rPr>
+          <w:b w:val="1"/>
+          <w:bCs w:val="1"/>
+          <w:rtl w:val="0"/>
+        </w:rPr>
+        <w:t xml:space="preserve">Figma: </w:t>
+      </w:r>
+      <w:hyperlink r:id="rId126">
+        <w:r>
+          <w:rPr>
+            <w:color w:val="1155CC"/>
+            <w:u w:val="single"/>
+            <w:rtl w:val="0"/>
+          </w:rPr>
+          <w:t xml:space="preserve">RM v2 / Tab bar component</w:t>
+        </w:r>
+      </w:hyperlink>
     </w:p>
     <w:p>
       <w:pPr>
@@ -26975,6 +33519,36 @@
     </w:p>
     <w:p>
       <w:pPr>
+        <w:ind w:left="720" w:firstLine="0"/>
+        <w:rPr/>
+      </w:pPr>
+      <w:r>
+        <w:rPr>
+          <w:rtl w:val="0"/>
+        </w:rPr>
+        <w:t xml:space="preserve">• </w:t>
+      </w:r>
+      <w:r>
+        <w:rPr>
+          <w:b w:val="1"/>
+          <w:bCs w:val="1"/>
+          <w:rtl w:val="0"/>
+        </w:rPr>
+        <w:t xml:space="preserve">Figma: </w:t>
+      </w:r>
+      <w:hyperlink r:id="rId127">
+        <w:r>
+          <w:rPr>
+            <w:color w:val="1155CC"/>
+            <w:u w:val="single"/>
+            <w:rtl w:val="0"/>
+          </w:rPr>
+          <w:t xml:space="preserve">RM v2 / Button Primary component</w:t>
+        </w:r>
+      </w:hyperlink>
+    </w:p>
+    <w:p>
+      <w:pPr>
         <w:spacing w:after="240" w:before="240" w:lineRule="auto"/>
         <w:rPr/>
       </w:pPr>
@@ -27082,6 +33656,36 @@
     </w:p>
     <w:p>
       <w:pPr>
+        <w:ind w:left="720" w:firstLine="0"/>
+        <w:rPr/>
+      </w:pPr>
+      <w:r>
+        <w:rPr>
+          <w:rtl w:val="0"/>
+        </w:rPr>
+        <w:t xml:space="preserve">• </w:t>
+      </w:r>
+      <w:r>
+        <w:rPr>
+          <w:b w:val="1"/>
+          <w:bCs w:val="1"/>
+          <w:rtl w:val="0"/>
+        </w:rPr>
+        <w:t xml:space="preserve">Figma: </w:t>
+      </w:r>
+      <w:hyperlink r:id="rId127">
+        <w:r>
+          <w:rPr>
+            <w:color w:val="1155CC"/>
+            <w:u w:val="single"/>
+            <w:rtl w:val="0"/>
+          </w:rPr>
+          <w:t xml:space="preserve">RM v2 / Button Primary component</w:t>
+        </w:r>
+      </w:hyperlink>
+    </w:p>
+    <w:p>
+      <w:pPr>
         <w:spacing w:after="240" w:before="240" w:lineRule="auto"/>
         <w:rPr/>
       </w:pPr>
@@ -27189,6 +33793,36 @@
     </w:p>
     <w:p>
       <w:pPr>
+        <w:ind w:left="720" w:firstLine="0"/>
+        <w:rPr/>
+      </w:pPr>
+      <w:r>
+        <w:rPr>
+          <w:rtl w:val="0"/>
+        </w:rPr>
+        <w:t xml:space="preserve">• </w:t>
+      </w:r>
+      <w:r>
+        <w:rPr>
+          <w:b w:val="1"/>
+          <w:bCs w:val="1"/>
+          <w:rtl w:val="0"/>
+        </w:rPr>
+        <w:t xml:space="preserve">Figma: </w:t>
+      </w:r>
+      <w:hyperlink r:id="rId121">
+        <w:r>
+          <w:rPr>
+            <w:color w:val="1155CC"/>
+            <w:u w:val="single"/>
+            <w:rtl w:val="0"/>
+          </w:rPr>
+          <w:t xml:space="preserve">RM v2 / 02 Home</w:t>
+        </w:r>
+      </w:hyperlink>
+    </w:p>
+    <w:p>
+      <w:pPr>
         <w:spacing w:after="240" w:before="240" w:lineRule="auto"/>
         <w:rPr/>
       </w:pPr>
@@ -27296,6 +33930,36 @@
     </w:p>
     <w:p>
       <w:pPr>
+        <w:ind w:left="720" w:firstLine="0"/>
+        <w:rPr/>
+      </w:pPr>
+      <w:r>
+        <w:rPr>
+          <w:rtl w:val="0"/>
+        </w:rPr>
+        <w:t xml:space="preserve">• </w:t>
+      </w:r>
+      <w:r>
+        <w:rPr>
+          <w:b w:val="1"/>
+          <w:bCs w:val="1"/>
+          <w:rtl w:val="0"/>
+        </w:rPr>
+        <w:t xml:space="preserve">Figma: </w:t>
+      </w:r>
+      <w:hyperlink r:id="rId111">
+        <w:r>
+          <w:rPr>
+            <w:color w:val="1155CC"/>
+            <w:u w:val="single"/>
+            <w:rtl w:val="0"/>
+          </w:rPr>
+          <w:t xml:space="preserve">RM v2 / 05 Result</w:t>
+        </w:r>
+      </w:hyperlink>
+    </w:p>
+    <w:p>
+      <w:pPr>
         <w:spacing w:after="240" w:before="240" w:lineRule="auto"/>
         <w:rPr/>
       </w:pPr>
@@ -27400,6 +34064,36 @@
         </w:rPr>
         <w:t xml:space="preserve">only the gap segment — from the bar top to the cost line — is #F1592A; the bar below stays ink. One-use rule: at most ONE component per screen may use #F1592A (enforced by the audit script); it is reserved for shortfall geometry and never used for buttons, badges or text.</w:t>
       </w:r>
+    </w:p>
+    <w:p>
+      <w:pPr>
+        <w:ind w:left="720" w:firstLine="0"/>
+        <w:rPr/>
+      </w:pPr>
+      <w:r>
+        <w:rPr>
+          <w:rtl w:val="0"/>
+        </w:rPr>
+        <w:t xml:space="preserve">• </w:t>
+      </w:r>
+      <w:r>
+        <w:rPr>
+          <w:b w:val="1"/>
+          <w:bCs w:val="1"/>
+          <w:rtl w:val="0"/>
+        </w:rPr>
+        <w:t xml:space="preserve">Figma: </w:t>
+      </w:r>
+      <w:hyperlink r:id="rId111">
+        <w:r>
+          <w:rPr>
+            <w:color w:val="1155CC"/>
+            <w:u w:val="single"/>
+            <w:rtl w:val="0"/>
+          </w:rPr>
+          <w:t xml:space="preserve">RM v2 / 05 Result</w:t>
+        </w:r>
+      </w:hyperlink>
     </w:p>
     <w:p>
       <w:pPr>
